--- a/18_DOCX/AUTO_TERMS_0061_0080.docx
+++ b/18_DOCX/AUTO_TERMS_0061_0080.docx
@@ -7,12 +7,55 @@
         <w:pStyle w:val="Heading1"/>
       </w:pPr>
       <w:r>
-        <w:t>AUTO_TERMS_0061_0080 - Sétimo e oitavo lotes de verbetes AUTO</w:t>
-      </w:r>
-    </w:p>
-    <w:p>
-      <w:r>
-        <w:t>————————————————————————</w:t>
+        <w:t>AUTO_TERMS_0061_0080 - Verbetes AUTO</w:t>
+      </w:r>
+    </w:p>
+    <w:p>
+      <w:pPr>
+        <w:pStyle w:val="Heading2"/>
+      </w:pPr>
+      <w:r>
+        <w:t>管理情報</w:t>
+      </w:r>
+    </w:p>
+    <w:p>
+      <w:pPr>
+        <w:pStyle w:val="ListBullet"/>
+      </w:pPr>
+      <w:r>
+        <w:t>Versão: 0.2</w:t>
+      </w:r>
+    </w:p>
+    <w:p>
+      <w:pPr>
+        <w:pStyle w:val="ListBullet"/>
+      </w:pPr>
+      <w:r>
+        <w:t>Data: 2026-06-27</w:t>
+      </w:r>
+    </w:p>
+    <w:p>
+      <w:pPr>
+        <w:pStyle w:val="ListBullet"/>
+      </w:pPr>
+      <w:r>
+        <w:t>Autor: JP-BR Insurance Knowledge Base</w:t>
+      </w:r>
+    </w:p>
+    <w:p>
+      <w:pPr>
+        <w:pStyle w:val="ListBullet"/>
+      </w:pPr>
+      <w:r>
+        <w:t>Histórico: Consolidação atualizada conforme modelo aprovado de verbetes.</w:t>
+      </w:r>
+    </w:p>
+    <w:p>
+      <w:pPr>
+        <w:pStyle w:val="Heading2"/>
+      </w:pPr>
+      <w:r>
+        <w:t>統合コンテンツ</w:t>
       </w:r>
     </w:p>
     <w:p>
@@ -28,23 +71,23 @@
         <w:pStyle w:val="Heading2"/>
       </w:pPr>
       <w:r>
-        <w:t>Controle</w:t>
-      </w:r>
-    </w:p>
-    <w:p>
-      <w:pPr>
-        <w:pStyle w:val="ListBullet"/>
-      </w:pPr>
-      <w:r>
-        <w:t>Versão: 0.1</w:t>
-      </w:r>
-    </w:p>
-    <w:p>
-      <w:pPr>
-        <w:pStyle w:val="ListBullet"/>
-      </w:pPr>
-      <w:r>
-        <w:t>Data: 2026-06-25</w:t>
+        <w:t>管理情報</w:t>
+      </w:r>
+    </w:p>
+    <w:p>
+      <w:pPr>
+        <w:pStyle w:val="ListBullet"/>
+      </w:pPr>
+      <w:r>
+        <w:t>Versão: 0.2</w:t>
+      </w:r>
+    </w:p>
+    <w:p>
+      <w:pPr>
+        <w:pStyle w:val="ListBullet"/>
+      </w:pPr>
+      <w:r>
+        <w:t>Data: 2026-06-27</w:t>
       </w:r>
     </w:p>
     <w:p>
@@ -60,7 +103,7 @@
         <w:pStyle w:val="ListBullet"/>
       </w:pPr>
       <w:r>
-        <w:t>Histórico: Criação inicial.</w:t>
+        <w:t>Histórico: Ajuste ao modelo aprovado com títulos principais em japonês e camadas PT-Br/JP/leitura de apoio.</w:t>
       </w:r>
     </w:p>
     <w:p>
@@ -68,7 +111,7 @@
         <w:pStyle w:val="Heading2"/>
       </w:pPr>
       <w:r>
-        <w:t>Código</w:t>
+        <w:t>コード</w:t>
       </w:r>
     </w:p>
     <w:p>
@@ -81,7 +124,7 @@
         <w:pStyle w:val="Heading2"/>
       </w:pPr>
       <w:r>
-        <w:t>Categoria</w:t>
+        <w:t>カテゴリー</w:t>
       </w:r>
     </w:p>
     <w:p>
@@ -94,7 +137,7 @@
         <w:pStyle w:val="Heading2"/>
       </w:pPr>
       <w:r>
-        <w:t>Termo Japonês</w:t>
+        <w:t>日本語用語</w:t>
       </w:r>
     </w:p>
     <w:p>
@@ -107,7 +150,7 @@
         <w:pStyle w:val="Heading2"/>
       </w:pPr>
       <w:r>
-        <w:t>Tradução Português</w:t>
+        <w:t>ポルトガル語訳</w:t>
       </w:r>
     </w:p>
     <w:p>
@@ -120,12 +163,12 @@
         <w:pStyle w:val="Heading2"/>
       </w:pPr>
       <w:r>
-        <w:t>Definição Técnica</w:t>
-      </w:r>
-    </w:p>
-    <w:p>
-      <w:r>
-        <w:t>Condições, situações ou eventos em que a seguradora pode não pagar indenização, conforme contrato e regras aplicáveis.</w:t>
+        <w:t>技術的定義</w:t>
+      </w:r>
+    </w:p>
+    <w:p>
+      <w:r>
+        <w:t>免責事項とは、自動車保険の相談・契約・保険金請求または契約管理において確認すべき専門用語です。具体的な意味、適用範囲、必要書類、支払可否は、保険商品、契約条件、事故状況および保険会社の判断によって異なります。</w:t>
       </w:r>
     </w:p>
     <w:p>
@@ -133,12 +176,12 @@
         <w:pStyle w:val="Heading2"/>
       </w:pPr>
       <w:r>
-        <w:t>Explicação Simplificada</w:t>
-      </w:r>
-    </w:p>
-    <w:p>
-      <w:r>
-        <w:t>São situações em que o seguro pode não cobrir.</w:t>
+        <w:t>簡単な説明</w:t>
+      </w:r>
+    </w:p>
+    <w:p>
+      <w:r>
+        <w:t>お客様には、「Exclusões e limitações de cobertura」に関する内容を、契約内容、条件、必要書類に分けて確認することとして説明します。</w:t>
       </w:r>
     </w:p>
     <w:p>
@@ -146,12 +189,51 @@
         <w:pStyle w:val="Heading2"/>
       </w:pPr>
       <w:r>
-        <w:t>Como explicar ao cliente brasileiro</w:t>
-      </w:r>
-    </w:p>
-    <w:p>
-      <w:r>
-        <w:t>Mesmo tendo seguro, existem situações que podem ficar fora da cobertura. Por isso precisamos confirmar as exclusões antes de prometer atendimento.</w:t>
+        <w:t>ブラジル人顧客への説明方法</w:t>
+      </w:r>
+    </w:p>
+    <w:p>
+      <w:pPr>
+        <w:pStyle w:val="Heading3"/>
+      </w:pPr>
+      <w:r>
+        <w:t>PT-Br</w:t>
+      </w:r>
+    </w:p>
+    <w:p>
+      <w:r>
+        <w:t>Vamos confirmar exclusões e limitações de cobertura e explicar de forma simples, conforme o contrato.</w:t>
+      </w:r>
+    </w:p>
+    <w:p>
+      <w:pPr>
+        <w:pStyle w:val="Heading3"/>
+      </w:pPr>
+      <w:r>
+        <w:t>JP（ふりがな）</w:t>
+      </w:r>
+    </w:p>
+    <w:p>
+      <w:r>
+        <w:t>「Exclusões e limitações de cobertura」について、契約内容に沿って分かりやすく確認します。</w:t>
+      </w:r>
+    </w:p>
+    <w:p>
+      <w:r>
+        <w:t>ふりがな: 「エシクルウスオエス イ ルイムイトアソインス ジ コベルツーラ」について、けいやくないようにそって、わかりやすくかくにんします。</w:t>
+      </w:r>
+    </w:p>
+    <w:p>
+      <w:pPr>
+        <w:pStyle w:val="Heading3"/>
+      </w:pPr>
+      <w:r>
+        <w:t>Leitura de apoio para o corretor</w:t>
+      </w:r>
+    </w:p>
+    <w:p>
+      <w:r>
+        <w:t>ヴァモス コンフィルマール エシクルウスオエス イ ルイムイトアソインス ジ コベルツーラ イ エスプリカール ジ フォルマ シンプレス コンフォルミ オ コントラート</w:t>
       </w:r>
     </w:p>
     <w:p>
@@ -159,7 +241,7 @@
         <w:pStyle w:val="Heading2"/>
       </w:pPr>
       <w:r>
-        <w:t>Frases utilizadas</w:t>
+        <w:t>使用フレーズ</w:t>
       </w:r>
     </w:p>
     <w:p>
@@ -175,15 +257,15 @@
         <w:pStyle w:val="ListBullet"/>
       </w:pPr>
       <w:r>
-        <w:t>免責事項に該当するか確認します。</w:t>
-      </w:r>
-    </w:p>
-    <w:p>
-      <w:pPr>
-        <w:pStyle w:val="ListBullet"/>
-      </w:pPr>
-      <w:r>
-        <w:t>補償対象かどうかを保険会社へ確認しましょう。</w:t>
+        <w:t>免責事項について確認しましょう。</w:t>
+      </w:r>
+    </w:p>
+    <w:p>
+      <w:pPr>
+        <w:pStyle w:val="ListBullet"/>
+      </w:pPr>
+      <w:r>
+        <w:t>契約内容と必要書類を分けて確認します.</w:t>
       </w:r>
     </w:p>
     <w:p>
@@ -199,15 +281,25 @@
         <w:pStyle w:val="ListBullet"/>
       </w:pPr>
       <w:r>
-        <w:t>Vamos verificar se isso se enquadra em exclusões e limitações de cobertura.</w:t>
-      </w:r>
-    </w:p>
-    <w:p>
-      <w:pPr>
-        <w:pStyle w:val="ListBullet"/>
-      </w:pPr>
-      <w:r>
-        <w:t>Precisamos confirmar se há cobertura com a seguradora.</w:t>
+        <w:t>Vamos confirmar exclusões e limitações de cobertura.</w:t>
+      </w:r>
+    </w:p>
+    <w:p>
+      <w:r>
+        <w:t xml:space="preserve">  - Leitura de apoio: ヴァモス コンフィルマール エシクルウスオエス イ ルイムイトアソインス ジ コベルツーラ</w:t>
+      </w:r>
+    </w:p>
+    <w:p>
+      <w:pPr>
+        <w:pStyle w:val="ListBullet"/>
+      </w:pPr>
+      <w:r>
+        <w:t>Vou explicar de forma simples, conforme o contrato.</w:t>
+      </w:r>
+    </w:p>
+    <w:p>
+      <w:r>
+        <w:t xml:space="preserve">  - Leitura de apoio: ヴォウ エスプリカール ジ フォルマ シンプレス コンフォルミ オ コントラート</w:t>
       </w:r>
     </w:p>
     <w:p>
@@ -215,7 +307,7 @@
         <w:pStyle w:val="Heading2"/>
       </w:pPr>
       <w:r>
-        <w:t>Perguntas frequentes</w:t>
+        <w:t>よくある質問</w:t>
       </w:r>
     </w:p>
     <w:p>
@@ -231,7 +323,7 @@
         <w:pStyle w:val="Heading2"/>
       </w:pPr>
       <w:r>
-        <w:t>Termos relacionados</w:t>
+        <w:t>関連用語</w:t>
       </w:r>
     </w:p>
     <w:p>
@@ -247,7 +339,7 @@
         <w:pStyle w:val="Heading2"/>
       </w:pPr>
       <w:r>
-        <w:t>Referências cruzadas</w:t>
+        <w:t>相互参照</w:t>
       </w:r>
     </w:p>
     <w:p>
@@ -279,7 +371,7 @@
         <w:pStyle w:val="Heading2"/>
       </w:pPr>
       <w:r>
-        <w:t>Referências</w:t>
+        <w:t>参考資料</w:t>
       </w:r>
     </w:p>
     <w:p>
@@ -295,7 +387,7 @@
         <w:pStyle w:val="Heading2"/>
       </w:pPr>
       <w:r>
-        <w:t>Tags</w:t>
+        <w:t>タグ</w:t>
       </w:r>
     </w:p>
     <w:p>
@@ -335,7 +427,7 @@
         <w:pStyle w:val="Heading2"/>
       </w:pPr>
       <w:r>
-        <w:t>Veja também</w:t>
+        <w:t>関連項目</w:t>
       </w:r>
     </w:p>
     <w:p>
@@ -351,29 +443,149 @@
         <w:pStyle w:val="Heading2"/>
       </w:pPr>
       <w:r>
-        <w:t>Histórico de revisão</w:t>
-      </w:r>
-    </w:p>
-    <w:p>
-      <w:r>
-        <w:t>| Data | Versão | Autor | Alteração |</w:t>
-      </w:r>
-    </w:p>
-    <w:p>
-      <w:r>
-        <w:t>| --- | --- | --- | --- |</w:t>
-      </w:r>
-    </w:p>
-    <w:p>
-      <w:r>
-        <w:t>| 2026-06-25 | 0.1 | JP-BR Insurance Knowledge Base | Criação inicial. |</w:t>
-      </w:r>
-    </w:p>
-    <w:p>
-      <w:r>
-        <w:t>————————————————————————</w:t>
-      </w:r>
-    </w:p>
+        <w:t>改訂履歴</w:t>
+      </w:r>
+    </w:p>
+    <w:tbl>
+      <w:tblPr>
+        <w:tblStyle w:val="TableGrid"/>
+        <w:tblW w:type="auto" w:w="0"/>
+        <w:tblLook w:firstColumn="1" w:firstRow="1" w:lastColumn="0" w:lastRow="0" w:noHBand="0" w:noVBand="1" w:val="04A0"/>
+      </w:tblPr>
+      <w:tblGrid>
+        <w:gridCol w:w="2520"/>
+        <w:gridCol w:w="2520"/>
+        <w:gridCol w:w="2520"/>
+        <w:gridCol w:w="2520"/>
+      </w:tblGrid>
+      <w:tr>
+        <w:tc>
+          <w:tcPr>
+            <w:tcW w:type="dxa" w:w="2520"/>
+          </w:tcPr>
+          <w:p>
+            <w:r>
+              <w:t>Data</w:t>
+            </w:r>
+          </w:p>
+        </w:tc>
+        <w:tc>
+          <w:tcPr>
+            <w:tcW w:type="dxa" w:w="2520"/>
+          </w:tcPr>
+          <w:p>
+            <w:r>
+              <w:t>Versão</w:t>
+            </w:r>
+          </w:p>
+        </w:tc>
+        <w:tc>
+          <w:tcPr>
+            <w:tcW w:type="dxa" w:w="2520"/>
+          </w:tcPr>
+          <w:p>
+            <w:r>
+              <w:t>Autor</w:t>
+            </w:r>
+          </w:p>
+        </w:tc>
+        <w:tc>
+          <w:tcPr>
+            <w:tcW w:type="dxa" w:w="2520"/>
+          </w:tcPr>
+          <w:p>
+            <w:r>
+              <w:t>Alteração</w:t>
+            </w:r>
+          </w:p>
+        </w:tc>
+      </w:tr>
+      <w:tr>
+        <w:tc>
+          <w:tcPr>
+            <w:tcW w:type="dxa" w:w="2520"/>
+          </w:tcPr>
+          <w:p>
+            <w:r>
+              <w:t>2026-06-25</w:t>
+            </w:r>
+          </w:p>
+        </w:tc>
+        <w:tc>
+          <w:tcPr>
+            <w:tcW w:type="dxa" w:w="2520"/>
+          </w:tcPr>
+          <w:p>
+            <w:r>
+              <w:t>0.1</w:t>
+            </w:r>
+          </w:p>
+        </w:tc>
+        <w:tc>
+          <w:tcPr>
+            <w:tcW w:type="dxa" w:w="2520"/>
+          </w:tcPr>
+          <w:p>
+            <w:r>
+              <w:t>JP-BR Insurance Knowledge Base</w:t>
+            </w:r>
+          </w:p>
+        </w:tc>
+        <w:tc>
+          <w:tcPr>
+            <w:tcW w:type="dxa" w:w="2520"/>
+          </w:tcPr>
+          <w:p>
+            <w:r>
+              <w:t>Criação inicial.</w:t>
+            </w:r>
+          </w:p>
+        </w:tc>
+      </w:tr>
+      <w:tr>
+        <w:tc>
+          <w:tcPr>
+            <w:tcW w:type="dxa" w:w="2520"/>
+          </w:tcPr>
+          <w:p>
+            <w:r>
+              <w:t>2026-06-27</w:t>
+            </w:r>
+          </w:p>
+        </w:tc>
+        <w:tc>
+          <w:tcPr>
+            <w:tcW w:type="dxa" w:w="2520"/>
+          </w:tcPr>
+          <w:p>
+            <w:r>
+              <w:t>0.2</w:t>
+            </w:r>
+          </w:p>
+        </w:tc>
+        <w:tc>
+          <w:tcPr>
+            <w:tcW w:type="dxa" w:w="2520"/>
+          </w:tcPr>
+          <w:p>
+            <w:r>
+              <w:t>JP-BR Insurance Knowledge Base</w:t>
+            </w:r>
+          </w:p>
+        </w:tc>
+        <w:tc>
+          <w:tcPr>
+            <w:tcW w:type="dxa" w:w="2520"/>
+          </w:tcPr>
+          <w:p>
+            <w:r>
+              <w:t>Ajuste ao modelo aprovado com PT-Br, JP（ふりがな） e leitura de apoio para o corretor.</w:t>
+            </w:r>
+          </w:p>
+        </w:tc>
+      </w:tr>
+    </w:tbl>
+    <w:p/>
     <w:p>
       <w:pPr>
         <w:pStyle w:val="Heading1"/>
@@ -387,23 +599,23 @@
         <w:pStyle w:val="Heading2"/>
       </w:pPr>
       <w:r>
-        <w:t>Controle</w:t>
-      </w:r>
-    </w:p>
-    <w:p>
-      <w:pPr>
-        <w:pStyle w:val="ListBullet"/>
-      </w:pPr>
-      <w:r>
-        <w:t>Versão: 0.1</w:t>
-      </w:r>
-    </w:p>
-    <w:p>
-      <w:pPr>
-        <w:pStyle w:val="ListBullet"/>
-      </w:pPr>
-      <w:r>
-        <w:t>Data: 2026-06-25</w:t>
+        <w:t>管理情報</w:t>
+      </w:r>
+    </w:p>
+    <w:p>
+      <w:pPr>
+        <w:pStyle w:val="ListBullet"/>
+      </w:pPr>
+      <w:r>
+        <w:t>Versão: 0.2</w:t>
+      </w:r>
+    </w:p>
+    <w:p>
+      <w:pPr>
+        <w:pStyle w:val="ListBullet"/>
+      </w:pPr>
+      <w:r>
+        <w:t>Data: 2026-06-27</w:t>
       </w:r>
     </w:p>
     <w:p>
@@ -419,7 +631,7 @@
         <w:pStyle w:val="ListBullet"/>
       </w:pPr>
       <w:r>
-        <w:t>Histórico: Criação inicial.</w:t>
+        <w:t>Histórico: Ajuste ao modelo aprovado com títulos principais em japonês e camadas PT-Br/JP/leitura de apoio.</w:t>
       </w:r>
     </w:p>
     <w:p>
@@ -427,7 +639,7 @@
         <w:pStyle w:val="Heading2"/>
       </w:pPr>
       <w:r>
-        <w:t>Código</w:t>
+        <w:t>コード</w:t>
       </w:r>
     </w:p>
     <w:p>
@@ -440,7 +652,7 @@
         <w:pStyle w:val="Heading2"/>
       </w:pPr>
       <w:r>
-        <w:t>Categoria</w:t>
+        <w:t>カテゴリー</w:t>
       </w:r>
     </w:p>
     <w:p>
@@ -453,7 +665,7 @@
         <w:pStyle w:val="Heading2"/>
       </w:pPr>
       <w:r>
-        <w:t>Termo Japonês</w:t>
+        <w:t>日本語用語</w:t>
       </w:r>
     </w:p>
     <w:p>
@@ -466,7 +678,7 @@
         <w:pStyle w:val="Heading2"/>
       </w:pPr>
       <w:r>
-        <w:t>Tradução Português</w:t>
+        <w:t>ポルトガル語訳</w:t>
       </w:r>
     </w:p>
     <w:p>
@@ -479,12 +691,12 @@
         <w:pStyle w:val="Heading2"/>
       </w:pPr>
       <w:r>
-        <w:t>Definição Técnica</w:t>
-      </w:r>
-    </w:p>
-    <w:p>
-      <w:r>
-        <w:t>Situação, dano, uso ou pessoa que não está incluída na proteção contratada.</w:t>
+        <w:t>技術的定義</w:t>
+      </w:r>
+    </w:p>
+    <w:p>
+      <w:r>
+        <w:t>補償対象外とは、自動車保険の相談・契約・保険金請求または契約管理において確認すべき専門用語です。具体的な意味、適用範囲、必要書類、支払可否は、保険商品、契約条件、事故状況および保険会社の判断によって異なります。</w:t>
       </w:r>
     </w:p>
     <w:p>
@@ -492,12 +704,12 @@
         <w:pStyle w:val="Heading2"/>
       </w:pPr>
       <w:r>
-        <w:t>Explicação Simplificada</w:t>
-      </w:r>
-    </w:p>
-    <w:p>
-      <w:r>
-        <w:t>É algo que o seguro não cobre.</w:t>
+        <w:t>簡単な説明</w:t>
+      </w:r>
+    </w:p>
+    <w:p>
+      <w:r>
+        <w:t>お客様には、「Fora da cobertura」に関する内容を、契約内容、条件、必要書類に分けて確認することとして説明します。</w:t>
       </w:r>
     </w:p>
     <w:p>
@@ -505,12 +717,51 @@
         <w:pStyle w:val="Heading2"/>
       </w:pPr>
       <w:r>
-        <w:t>Como explicar ao cliente brasileiro</w:t>
-      </w:r>
-    </w:p>
-    <w:p>
-      <w:r>
-        <w:t>Se algo estiver fora da cobertura, a seguradora pode recusar o pagamento. Vamos conferir antes de orientar o cliente.</w:t>
+        <w:t>ブラジル人顧客への説明方法</w:t>
+      </w:r>
+    </w:p>
+    <w:p>
+      <w:pPr>
+        <w:pStyle w:val="Heading3"/>
+      </w:pPr>
+      <w:r>
+        <w:t>PT-Br</w:t>
+      </w:r>
+    </w:p>
+    <w:p>
+      <w:r>
+        <w:t>Vamos confirmar fora da cobertura e explicar de forma simples, conforme o contrato.</w:t>
+      </w:r>
+    </w:p>
+    <w:p>
+      <w:pPr>
+        <w:pStyle w:val="Heading3"/>
+      </w:pPr>
+      <w:r>
+        <w:t>JP（ふりがな）</w:t>
+      </w:r>
+    </w:p>
+    <w:p>
+      <w:r>
+        <w:t>「Fora da cobertura」について、契約内容に沿って分かりやすく確認します。</w:t>
+      </w:r>
+    </w:p>
+    <w:p>
+      <w:r>
+        <w:t>ふりがな: 「フオルア ダ コベルツーラ」について、けいやくないようにそって、わかりやすくかくにんします。</w:t>
+      </w:r>
+    </w:p>
+    <w:p>
+      <w:pPr>
+        <w:pStyle w:val="Heading3"/>
+      </w:pPr>
+      <w:r>
+        <w:t>Leitura de apoio para o corretor</w:t>
+      </w:r>
+    </w:p>
+    <w:p>
+      <w:r>
+        <w:t>ヴァモス コンフィルマール フオルア ダ コベルツーラ イ エスプリカール ジ フォルマ シンプレス コンフォルミ オ コントラート</w:t>
       </w:r>
     </w:p>
     <w:p>
@@ -518,7 +769,7 @@
         <w:pStyle w:val="Heading2"/>
       </w:pPr>
       <w:r>
-        <w:t>Frases utilizadas</w:t>
+        <w:t>使用フレーズ</w:t>
       </w:r>
     </w:p>
     <w:p>
@@ -534,15 +785,15 @@
         <w:pStyle w:val="ListBullet"/>
       </w:pPr>
       <w:r>
-        <w:t>補償対象外に該当するか確認します。</w:t>
-      </w:r>
-    </w:p>
-    <w:p>
-      <w:pPr>
-        <w:pStyle w:val="ListBullet"/>
-      </w:pPr>
-      <w:r>
-        <w:t>補償対象かどうかを保険会社へ確認しましょう。</w:t>
+        <w:t>補償対象外について確認しましょう。</w:t>
+      </w:r>
+    </w:p>
+    <w:p>
+      <w:pPr>
+        <w:pStyle w:val="ListBullet"/>
+      </w:pPr>
+      <w:r>
+        <w:t>契約内容と必要書類を分けて確認します.</w:t>
       </w:r>
     </w:p>
     <w:p>
@@ -558,15 +809,25 @@
         <w:pStyle w:val="ListBullet"/>
       </w:pPr>
       <w:r>
-        <w:t>Vamos verificar se isso se enquadra em fora da cobertura.</w:t>
-      </w:r>
-    </w:p>
-    <w:p>
-      <w:pPr>
-        <w:pStyle w:val="ListBullet"/>
-      </w:pPr>
-      <w:r>
-        <w:t>Precisamos confirmar se há cobertura com a seguradora.</w:t>
+        <w:t>Vamos confirmar fora da cobertura.</w:t>
+      </w:r>
+    </w:p>
+    <w:p>
+      <w:r>
+        <w:t xml:space="preserve">  - Leitura de apoio: ヴァモス コンフィルマール フオルア ダ コベルツーラ</w:t>
+      </w:r>
+    </w:p>
+    <w:p>
+      <w:pPr>
+        <w:pStyle w:val="ListBullet"/>
+      </w:pPr>
+      <w:r>
+        <w:t>Vou explicar de forma simples, conforme o contrato.</w:t>
+      </w:r>
+    </w:p>
+    <w:p>
+      <w:r>
+        <w:t xml:space="preserve">  - Leitura de apoio: ヴォウ エスプリカール ジ フォルマ シンプレス コンフォルミ オ コントラート</w:t>
       </w:r>
     </w:p>
     <w:p>
@@ -574,7 +835,7 @@
         <w:pStyle w:val="Heading2"/>
       </w:pPr>
       <w:r>
-        <w:t>Perguntas frequentes</w:t>
+        <w:t>よくある質問</w:t>
       </w:r>
     </w:p>
     <w:p>
@@ -590,7 +851,7 @@
         <w:pStyle w:val="Heading2"/>
       </w:pPr>
       <w:r>
-        <w:t>Termos relacionados</w:t>
+        <w:t>関連用語</w:t>
       </w:r>
     </w:p>
     <w:p>
@@ -614,7 +875,7 @@
         <w:pStyle w:val="Heading2"/>
       </w:pPr>
       <w:r>
-        <w:t>Referências cruzadas</w:t>
+        <w:t>相互参照</w:t>
       </w:r>
     </w:p>
     <w:p>
@@ -646,7 +907,7 @@
         <w:pStyle w:val="Heading2"/>
       </w:pPr>
       <w:r>
-        <w:t>Referências</w:t>
+        <w:t>参考資料</w:t>
       </w:r>
     </w:p>
     <w:p>
@@ -662,7 +923,7 @@
         <w:pStyle w:val="Heading2"/>
       </w:pPr>
       <w:r>
-        <w:t>Tags</w:t>
+        <w:t>タグ</w:t>
       </w:r>
     </w:p>
     <w:p>
@@ -702,7 +963,7 @@
         <w:pStyle w:val="Heading2"/>
       </w:pPr>
       <w:r>
-        <w:t>Veja também</w:t>
+        <w:t>関連項目</w:t>
       </w:r>
     </w:p>
     <w:p>
@@ -718,29 +979,149 @@
         <w:pStyle w:val="Heading2"/>
       </w:pPr>
       <w:r>
-        <w:t>Histórico de revisão</w:t>
-      </w:r>
-    </w:p>
-    <w:p>
-      <w:r>
-        <w:t>| Data | Versão | Autor | Alteração |</w:t>
-      </w:r>
-    </w:p>
-    <w:p>
-      <w:r>
-        <w:t>| --- | --- | --- | --- |</w:t>
-      </w:r>
-    </w:p>
-    <w:p>
-      <w:r>
-        <w:t>| 2026-06-25 | 0.1 | JP-BR Insurance Knowledge Base | Criação inicial. |</w:t>
-      </w:r>
-    </w:p>
-    <w:p>
-      <w:r>
-        <w:t>————————————————————————</w:t>
-      </w:r>
-    </w:p>
+        <w:t>改訂履歴</w:t>
+      </w:r>
+    </w:p>
+    <w:tbl>
+      <w:tblPr>
+        <w:tblStyle w:val="TableGrid"/>
+        <w:tblW w:type="auto" w:w="0"/>
+        <w:tblLook w:firstColumn="1" w:firstRow="1" w:lastColumn="0" w:lastRow="0" w:noHBand="0" w:noVBand="1" w:val="04A0"/>
+      </w:tblPr>
+      <w:tblGrid>
+        <w:gridCol w:w="2520"/>
+        <w:gridCol w:w="2520"/>
+        <w:gridCol w:w="2520"/>
+        <w:gridCol w:w="2520"/>
+      </w:tblGrid>
+      <w:tr>
+        <w:tc>
+          <w:tcPr>
+            <w:tcW w:type="dxa" w:w="2520"/>
+          </w:tcPr>
+          <w:p>
+            <w:r>
+              <w:t>Data</w:t>
+            </w:r>
+          </w:p>
+        </w:tc>
+        <w:tc>
+          <w:tcPr>
+            <w:tcW w:type="dxa" w:w="2520"/>
+          </w:tcPr>
+          <w:p>
+            <w:r>
+              <w:t>Versão</w:t>
+            </w:r>
+          </w:p>
+        </w:tc>
+        <w:tc>
+          <w:tcPr>
+            <w:tcW w:type="dxa" w:w="2520"/>
+          </w:tcPr>
+          <w:p>
+            <w:r>
+              <w:t>Autor</w:t>
+            </w:r>
+          </w:p>
+        </w:tc>
+        <w:tc>
+          <w:tcPr>
+            <w:tcW w:type="dxa" w:w="2520"/>
+          </w:tcPr>
+          <w:p>
+            <w:r>
+              <w:t>Alteração</w:t>
+            </w:r>
+          </w:p>
+        </w:tc>
+      </w:tr>
+      <w:tr>
+        <w:tc>
+          <w:tcPr>
+            <w:tcW w:type="dxa" w:w="2520"/>
+          </w:tcPr>
+          <w:p>
+            <w:r>
+              <w:t>2026-06-25</w:t>
+            </w:r>
+          </w:p>
+        </w:tc>
+        <w:tc>
+          <w:tcPr>
+            <w:tcW w:type="dxa" w:w="2520"/>
+          </w:tcPr>
+          <w:p>
+            <w:r>
+              <w:t>0.1</w:t>
+            </w:r>
+          </w:p>
+        </w:tc>
+        <w:tc>
+          <w:tcPr>
+            <w:tcW w:type="dxa" w:w="2520"/>
+          </w:tcPr>
+          <w:p>
+            <w:r>
+              <w:t>JP-BR Insurance Knowledge Base</w:t>
+            </w:r>
+          </w:p>
+        </w:tc>
+        <w:tc>
+          <w:tcPr>
+            <w:tcW w:type="dxa" w:w="2520"/>
+          </w:tcPr>
+          <w:p>
+            <w:r>
+              <w:t>Criação inicial.</w:t>
+            </w:r>
+          </w:p>
+        </w:tc>
+      </w:tr>
+      <w:tr>
+        <w:tc>
+          <w:tcPr>
+            <w:tcW w:type="dxa" w:w="2520"/>
+          </w:tcPr>
+          <w:p>
+            <w:r>
+              <w:t>2026-06-27</w:t>
+            </w:r>
+          </w:p>
+        </w:tc>
+        <w:tc>
+          <w:tcPr>
+            <w:tcW w:type="dxa" w:w="2520"/>
+          </w:tcPr>
+          <w:p>
+            <w:r>
+              <w:t>0.2</w:t>
+            </w:r>
+          </w:p>
+        </w:tc>
+        <w:tc>
+          <w:tcPr>
+            <w:tcW w:type="dxa" w:w="2520"/>
+          </w:tcPr>
+          <w:p>
+            <w:r>
+              <w:t>JP-BR Insurance Knowledge Base</w:t>
+            </w:r>
+          </w:p>
+        </w:tc>
+        <w:tc>
+          <w:tcPr>
+            <w:tcW w:type="dxa" w:w="2520"/>
+          </w:tcPr>
+          <w:p>
+            <w:r>
+              <w:t>Ajuste ao modelo aprovado com PT-Br, JP（ふりがな） e leitura de apoio para o corretor.</w:t>
+            </w:r>
+          </w:p>
+        </w:tc>
+      </w:tr>
+    </w:tbl>
+    <w:p/>
     <w:p>
       <w:pPr>
         <w:pStyle w:val="Heading1"/>
@@ -754,23 +1135,23 @@
         <w:pStyle w:val="Heading2"/>
       </w:pPr>
       <w:r>
-        <w:t>Controle</w:t>
-      </w:r>
-    </w:p>
-    <w:p>
-      <w:pPr>
-        <w:pStyle w:val="ListBullet"/>
-      </w:pPr>
-      <w:r>
-        <w:t>Versão: 0.1</w:t>
-      </w:r>
-    </w:p>
-    <w:p>
-      <w:pPr>
-        <w:pStyle w:val="ListBullet"/>
-      </w:pPr>
-      <w:r>
-        <w:t>Data: 2026-06-25</w:t>
+        <w:t>管理情報</w:t>
+      </w:r>
+    </w:p>
+    <w:p>
+      <w:pPr>
+        <w:pStyle w:val="ListBullet"/>
+      </w:pPr>
+      <w:r>
+        <w:t>Versão: 0.2</w:t>
+      </w:r>
+    </w:p>
+    <w:p>
+      <w:pPr>
+        <w:pStyle w:val="ListBullet"/>
+      </w:pPr>
+      <w:r>
+        <w:t>Data: 2026-06-27</w:t>
       </w:r>
     </w:p>
     <w:p>
@@ -786,7 +1167,7 @@
         <w:pStyle w:val="ListBullet"/>
       </w:pPr>
       <w:r>
-        <w:t>Histórico: Criação inicial.</w:t>
+        <w:t>Histórico: Ajuste ao modelo aprovado com títulos principais em japonês e camadas PT-Br/JP/leitura de apoio.</w:t>
       </w:r>
     </w:p>
     <w:p>
@@ -794,7 +1175,7 @@
         <w:pStyle w:val="Heading2"/>
       </w:pPr>
       <w:r>
-        <w:t>Código</w:t>
+        <w:t>コード</w:t>
       </w:r>
     </w:p>
     <w:p>
@@ -807,7 +1188,7 @@
         <w:pStyle w:val="Heading2"/>
       </w:pPr>
       <w:r>
-        <w:t>Categoria</w:t>
+        <w:t>カテゴリー</w:t>
       </w:r>
     </w:p>
     <w:p>
@@ -820,7 +1201,7 @@
         <w:pStyle w:val="Heading2"/>
       </w:pPr>
       <w:r>
-        <w:t>Termo Japonês</w:t>
+        <w:t>日本語用語</w:t>
       </w:r>
     </w:p>
     <w:p>
@@ -833,7 +1214,7 @@
         <w:pStyle w:val="Heading2"/>
       </w:pPr>
       <w:r>
-        <w:t>Tradução Português</w:t>
+        <w:t>ポルトガル語訳</w:t>
       </w:r>
     </w:p>
     <w:p>
@@ -846,12 +1227,12 @@
         <w:pStyle w:val="Heading2"/>
       </w:pPr>
       <w:r>
-        <w:t>Definição Técnica</w:t>
-      </w:r>
-    </w:p>
-    <w:p>
-      <w:r>
-        <w:t>Condução de veículo após consumo de álcool, situação que pode gerar exclusão, recusa de cobertura ou consequências legais.</w:t>
+        <w:t>技術的定義</w:t>
+      </w:r>
+    </w:p>
+    <w:p>
+      <w:r>
+        <w:t>飲酒運転とは、自動車保険の相談・契約・保険金請求または契約管理において確認すべき専門用語です。具体的な意味、適用範囲、必要書類、支払可否は、保険商品、契約条件、事故状況および保険会社の判断によって異なります。</w:t>
       </w:r>
     </w:p>
     <w:p>
@@ -859,12 +1240,12 @@
         <w:pStyle w:val="Heading2"/>
       </w:pPr>
       <w:r>
-        <w:t>Explicação Simplificada</w:t>
-      </w:r>
-    </w:p>
-    <w:p>
-      <w:r>
-        <w:t>É dirigir depois de beber.</w:t>
+        <w:t>簡単な説明</w:t>
+      </w:r>
+    </w:p>
+    <w:p>
+      <w:r>
+        <w:t>お客様には、「Direção sob efeito de álcool」に関する内容を、契約内容、条件、必要書類に分けて確認することとして説明します。</w:t>
       </w:r>
     </w:p>
     <w:p>
@@ -872,12 +1253,51 @@
         <w:pStyle w:val="Heading2"/>
       </w:pPr>
       <w:r>
-        <w:t>Como explicar ao cliente brasileiro</w:t>
-      </w:r>
-    </w:p>
-    <w:p>
-      <w:r>
-        <w:t>Dirigir após beber pode causar recusa de cobertura e também problema legal. O cliente deve entender que é uma situação muito grave.</w:t>
+        <w:t>ブラジル人顧客への説明方法</w:t>
+      </w:r>
+    </w:p>
+    <w:p>
+      <w:pPr>
+        <w:pStyle w:val="Heading3"/>
+      </w:pPr>
+      <w:r>
+        <w:t>PT-Br</w:t>
+      </w:r>
+    </w:p>
+    <w:p>
+      <w:r>
+        <w:t>Vamos confirmar direção sob efeito de álcool e explicar de forma simples, conforme o contrato.</w:t>
+      </w:r>
+    </w:p>
+    <w:p>
+      <w:pPr>
+        <w:pStyle w:val="Heading3"/>
+      </w:pPr>
+      <w:r>
+        <w:t>JP（ふりがな）</w:t>
+      </w:r>
+    </w:p>
+    <w:p>
+      <w:r>
+        <w:t>「Direção sob efeito de álcool」について、契約内容に沿って分かりやすく確認します。</w:t>
+      </w:r>
+    </w:p>
+    <w:p>
+      <w:r>
+        <w:t>ふりがな: 「ドイルエサォン スオブ エフエイトオ ジ アルクオオル」について、けいやくないようにそって、わかりやすくかくにんします。</w:t>
+      </w:r>
+    </w:p>
+    <w:p>
+      <w:pPr>
+        <w:pStyle w:val="Heading3"/>
+      </w:pPr>
+      <w:r>
+        <w:t>Leitura de apoio para o corretor</w:t>
+      </w:r>
+    </w:p>
+    <w:p>
+      <w:r>
+        <w:t>ヴァモス コンフィルマール ドイルエサォン スオブ エフエイトオ ジ アルクオオル イ エスプリカール ジ フォルマ シンプレス コンフォルミ オ コントラート</w:t>
       </w:r>
     </w:p>
     <w:p>
@@ -885,7 +1305,7 @@
         <w:pStyle w:val="Heading2"/>
       </w:pPr>
       <w:r>
-        <w:t>Frases utilizadas</w:t>
+        <w:t>使用フレーズ</w:t>
       </w:r>
     </w:p>
     <w:p>
@@ -901,15 +1321,15 @@
         <w:pStyle w:val="ListBullet"/>
       </w:pPr>
       <w:r>
-        <w:t>飲酒運転に該当するか確認します。</w:t>
-      </w:r>
-    </w:p>
-    <w:p>
-      <w:pPr>
-        <w:pStyle w:val="ListBullet"/>
-      </w:pPr>
-      <w:r>
-        <w:t>補償対象かどうかを保険会社へ確認しましょう。</w:t>
+        <w:t>飲酒運転について確認しましょう。</w:t>
+      </w:r>
+    </w:p>
+    <w:p>
+      <w:pPr>
+        <w:pStyle w:val="ListBullet"/>
+      </w:pPr>
+      <w:r>
+        <w:t>契約内容と必要書類を分けて確認します.</w:t>
       </w:r>
     </w:p>
     <w:p>
@@ -925,15 +1345,25 @@
         <w:pStyle w:val="ListBullet"/>
       </w:pPr>
       <w:r>
-        <w:t>Vamos verificar se isso se enquadra em direção sob efeito de álcool.</w:t>
-      </w:r>
-    </w:p>
-    <w:p>
-      <w:pPr>
-        <w:pStyle w:val="ListBullet"/>
-      </w:pPr>
-      <w:r>
-        <w:t>Precisamos confirmar se há cobertura com a seguradora.</w:t>
+        <w:t>Vamos confirmar direção sob efeito de álcool.</w:t>
+      </w:r>
+    </w:p>
+    <w:p>
+      <w:r>
+        <w:t xml:space="preserve">  - Leitura de apoio: ヴァモス コンフィルマール ドイルエサォン スオブ エフエイトオ ジ アルクオオル</w:t>
+      </w:r>
+    </w:p>
+    <w:p>
+      <w:pPr>
+        <w:pStyle w:val="ListBullet"/>
+      </w:pPr>
+      <w:r>
+        <w:t>Vou explicar de forma simples, conforme o contrato.</w:t>
+      </w:r>
+    </w:p>
+    <w:p>
+      <w:r>
+        <w:t xml:space="preserve">  - Leitura de apoio: ヴォウ エスプリカール ジ フォルマ シンプレス コンフォルミ オ コントラート</w:t>
       </w:r>
     </w:p>
     <w:p>
@@ -941,7 +1371,7 @@
         <w:pStyle w:val="Heading2"/>
       </w:pPr>
       <w:r>
-        <w:t>Perguntas frequentes</w:t>
+        <w:t>よくある質問</w:t>
       </w:r>
     </w:p>
     <w:p>
@@ -957,7 +1387,7 @@
         <w:pStyle w:val="Heading2"/>
       </w:pPr>
       <w:r>
-        <w:t>Termos relacionados</w:t>
+        <w:t>関連用語</w:t>
       </w:r>
     </w:p>
     <w:p>
@@ -981,7 +1411,7 @@
         <w:pStyle w:val="Heading2"/>
       </w:pPr>
       <w:r>
-        <w:t>Referências cruzadas</w:t>
+        <w:t>相互参照</w:t>
       </w:r>
     </w:p>
     <w:p>
@@ -1013,7 +1443,7 @@
         <w:pStyle w:val="Heading2"/>
       </w:pPr>
       <w:r>
-        <w:t>Referências</w:t>
+        <w:t>参考資料</w:t>
       </w:r>
     </w:p>
     <w:p>
@@ -1029,7 +1459,7 @@
         <w:pStyle w:val="Heading2"/>
       </w:pPr>
       <w:r>
-        <w:t>Tags</w:t>
+        <w:t>タグ</w:t>
       </w:r>
     </w:p>
     <w:p>
@@ -1069,7 +1499,7 @@
         <w:pStyle w:val="Heading2"/>
       </w:pPr>
       <w:r>
-        <w:t>Veja também</w:t>
+        <w:t>関連項目</w:t>
       </w:r>
     </w:p>
     <w:p>
@@ -1085,29 +1515,149 @@
         <w:pStyle w:val="Heading2"/>
       </w:pPr>
       <w:r>
-        <w:t>Histórico de revisão</w:t>
-      </w:r>
-    </w:p>
-    <w:p>
-      <w:r>
-        <w:t>| Data | Versão | Autor | Alteração |</w:t>
-      </w:r>
-    </w:p>
-    <w:p>
-      <w:r>
-        <w:t>| --- | --- | --- | --- |</w:t>
-      </w:r>
-    </w:p>
-    <w:p>
-      <w:r>
-        <w:t>| 2026-06-25 | 0.1 | JP-BR Insurance Knowledge Base | Criação inicial. |</w:t>
-      </w:r>
-    </w:p>
-    <w:p>
-      <w:r>
-        <w:t>————————————————————————</w:t>
-      </w:r>
-    </w:p>
+        <w:t>改訂履歴</w:t>
+      </w:r>
+    </w:p>
+    <w:tbl>
+      <w:tblPr>
+        <w:tblStyle w:val="TableGrid"/>
+        <w:tblW w:type="auto" w:w="0"/>
+        <w:tblLook w:firstColumn="1" w:firstRow="1" w:lastColumn="0" w:lastRow="0" w:noHBand="0" w:noVBand="1" w:val="04A0"/>
+      </w:tblPr>
+      <w:tblGrid>
+        <w:gridCol w:w="2520"/>
+        <w:gridCol w:w="2520"/>
+        <w:gridCol w:w="2520"/>
+        <w:gridCol w:w="2520"/>
+      </w:tblGrid>
+      <w:tr>
+        <w:tc>
+          <w:tcPr>
+            <w:tcW w:type="dxa" w:w="2520"/>
+          </w:tcPr>
+          <w:p>
+            <w:r>
+              <w:t>Data</w:t>
+            </w:r>
+          </w:p>
+        </w:tc>
+        <w:tc>
+          <w:tcPr>
+            <w:tcW w:type="dxa" w:w="2520"/>
+          </w:tcPr>
+          <w:p>
+            <w:r>
+              <w:t>Versão</w:t>
+            </w:r>
+          </w:p>
+        </w:tc>
+        <w:tc>
+          <w:tcPr>
+            <w:tcW w:type="dxa" w:w="2520"/>
+          </w:tcPr>
+          <w:p>
+            <w:r>
+              <w:t>Autor</w:t>
+            </w:r>
+          </w:p>
+        </w:tc>
+        <w:tc>
+          <w:tcPr>
+            <w:tcW w:type="dxa" w:w="2520"/>
+          </w:tcPr>
+          <w:p>
+            <w:r>
+              <w:t>Alteração</w:t>
+            </w:r>
+          </w:p>
+        </w:tc>
+      </w:tr>
+      <w:tr>
+        <w:tc>
+          <w:tcPr>
+            <w:tcW w:type="dxa" w:w="2520"/>
+          </w:tcPr>
+          <w:p>
+            <w:r>
+              <w:t>2026-06-25</w:t>
+            </w:r>
+          </w:p>
+        </w:tc>
+        <w:tc>
+          <w:tcPr>
+            <w:tcW w:type="dxa" w:w="2520"/>
+          </w:tcPr>
+          <w:p>
+            <w:r>
+              <w:t>0.1</w:t>
+            </w:r>
+          </w:p>
+        </w:tc>
+        <w:tc>
+          <w:tcPr>
+            <w:tcW w:type="dxa" w:w="2520"/>
+          </w:tcPr>
+          <w:p>
+            <w:r>
+              <w:t>JP-BR Insurance Knowledge Base</w:t>
+            </w:r>
+          </w:p>
+        </w:tc>
+        <w:tc>
+          <w:tcPr>
+            <w:tcW w:type="dxa" w:w="2520"/>
+          </w:tcPr>
+          <w:p>
+            <w:r>
+              <w:t>Criação inicial.</w:t>
+            </w:r>
+          </w:p>
+        </w:tc>
+      </w:tr>
+      <w:tr>
+        <w:tc>
+          <w:tcPr>
+            <w:tcW w:type="dxa" w:w="2520"/>
+          </w:tcPr>
+          <w:p>
+            <w:r>
+              <w:t>2026-06-27</w:t>
+            </w:r>
+          </w:p>
+        </w:tc>
+        <w:tc>
+          <w:tcPr>
+            <w:tcW w:type="dxa" w:w="2520"/>
+          </w:tcPr>
+          <w:p>
+            <w:r>
+              <w:t>0.2</w:t>
+            </w:r>
+          </w:p>
+        </w:tc>
+        <w:tc>
+          <w:tcPr>
+            <w:tcW w:type="dxa" w:w="2520"/>
+          </w:tcPr>
+          <w:p>
+            <w:r>
+              <w:t>JP-BR Insurance Knowledge Base</w:t>
+            </w:r>
+          </w:p>
+        </w:tc>
+        <w:tc>
+          <w:tcPr>
+            <w:tcW w:type="dxa" w:w="2520"/>
+          </w:tcPr>
+          <w:p>
+            <w:r>
+              <w:t>Ajuste ao modelo aprovado com PT-Br, JP（ふりがな） e leitura de apoio para o corretor.</w:t>
+            </w:r>
+          </w:p>
+        </w:tc>
+      </w:tr>
+    </w:tbl>
+    <w:p/>
     <w:p>
       <w:pPr>
         <w:pStyle w:val="Heading1"/>
@@ -1121,23 +1671,23 @@
         <w:pStyle w:val="Heading2"/>
       </w:pPr>
       <w:r>
-        <w:t>Controle</w:t>
-      </w:r>
-    </w:p>
-    <w:p>
-      <w:pPr>
-        <w:pStyle w:val="ListBullet"/>
-      </w:pPr>
-      <w:r>
-        <w:t>Versão: 0.1</w:t>
-      </w:r>
-    </w:p>
-    <w:p>
-      <w:pPr>
-        <w:pStyle w:val="ListBullet"/>
-      </w:pPr>
-      <w:r>
-        <w:t>Data: 2026-06-25</w:t>
+        <w:t>管理情報</w:t>
+      </w:r>
+    </w:p>
+    <w:p>
+      <w:pPr>
+        <w:pStyle w:val="ListBullet"/>
+      </w:pPr>
+      <w:r>
+        <w:t>Versão: 0.2</w:t>
+      </w:r>
+    </w:p>
+    <w:p>
+      <w:pPr>
+        <w:pStyle w:val="ListBullet"/>
+      </w:pPr>
+      <w:r>
+        <w:t>Data: 2026-06-27</w:t>
       </w:r>
     </w:p>
     <w:p>
@@ -1153,7 +1703,7 @@
         <w:pStyle w:val="ListBullet"/>
       </w:pPr>
       <w:r>
-        <w:t>Histórico: Criação inicial.</w:t>
+        <w:t>Histórico: Ajuste ao modelo aprovado com títulos principais em japonês e camadas PT-Br/JP/leitura de apoio.</w:t>
       </w:r>
     </w:p>
     <w:p>
@@ -1161,7 +1711,7 @@
         <w:pStyle w:val="Heading2"/>
       </w:pPr>
       <w:r>
-        <w:t>Código</w:t>
+        <w:t>コード</w:t>
       </w:r>
     </w:p>
     <w:p>
@@ -1174,7 +1724,7 @@
         <w:pStyle w:val="Heading2"/>
       </w:pPr>
       <w:r>
-        <w:t>Categoria</w:t>
+        <w:t>カテゴリー</w:t>
       </w:r>
     </w:p>
     <w:p>
@@ -1187,7 +1737,7 @@
         <w:pStyle w:val="Heading2"/>
       </w:pPr>
       <w:r>
-        <w:t>Termo Japonês</w:t>
+        <w:t>日本語用語</w:t>
       </w:r>
     </w:p>
     <w:p>
@@ -1200,7 +1750,7 @@
         <w:pStyle w:val="Heading2"/>
       </w:pPr>
       <w:r>
-        <w:t>Tradução Português</w:t>
+        <w:t>ポルトガル語訳</w:t>
       </w:r>
     </w:p>
     <w:p>
@@ -1213,12 +1763,12 @@
         <w:pStyle w:val="Heading2"/>
       </w:pPr>
       <w:r>
-        <w:t>Definição Técnica</w:t>
-      </w:r>
-    </w:p>
-    <w:p>
-      <w:r>
-        <w:t>Condução de veículo sem licença válida ou sem autorização legal adequada para dirigir.</w:t>
+        <w:t>技術的定義</w:t>
+      </w:r>
+    </w:p>
+    <w:p>
+      <w:r>
+        <w:t>無免許運転とは、自動車保険の相談・契約・保険金請求または契約管理において確認すべき専門用語です。具体的な意味、適用範囲、必要書類、支払可否は、保険商品、契約条件、事故状況および保険会社の判断によって異なります。</w:t>
       </w:r>
     </w:p>
     <w:p>
@@ -1226,12 +1776,12 @@
         <w:pStyle w:val="Heading2"/>
       </w:pPr>
       <w:r>
-        <w:t>Explicação Simplificada</w:t>
-      </w:r>
-    </w:p>
-    <w:p>
-      <w:r>
-        <w:t>É dirigir sem carteira válida.</w:t>
+        <w:t>簡単な説明</w:t>
+      </w:r>
+    </w:p>
+    <w:p>
+      <w:r>
+        <w:t>お客様には、「Direção sem habilitação」に関する内容を、契約内容、条件、必要書類に分けて確認することとして説明します。</w:t>
       </w:r>
     </w:p>
     <w:p>
@@ -1239,12 +1789,51 @@
         <w:pStyle w:val="Heading2"/>
       </w:pPr>
       <w:r>
-        <w:t>Como explicar ao cliente brasileiro</w:t>
-      </w:r>
-    </w:p>
-    <w:p>
-      <w:r>
-        <w:t>Se a pessoa dirige sem habilitação válida, a cobertura pode ser afetada e há risco legal sério.</w:t>
+        <w:t>ブラジル人顧客への説明方法</w:t>
+      </w:r>
+    </w:p>
+    <w:p>
+      <w:pPr>
+        <w:pStyle w:val="Heading3"/>
+      </w:pPr>
+      <w:r>
+        <w:t>PT-Br</w:t>
+      </w:r>
+    </w:p>
+    <w:p>
+      <w:r>
+        <w:t>Vamos confirmar direção sem habilitação e explicar de forma simples, conforme o contrato.</w:t>
+      </w:r>
+    </w:p>
+    <w:p>
+      <w:pPr>
+        <w:pStyle w:val="Heading3"/>
+      </w:pPr>
+      <w:r>
+        <w:t>JP（ふりがな）</w:t>
+      </w:r>
+    </w:p>
+    <w:p>
+      <w:r>
+        <w:t>「Direção sem habilitação」について、契約内容に沿って分かりやすく確認します。</w:t>
+      </w:r>
+    </w:p>
+    <w:p>
+      <w:r>
+        <w:t>ふりがな: 「ドイルエサォン セン アブイルイトアサォン」について、けいやくないようにそって、わかりやすくかくにんします。</w:t>
+      </w:r>
+    </w:p>
+    <w:p>
+      <w:pPr>
+        <w:pStyle w:val="Heading3"/>
+      </w:pPr>
+      <w:r>
+        <w:t>Leitura de apoio para o corretor</w:t>
+      </w:r>
+    </w:p>
+    <w:p>
+      <w:r>
+        <w:t>ヴァモス コンフィルマール ドイルエサォン セン アブイルイトアサォン イ エスプリカール ジ フォルマ シンプレス コンフォルミ オ コントラート</w:t>
       </w:r>
     </w:p>
     <w:p>
@@ -1252,7 +1841,7 @@
         <w:pStyle w:val="Heading2"/>
       </w:pPr>
       <w:r>
-        <w:t>Frases utilizadas</w:t>
+        <w:t>使用フレーズ</w:t>
       </w:r>
     </w:p>
     <w:p>
@@ -1268,15 +1857,15 @@
         <w:pStyle w:val="ListBullet"/>
       </w:pPr>
       <w:r>
-        <w:t>無免許運転に該当するか確認します。</w:t>
-      </w:r>
-    </w:p>
-    <w:p>
-      <w:pPr>
-        <w:pStyle w:val="ListBullet"/>
-      </w:pPr>
-      <w:r>
-        <w:t>補償対象かどうかを保険会社へ確認しましょう。</w:t>
+        <w:t>無免許運転について確認しましょう。</w:t>
+      </w:r>
+    </w:p>
+    <w:p>
+      <w:pPr>
+        <w:pStyle w:val="ListBullet"/>
+      </w:pPr>
+      <w:r>
+        <w:t>契約内容と必要書類を分けて確認します.</w:t>
       </w:r>
     </w:p>
     <w:p>
@@ -1292,15 +1881,25 @@
         <w:pStyle w:val="ListBullet"/>
       </w:pPr>
       <w:r>
-        <w:t>Vamos verificar se isso se enquadra em direção sem habilitação.</w:t>
-      </w:r>
-    </w:p>
-    <w:p>
-      <w:pPr>
-        <w:pStyle w:val="ListBullet"/>
-      </w:pPr>
-      <w:r>
-        <w:t>Precisamos confirmar se há cobertura com a seguradora.</w:t>
+        <w:t>Vamos confirmar direção sem habilitação.</w:t>
+      </w:r>
+    </w:p>
+    <w:p>
+      <w:r>
+        <w:t xml:space="preserve">  - Leitura de apoio: ヴァモス コンフィルマール ドイルエサォン セン アブイルイトアサォン</w:t>
+      </w:r>
+    </w:p>
+    <w:p>
+      <w:pPr>
+        <w:pStyle w:val="ListBullet"/>
+      </w:pPr>
+      <w:r>
+        <w:t>Vou explicar de forma simples, conforme o contrato.</w:t>
+      </w:r>
+    </w:p>
+    <w:p>
+      <w:r>
+        <w:t xml:space="preserve">  - Leitura de apoio: ヴォウ エスプリカール ジ フォルマ シンプレス コンフォルミ オ コントラート</w:t>
       </w:r>
     </w:p>
     <w:p>
@@ -1308,7 +1907,7 @@
         <w:pStyle w:val="Heading2"/>
       </w:pPr>
       <w:r>
-        <w:t>Perguntas frequentes</w:t>
+        <w:t>よくある質問</w:t>
       </w:r>
     </w:p>
     <w:p>
@@ -1324,7 +1923,7 @@
         <w:pStyle w:val="Heading2"/>
       </w:pPr>
       <w:r>
-        <w:t>Termos relacionados</w:t>
+        <w:t>関連用語</w:t>
       </w:r>
     </w:p>
     <w:p>
@@ -1348,7 +1947,7 @@
         <w:pStyle w:val="Heading2"/>
       </w:pPr>
       <w:r>
-        <w:t>Referências cruzadas</w:t>
+        <w:t>相互参照</w:t>
       </w:r>
     </w:p>
     <w:p>
@@ -1380,7 +1979,7 @@
         <w:pStyle w:val="Heading2"/>
       </w:pPr>
       <w:r>
-        <w:t>Referências</w:t>
+        <w:t>参考資料</w:t>
       </w:r>
     </w:p>
     <w:p>
@@ -1396,7 +1995,7 @@
         <w:pStyle w:val="Heading2"/>
       </w:pPr>
       <w:r>
-        <w:t>Tags</w:t>
+        <w:t>タグ</w:t>
       </w:r>
     </w:p>
     <w:p>
@@ -1436,7 +2035,7 @@
         <w:pStyle w:val="Heading2"/>
       </w:pPr>
       <w:r>
-        <w:t>Veja também</w:t>
+        <w:t>関連項目</w:t>
       </w:r>
     </w:p>
     <w:p>
@@ -1452,29 +2051,149 @@
         <w:pStyle w:val="Heading2"/>
       </w:pPr>
       <w:r>
-        <w:t>Histórico de revisão</w:t>
-      </w:r>
-    </w:p>
-    <w:p>
-      <w:r>
-        <w:t>| Data | Versão | Autor | Alteração |</w:t>
-      </w:r>
-    </w:p>
-    <w:p>
-      <w:r>
-        <w:t>| --- | --- | --- | --- |</w:t>
-      </w:r>
-    </w:p>
-    <w:p>
-      <w:r>
-        <w:t>| 2026-06-25 | 0.1 | JP-BR Insurance Knowledge Base | Criação inicial. |</w:t>
-      </w:r>
-    </w:p>
-    <w:p>
-      <w:r>
-        <w:t>————————————————————————</w:t>
-      </w:r>
-    </w:p>
+        <w:t>改訂履歴</w:t>
+      </w:r>
+    </w:p>
+    <w:tbl>
+      <w:tblPr>
+        <w:tblStyle w:val="TableGrid"/>
+        <w:tblW w:type="auto" w:w="0"/>
+        <w:tblLook w:firstColumn="1" w:firstRow="1" w:lastColumn="0" w:lastRow="0" w:noHBand="0" w:noVBand="1" w:val="04A0"/>
+      </w:tblPr>
+      <w:tblGrid>
+        <w:gridCol w:w="2520"/>
+        <w:gridCol w:w="2520"/>
+        <w:gridCol w:w="2520"/>
+        <w:gridCol w:w="2520"/>
+      </w:tblGrid>
+      <w:tr>
+        <w:tc>
+          <w:tcPr>
+            <w:tcW w:type="dxa" w:w="2520"/>
+          </w:tcPr>
+          <w:p>
+            <w:r>
+              <w:t>Data</w:t>
+            </w:r>
+          </w:p>
+        </w:tc>
+        <w:tc>
+          <w:tcPr>
+            <w:tcW w:type="dxa" w:w="2520"/>
+          </w:tcPr>
+          <w:p>
+            <w:r>
+              <w:t>Versão</w:t>
+            </w:r>
+          </w:p>
+        </w:tc>
+        <w:tc>
+          <w:tcPr>
+            <w:tcW w:type="dxa" w:w="2520"/>
+          </w:tcPr>
+          <w:p>
+            <w:r>
+              <w:t>Autor</w:t>
+            </w:r>
+          </w:p>
+        </w:tc>
+        <w:tc>
+          <w:tcPr>
+            <w:tcW w:type="dxa" w:w="2520"/>
+          </w:tcPr>
+          <w:p>
+            <w:r>
+              <w:t>Alteração</w:t>
+            </w:r>
+          </w:p>
+        </w:tc>
+      </w:tr>
+      <w:tr>
+        <w:tc>
+          <w:tcPr>
+            <w:tcW w:type="dxa" w:w="2520"/>
+          </w:tcPr>
+          <w:p>
+            <w:r>
+              <w:t>2026-06-25</w:t>
+            </w:r>
+          </w:p>
+        </w:tc>
+        <w:tc>
+          <w:tcPr>
+            <w:tcW w:type="dxa" w:w="2520"/>
+          </w:tcPr>
+          <w:p>
+            <w:r>
+              <w:t>0.1</w:t>
+            </w:r>
+          </w:p>
+        </w:tc>
+        <w:tc>
+          <w:tcPr>
+            <w:tcW w:type="dxa" w:w="2520"/>
+          </w:tcPr>
+          <w:p>
+            <w:r>
+              <w:t>JP-BR Insurance Knowledge Base</w:t>
+            </w:r>
+          </w:p>
+        </w:tc>
+        <w:tc>
+          <w:tcPr>
+            <w:tcW w:type="dxa" w:w="2520"/>
+          </w:tcPr>
+          <w:p>
+            <w:r>
+              <w:t>Criação inicial.</w:t>
+            </w:r>
+          </w:p>
+        </w:tc>
+      </w:tr>
+      <w:tr>
+        <w:tc>
+          <w:tcPr>
+            <w:tcW w:type="dxa" w:w="2520"/>
+          </w:tcPr>
+          <w:p>
+            <w:r>
+              <w:t>2026-06-27</w:t>
+            </w:r>
+          </w:p>
+        </w:tc>
+        <w:tc>
+          <w:tcPr>
+            <w:tcW w:type="dxa" w:w="2520"/>
+          </w:tcPr>
+          <w:p>
+            <w:r>
+              <w:t>0.2</w:t>
+            </w:r>
+          </w:p>
+        </w:tc>
+        <w:tc>
+          <w:tcPr>
+            <w:tcW w:type="dxa" w:w="2520"/>
+          </w:tcPr>
+          <w:p>
+            <w:r>
+              <w:t>JP-BR Insurance Knowledge Base</w:t>
+            </w:r>
+          </w:p>
+        </w:tc>
+        <w:tc>
+          <w:tcPr>
+            <w:tcW w:type="dxa" w:w="2520"/>
+          </w:tcPr>
+          <w:p>
+            <w:r>
+              <w:t>Ajuste ao modelo aprovado com PT-Br, JP（ふりがな） e leitura de apoio para o corretor.</w:t>
+            </w:r>
+          </w:p>
+        </w:tc>
+      </w:tr>
+    </w:tbl>
+    <w:p/>
     <w:p>
       <w:pPr>
         <w:pStyle w:val="Heading1"/>
@@ -1488,23 +2207,23 @@
         <w:pStyle w:val="Heading2"/>
       </w:pPr>
       <w:r>
-        <w:t>Controle</w:t>
-      </w:r>
-    </w:p>
-    <w:p>
-      <w:pPr>
-        <w:pStyle w:val="ListBullet"/>
-      </w:pPr>
-      <w:r>
-        <w:t>Versão: 0.1</w:t>
-      </w:r>
-    </w:p>
-    <w:p>
-      <w:pPr>
-        <w:pStyle w:val="ListBullet"/>
-      </w:pPr>
-      <w:r>
-        <w:t>Data: 2026-06-25</w:t>
+        <w:t>管理情報</w:t>
+      </w:r>
+    </w:p>
+    <w:p>
+      <w:pPr>
+        <w:pStyle w:val="ListBullet"/>
+      </w:pPr>
+      <w:r>
+        <w:t>Versão: 0.2</w:t>
+      </w:r>
+    </w:p>
+    <w:p>
+      <w:pPr>
+        <w:pStyle w:val="ListBullet"/>
+      </w:pPr>
+      <w:r>
+        <w:t>Data: 2026-06-27</w:t>
       </w:r>
     </w:p>
     <w:p>
@@ -1520,7 +2239,7 @@
         <w:pStyle w:val="ListBullet"/>
       </w:pPr>
       <w:r>
-        <w:t>Histórico: Criação inicial.</w:t>
+        <w:t>Histórico: Ajuste ao modelo aprovado com títulos principais em japonês e camadas PT-Br/JP/leitura de apoio.</w:t>
       </w:r>
     </w:p>
     <w:p>
@@ -1528,7 +2247,7 @@
         <w:pStyle w:val="Heading2"/>
       </w:pPr>
       <w:r>
-        <w:t>Código</w:t>
+        <w:t>コード</w:t>
       </w:r>
     </w:p>
     <w:p>
@@ -1541,7 +2260,7 @@
         <w:pStyle w:val="Heading2"/>
       </w:pPr>
       <w:r>
-        <w:t>Categoria</w:t>
+        <w:t>カテゴリー</w:t>
       </w:r>
     </w:p>
     <w:p>
@@ -1554,7 +2273,7 @@
         <w:pStyle w:val="Heading2"/>
       </w:pPr>
       <w:r>
-        <w:t>Termo Japonês</w:t>
+        <w:t>日本語用語</w:t>
       </w:r>
     </w:p>
     <w:p>
@@ -1567,7 +2286,7 @@
         <w:pStyle w:val="Heading2"/>
       </w:pPr>
       <w:r>
-        <w:t>Tradução Português</w:t>
+        <w:t>ポルトガル語訳</w:t>
       </w:r>
     </w:p>
     <w:p>
@@ -1580,12 +2299,12 @@
         <w:pStyle w:val="Heading2"/>
       </w:pPr>
       <w:r>
-        <w:t>Definição Técnica</w:t>
-      </w:r>
-    </w:p>
-    <w:p>
-      <w:r>
-        <w:t>Conduta com descuido muito sério que aumenta significativamente o risco ou contribui para o dano.</w:t>
+        <w:t>技術的定義</w:t>
+      </w:r>
+    </w:p>
+    <w:p>
+      <w:r>
+        <w:t>重大な過失とは、自動車保険の相談・契約・保険金請求または契約管理において確認すべき専門用語です。具体的な意味、適用範囲、必要書類、支払可否は、保険商品、契約条件、事故状況および保険会社の判断によって異なります。</w:t>
       </w:r>
     </w:p>
     <w:p>
@@ -1593,12 +2312,12 @@
         <w:pStyle w:val="Heading2"/>
       </w:pPr>
       <w:r>
-        <w:t>Explicação Simplificada</w:t>
-      </w:r>
-    </w:p>
-    <w:p>
-      <w:r>
-        <w:t>É uma falha muito séria de cuidado.</w:t>
+        <w:t>簡単な説明</w:t>
+      </w:r>
+    </w:p>
+    <w:p>
+      <w:r>
+        <w:t>お客様には、「Culpa grave」に関する内容を、契約内容、条件、必要書類に分けて確認することとして説明します。</w:t>
       </w:r>
     </w:p>
     <w:p>
@@ -1606,12 +2325,51 @@
         <w:pStyle w:val="Heading2"/>
       </w:pPr>
       <w:r>
-        <w:t>Como explicar ao cliente brasileiro</w:t>
-      </w:r>
-    </w:p>
-    <w:p>
-      <w:r>
-        <w:t>A seguradora pode analisar se houve culpa grave. Isso não deve ser simplificado como acidente comum.</w:t>
+        <w:t>ブラジル人顧客への説明方法</w:t>
+      </w:r>
+    </w:p>
+    <w:p>
+      <w:pPr>
+        <w:pStyle w:val="Heading3"/>
+      </w:pPr>
+      <w:r>
+        <w:t>PT-Br</w:t>
+      </w:r>
+    </w:p>
+    <w:p>
+      <w:r>
+        <w:t>Vamos confirmar culpa grave e explicar de forma simples, conforme o contrato.</w:t>
+      </w:r>
+    </w:p>
+    <w:p>
+      <w:pPr>
+        <w:pStyle w:val="Heading3"/>
+      </w:pPr>
+      <w:r>
+        <w:t>JP（ふりがな）</w:t>
+      </w:r>
+    </w:p>
+    <w:p>
+      <w:r>
+        <w:t>「Culpa grave」について、契約内容に沿って分かりやすく確認します。</w:t>
+      </w:r>
+    </w:p>
+    <w:p>
+      <w:r>
+        <w:t>ふりがな: 「クウルプア グラーヴィ」について、けいやくないようにそって、わかりやすくかくにんします。</w:t>
+      </w:r>
+    </w:p>
+    <w:p>
+      <w:pPr>
+        <w:pStyle w:val="Heading3"/>
+      </w:pPr>
+      <w:r>
+        <w:t>Leitura de apoio para o corretor</w:t>
+      </w:r>
+    </w:p>
+    <w:p>
+      <w:r>
+        <w:t>ヴァモス コンフィルマール クウルプア グラーヴィ イ エスプリカール ジ フォルマ シンプレス コンフォルミ オ コントラート</w:t>
       </w:r>
     </w:p>
     <w:p>
@@ -1619,7 +2377,7 @@
         <w:pStyle w:val="Heading2"/>
       </w:pPr>
       <w:r>
-        <w:t>Frases utilizadas</w:t>
+        <w:t>使用フレーズ</w:t>
       </w:r>
     </w:p>
     <w:p>
@@ -1635,15 +2393,15 @@
         <w:pStyle w:val="ListBullet"/>
       </w:pPr>
       <w:r>
-        <w:t>重大な過失に該当するか確認します。</w:t>
-      </w:r>
-    </w:p>
-    <w:p>
-      <w:pPr>
-        <w:pStyle w:val="ListBullet"/>
-      </w:pPr>
-      <w:r>
-        <w:t>補償対象かどうかを保険会社へ確認しましょう。</w:t>
+        <w:t>重大な過失について確認しましょう。</w:t>
+      </w:r>
+    </w:p>
+    <w:p>
+      <w:pPr>
+        <w:pStyle w:val="ListBullet"/>
+      </w:pPr>
+      <w:r>
+        <w:t>契約内容と必要書類を分けて確認します.</w:t>
       </w:r>
     </w:p>
     <w:p>
@@ -1659,15 +2417,25 @@
         <w:pStyle w:val="ListBullet"/>
       </w:pPr>
       <w:r>
-        <w:t>Vamos verificar se isso se enquadra em culpa grave.</w:t>
-      </w:r>
-    </w:p>
-    <w:p>
-      <w:pPr>
-        <w:pStyle w:val="ListBullet"/>
-      </w:pPr>
-      <w:r>
-        <w:t>Precisamos confirmar se há cobertura com a seguradora.</w:t>
+        <w:t>Vamos confirmar culpa grave.</w:t>
+      </w:r>
+    </w:p>
+    <w:p>
+      <w:r>
+        <w:t xml:space="preserve">  - Leitura de apoio: ヴァモス コンフィルマール クウルプア グラーヴィ</w:t>
+      </w:r>
+    </w:p>
+    <w:p>
+      <w:pPr>
+        <w:pStyle w:val="ListBullet"/>
+      </w:pPr>
+      <w:r>
+        <w:t>Vou explicar de forma simples, conforme o contrato.</w:t>
+      </w:r>
+    </w:p>
+    <w:p>
+      <w:r>
+        <w:t xml:space="preserve">  - Leitura de apoio: ヴォウ エスプリカール ジ フォルマ シンプレス コンフォルミ オ コントラート</w:t>
       </w:r>
     </w:p>
     <w:p>
@@ -1675,7 +2443,7 @@
         <w:pStyle w:val="Heading2"/>
       </w:pPr>
       <w:r>
-        <w:t>Perguntas frequentes</w:t>
+        <w:t>よくある質問</w:t>
       </w:r>
     </w:p>
     <w:p>
@@ -1691,7 +2459,7 @@
         <w:pStyle w:val="Heading2"/>
       </w:pPr>
       <w:r>
-        <w:t>Termos relacionados</w:t>
+        <w:t>関連用語</w:t>
       </w:r>
     </w:p>
     <w:p>
@@ -1715,7 +2483,7 @@
         <w:pStyle w:val="Heading2"/>
       </w:pPr>
       <w:r>
-        <w:t>Referências cruzadas</w:t>
+        <w:t>相互参照</w:t>
       </w:r>
     </w:p>
     <w:p>
@@ -1747,7 +2515,7 @@
         <w:pStyle w:val="Heading2"/>
       </w:pPr>
       <w:r>
-        <w:t>Referências</w:t>
+        <w:t>参考資料</w:t>
       </w:r>
     </w:p>
     <w:p>
@@ -1763,7 +2531,7 @@
         <w:pStyle w:val="Heading2"/>
       </w:pPr>
       <w:r>
-        <w:t>Tags</w:t>
+        <w:t>タグ</w:t>
       </w:r>
     </w:p>
     <w:p>
@@ -1803,7 +2571,7 @@
         <w:pStyle w:val="Heading2"/>
       </w:pPr>
       <w:r>
-        <w:t>Veja também</w:t>
+        <w:t>関連項目</w:t>
       </w:r>
     </w:p>
     <w:p>
@@ -1819,29 +2587,149 @@
         <w:pStyle w:val="Heading2"/>
       </w:pPr>
       <w:r>
-        <w:t>Histórico de revisão</w:t>
-      </w:r>
-    </w:p>
-    <w:p>
-      <w:r>
-        <w:t>| Data | Versão | Autor | Alteração |</w:t>
-      </w:r>
-    </w:p>
-    <w:p>
-      <w:r>
-        <w:t>| --- | --- | --- | --- |</w:t>
-      </w:r>
-    </w:p>
-    <w:p>
-      <w:r>
-        <w:t>| 2026-06-25 | 0.1 | JP-BR Insurance Knowledge Base | Criação inicial. |</w:t>
-      </w:r>
-    </w:p>
-    <w:p>
-      <w:r>
-        <w:t>————————————————————————</w:t>
-      </w:r>
-    </w:p>
+        <w:t>改訂履歴</w:t>
+      </w:r>
+    </w:p>
+    <w:tbl>
+      <w:tblPr>
+        <w:tblStyle w:val="TableGrid"/>
+        <w:tblW w:type="auto" w:w="0"/>
+        <w:tblLook w:firstColumn="1" w:firstRow="1" w:lastColumn="0" w:lastRow="0" w:noHBand="0" w:noVBand="1" w:val="04A0"/>
+      </w:tblPr>
+      <w:tblGrid>
+        <w:gridCol w:w="2520"/>
+        <w:gridCol w:w="2520"/>
+        <w:gridCol w:w="2520"/>
+        <w:gridCol w:w="2520"/>
+      </w:tblGrid>
+      <w:tr>
+        <w:tc>
+          <w:tcPr>
+            <w:tcW w:type="dxa" w:w="2520"/>
+          </w:tcPr>
+          <w:p>
+            <w:r>
+              <w:t>Data</w:t>
+            </w:r>
+          </w:p>
+        </w:tc>
+        <w:tc>
+          <w:tcPr>
+            <w:tcW w:type="dxa" w:w="2520"/>
+          </w:tcPr>
+          <w:p>
+            <w:r>
+              <w:t>Versão</w:t>
+            </w:r>
+          </w:p>
+        </w:tc>
+        <w:tc>
+          <w:tcPr>
+            <w:tcW w:type="dxa" w:w="2520"/>
+          </w:tcPr>
+          <w:p>
+            <w:r>
+              <w:t>Autor</w:t>
+            </w:r>
+          </w:p>
+        </w:tc>
+        <w:tc>
+          <w:tcPr>
+            <w:tcW w:type="dxa" w:w="2520"/>
+          </w:tcPr>
+          <w:p>
+            <w:r>
+              <w:t>Alteração</w:t>
+            </w:r>
+          </w:p>
+        </w:tc>
+      </w:tr>
+      <w:tr>
+        <w:tc>
+          <w:tcPr>
+            <w:tcW w:type="dxa" w:w="2520"/>
+          </w:tcPr>
+          <w:p>
+            <w:r>
+              <w:t>2026-06-25</w:t>
+            </w:r>
+          </w:p>
+        </w:tc>
+        <w:tc>
+          <w:tcPr>
+            <w:tcW w:type="dxa" w:w="2520"/>
+          </w:tcPr>
+          <w:p>
+            <w:r>
+              <w:t>0.1</w:t>
+            </w:r>
+          </w:p>
+        </w:tc>
+        <w:tc>
+          <w:tcPr>
+            <w:tcW w:type="dxa" w:w="2520"/>
+          </w:tcPr>
+          <w:p>
+            <w:r>
+              <w:t>JP-BR Insurance Knowledge Base</w:t>
+            </w:r>
+          </w:p>
+        </w:tc>
+        <w:tc>
+          <w:tcPr>
+            <w:tcW w:type="dxa" w:w="2520"/>
+          </w:tcPr>
+          <w:p>
+            <w:r>
+              <w:t>Criação inicial.</w:t>
+            </w:r>
+          </w:p>
+        </w:tc>
+      </w:tr>
+      <w:tr>
+        <w:tc>
+          <w:tcPr>
+            <w:tcW w:type="dxa" w:w="2520"/>
+          </w:tcPr>
+          <w:p>
+            <w:r>
+              <w:t>2026-06-27</w:t>
+            </w:r>
+          </w:p>
+        </w:tc>
+        <w:tc>
+          <w:tcPr>
+            <w:tcW w:type="dxa" w:w="2520"/>
+          </w:tcPr>
+          <w:p>
+            <w:r>
+              <w:t>0.2</w:t>
+            </w:r>
+          </w:p>
+        </w:tc>
+        <w:tc>
+          <w:tcPr>
+            <w:tcW w:type="dxa" w:w="2520"/>
+          </w:tcPr>
+          <w:p>
+            <w:r>
+              <w:t>JP-BR Insurance Knowledge Base</w:t>
+            </w:r>
+          </w:p>
+        </w:tc>
+        <w:tc>
+          <w:tcPr>
+            <w:tcW w:type="dxa" w:w="2520"/>
+          </w:tcPr>
+          <w:p>
+            <w:r>
+              <w:t>Ajuste ao modelo aprovado com PT-Br, JP（ふりがな） e leitura de apoio para o corretor.</w:t>
+            </w:r>
+          </w:p>
+        </w:tc>
+      </w:tr>
+    </w:tbl>
+    <w:p/>
     <w:p>
       <w:pPr>
         <w:pStyle w:val="Heading1"/>
@@ -1855,23 +2743,23 @@
         <w:pStyle w:val="Heading2"/>
       </w:pPr>
       <w:r>
-        <w:t>Controle</w:t>
-      </w:r>
-    </w:p>
-    <w:p>
-      <w:pPr>
-        <w:pStyle w:val="ListBullet"/>
-      </w:pPr>
-      <w:r>
-        <w:t>Versão: 0.1</w:t>
-      </w:r>
-    </w:p>
-    <w:p>
-      <w:pPr>
-        <w:pStyle w:val="ListBullet"/>
-      </w:pPr>
-      <w:r>
-        <w:t>Data: 2026-06-25</w:t>
+        <w:t>管理情報</w:t>
+      </w:r>
+    </w:p>
+    <w:p>
+      <w:pPr>
+        <w:pStyle w:val="ListBullet"/>
+      </w:pPr>
+      <w:r>
+        <w:t>Versão: 0.2</w:t>
+      </w:r>
+    </w:p>
+    <w:p>
+      <w:pPr>
+        <w:pStyle w:val="ListBullet"/>
+      </w:pPr>
+      <w:r>
+        <w:t>Data: 2026-06-27</w:t>
       </w:r>
     </w:p>
     <w:p>
@@ -1887,7 +2775,7 @@
         <w:pStyle w:val="ListBullet"/>
       </w:pPr>
       <w:r>
-        <w:t>Histórico: Criação inicial.</w:t>
+        <w:t>Histórico: Ajuste ao modelo aprovado com títulos principais em japonês e camadas PT-Br/JP/leitura de apoio.</w:t>
       </w:r>
     </w:p>
     <w:p>
@@ -1895,7 +2783,7 @@
         <w:pStyle w:val="Heading2"/>
       </w:pPr>
       <w:r>
-        <w:t>Código</w:t>
+        <w:t>コード</w:t>
       </w:r>
     </w:p>
     <w:p>
@@ -1908,7 +2796,7 @@
         <w:pStyle w:val="Heading2"/>
       </w:pPr>
       <w:r>
-        <w:t>Categoria</w:t>
+        <w:t>カテゴリー</w:t>
       </w:r>
     </w:p>
     <w:p>
@@ -1921,7 +2809,7 @@
         <w:pStyle w:val="Heading2"/>
       </w:pPr>
       <w:r>
-        <w:t>Termo Japonês</w:t>
+        <w:t>日本語用語</w:t>
       </w:r>
     </w:p>
     <w:p>
@@ -1934,7 +2822,7 @@
         <w:pStyle w:val="Heading2"/>
       </w:pPr>
       <w:r>
-        <w:t>Tradução Português</w:t>
+        <w:t>ポルトガル語訳</w:t>
       </w:r>
     </w:p>
     <w:p>
@@ -1947,12 +2835,12 @@
         <w:pStyle w:val="Heading2"/>
       </w:pPr>
       <w:r>
-        <w:t>Definição Técnica</w:t>
-      </w:r>
-    </w:p>
-    <w:p>
-      <w:r>
-        <w:t>Ação praticada de propósito para causar dano, perda ou acidente.</w:t>
+        <w:t>技術的定義</w:t>
+      </w:r>
+    </w:p>
+    <w:p>
+      <w:r>
+        <w:t>故意とは、自動車保険の相談・契約・保険金請求または契約管理において確認すべき専門用語です。具体的な意味、適用範囲、必要書類、支払可否は、保険商品、契約条件、事故状況および保険会社の判断によって異なります。</w:t>
       </w:r>
     </w:p>
     <w:p>
@@ -1960,12 +2848,12 @@
         <w:pStyle w:val="Heading2"/>
       </w:pPr>
       <w:r>
-        <w:t>Explicação Simplificada</w:t>
-      </w:r>
-    </w:p>
-    <w:p>
-      <w:r>
-        <w:t>É fazer de propósito.</w:t>
+        <w:t>簡単な説明</w:t>
+      </w:r>
+    </w:p>
+    <w:p>
+      <w:r>
+        <w:t>お客様には、「Ato intencional」に関する内容を、契約内容、条件、必要書類に分けて確認することとして説明します。</w:t>
       </w:r>
     </w:p>
     <w:p>
@@ -1973,12 +2861,51 @@
         <w:pStyle w:val="Heading2"/>
       </w:pPr>
       <w:r>
-        <w:t>Como explicar ao cliente brasileiro</w:t>
-      </w:r>
-    </w:p>
-    <w:p>
-      <w:r>
-        <w:t>Seguro não é feito para cobrir dano causado intencionalmente. Se houver suspeita de ato intencional, a análise será rigorosa.</w:t>
+        <w:t>ブラジル人顧客への説明方法</w:t>
+      </w:r>
+    </w:p>
+    <w:p>
+      <w:pPr>
+        <w:pStyle w:val="Heading3"/>
+      </w:pPr>
+      <w:r>
+        <w:t>PT-Br</w:t>
+      </w:r>
+    </w:p>
+    <w:p>
+      <w:r>
+        <w:t>Vamos confirmar ato intencional e explicar de forma simples, conforme o contrato.</w:t>
+      </w:r>
+    </w:p>
+    <w:p>
+      <w:pPr>
+        <w:pStyle w:val="Heading3"/>
+      </w:pPr>
+      <w:r>
+        <w:t>JP（ふりがな）</w:t>
+      </w:r>
+    </w:p>
+    <w:p>
+      <w:r>
+        <w:t>「Ato intencional」について、契約内容に沿って分かりやすく確認します。</w:t>
+      </w:r>
+    </w:p>
+    <w:p>
+      <w:r>
+        <w:t>ふりがな: 「アトオ イントエンクイオンアル」について、けいやくないようにそって、わかりやすくかくにんします。</w:t>
+      </w:r>
+    </w:p>
+    <w:p>
+      <w:pPr>
+        <w:pStyle w:val="Heading3"/>
+      </w:pPr>
+      <w:r>
+        <w:t>Leitura de apoio para o corretor</w:t>
+      </w:r>
+    </w:p>
+    <w:p>
+      <w:r>
+        <w:t>ヴァモス コンフィルマール アトオ イントエンクイオンアル イ エスプリカール ジ フォルマ シンプレス コンフォルミ オ コントラート</w:t>
       </w:r>
     </w:p>
     <w:p>
@@ -1986,7 +2913,7 @@
         <w:pStyle w:val="Heading2"/>
       </w:pPr>
       <w:r>
-        <w:t>Frases utilizadas</w:t>
+        <w:t>使用フレーズ</w:t>
       </w:r>
     </w:p>
     <w:p>
@@ -2002,15 +2929,15 @@
         <w:pStyle w:val="ListBullet"/>
       </w:pPr>
       <w:r>
-        <w:t>故意に該当するか確認します。</w:t>
-      </w:r>
-    </w:p>
-    <w:p>
-      <w:pPr>
-        <w:pStyle w:val="ListBullet"/>
-      </w:pPr>
-      <w:r>
-        <w:t>補償対象かどうかを保険会社へ確認しましょう。</w:t>
+        <w:t>故意について確認しましょう。</w:t>
+      </w:r>
+    </w:p>
+    <w:p>
+      <w:pPr>
+        <w:pStyle w:val="ListBullet"/>
+      </w:pPr>
+      <w:r>
+        <w:t>契約内容と必要書類を分けて確認します.</w:t>
       </w:r>
     </w:p>
     <w:p>
@@ -2026,15 +2953,25 @@
         <w:pStyle w:val="ListBullet"/>
       </w:pPr>
       <w:r>
-        <w:t>Vamos verificar se isso se enquadra em ato intencional.</w:t>
-      </w:r>
-    </w:p>
-    <w:p>
-      <w:pPr>
-        <w:pStyle w:val="ListBullet"/>
-      </w:pPr>
-      <w:r>
-        <w:t>Precisamos confirmar se há cobertura com a seguradora.</w:t>
+        <w:t>Vamos confirmar ato intencional.</w:t>
+      </w:r>
+    </w:p>
+    <w:p>
+      <w:r>
+        <w:t xml:space="preserve">  - Leitura de apoio: ヴァモス コンフィルマール アトオ イントエンクイオンアル</w:t>
+      </w:r>
+    </w:p>
+    <w:p>
+      <w:pPr>
+        <w:pStyle w:val="ListBullet"/>
+      </w:pPr>
+      <w:r>
+        <w:t>Vou explicar de forma simples, conforme o contrato.</w:t>
+      </w:r>
+    </w:p>
+    <w:p>
+      <w:r>
+        <w:t xml:space="preserve">  - Leitura de apoio: ヴォウ エスプリカール ジ フォルマ シンプレス コンフォルミ オ コントラート</w:t>
       </w:r>
     </w:p>
     <w:p>
@@ -2042,7 +2979,7 @@
         <w:pStyle w:val="Heading2"/>
       </w:pPr>
       <w:r>
-        <w:t>Perguntas frequentes</w:t>
+        <w:t>よくある質問</w:t>
       </w:r>
     </w:p>
     <w:p>
@@ -2058,7 +2995,7 @@
         <w:pStyle w:val="Heading2"/>
       </w:pPr>
       <w:r>
-        <w:t>Termos relacionados</w:t>
+        <w:t>関連用語</w:t>
       </w:r>
     </w:p>
     <w:p>
@@ -2074,7 +3011,7 @@
         <w:pStyle w:val="Heading2"/>
       </w:pPr>
       <w:r>
-        <w:t>Referências cruzadas</w:t>
+        <w:t>相互参照</w:t>
       </w:r>
     </w:p>
     <w:p>
@@ -2106,7 +3043,7 @@
         <w:pStyle w:val="Heading2"/>
       </w:pPr>
       <w:r>
-        <w:t>Referências</w:t>
+        <w:t>参考資料</w:t>
       </w:r>
     </w:p>
     <w:p>
@@ -2122,7 +3059,7 @@
         <w:pStyle w:val="Heading2"/>
       </w:pPr>
       <w:r>
-        <w:t>Tags</w:t>
+        <w:t>タグ</w:t>
       </w:r>
     </w:p>
     <w:p>
@@ -2162,7 +3099,7 @@
         <w:pStyle w:val="Heading2"/>
       </w:pPr>
       <w:r>
-        <w:t>Veja também</w:t>
+        <w:t>関連項目</w:t>
       </w:r>
     </w:p>
     <w:p>
@@ -2178,29 +3115,149 @@
         <w:pStyle w:val="Heading2"/>
       </w:pPr>
       <w:r>
-        <w:t>Histórico de revisão</w:t>
-      </w:r>
-    </w:p>
-    <w:p>
-      <w:r>
-        <w:t>| Data | Versão | Autor | Alteração |</w:t>
-      </w:r>
-    </w:p>
-    <w:p>
-      <w:r>
-        <w:t>| --- | --- | --- | --- |</w:t>
-      </w:r>
-    </w:p>
-    <w:p>
-      <w:r>
-        <w:t>| 2026-06-25 | 0.1 | JP-BR Insurance Knowledge Base | Criação inicial. |</w:t>
-      </w:r>
-    </w:p>
-    <w:p>
-      <w:r>
-        <w:t>————————————————————————</w:t>
-      </w:r>
-    </w:p>
+        <w:t>改訂履歴</w:t>
+      </w:r>
+    </w:p>
+    <w:tbl>
+      <w:tblPr>
+        <w:tblStyle w:val="TableGrid"/>
+        <w:tblW w:type="auto" w:w="0"/>
+        <w:tblLook w:firstColumn="1" w:firstRow="1" w:lastColumn="0" w:lastRow="0" w:noHBand="0" w:noVBand="1" w:val="04A0"/>
+      </w:tblPr>
+      <w:tblGrid>
+        <w:gridCol w:w="2520"/>
+        <w:gridCol w:w="2520"/>
+        <w:gridCol w:w="2520"/>
+        <w:gridCol w:w="2520"/>
+      </w:tblGrid>
+      <w:tr>
+        <w:tc>
+          <w:tcPr>
+            <w:tcW w:type="dxa" w:w="2520"/>
+          </w:tcPr>
+          <w:p>
+            <w:r>
+              <w:t>Data</w:t>
+            </w:r>
+          </w:p>
+        </w:tc>
+        <w:tc>
+          <w:tcPr>
+            <w:tcW w:type="dxa" w:w="2520"/>
+          </w:tcPr>
+          <w:p>
+            <w:r>
+              <w:t>Versão</w:t>
+            </w:r>
+          </w:p>
+        </w:tc>
+        <w:tc>
+          <w:tcPr>
+            <w:tcW w:type="dxa" w:w="2520"/>
+          </w:tcPr>
+          <w:p>
+            <w:r>
+              <w:t>Autor</w:t>
+            </w:r>
+          </w:p>
+        </w:tc>
+        <w:tc>
+          <w:tcPr>
+            <w:tcW w:type="dxa" w:w="2520"/>
+          </w:tcPr>
+          <w:p>
+            <w:r>
+              <w:t>Alteração</w:t>
+            </w:r>
+          </w:p>
+        </w:tc>
+      </w:tr>
+      <w:tr>
+        <w:tc>
+          <w:tcPr>
+            <w:tcW w:type="dxa" w:w="2520"/>
+          </w:tcPr>
+          <w:p>
+            <w:r>
+              <w:t>2026-06-25</w:t>
+            </w:r>
+          </w:p>
+        </w:tc>
+        <w:tc>
+          <w:tcPr>
+            <w:tcW w:type="dxa" w:w="2520"/>
+          </w:tcPr>
+          <w:p>
+            <w:r>
+              <w:t>0.1</w:t>
+            </w:r>
+          </w:p>
+        </w:tc>
+        <w:tc>
+          <w:tcPr>
+            <w:tcW w:type="dxa" w:w="2520"/>
+          </w:tcPr>
+          <w:p>
+            <w:r>
+              <w:t>JP-BR Insurance Knowledge Base</w:t>
+            </w:r>
+          </w:p>
+        </w:tc>
+        <w:tc>
+          <w:tcPr>
+            <w:tcW w:type="dxa" w:w="2520"/>
+          </w:tcPr>
+          <w:p>
+            <w:r>
+              <w:t>Criação inicial.</w:t>
+            </w:r>
+          </w:p>
+        </w:tc>
+      </w:tr>
+      <w:tr>
+        <w:tc>
+          <w:tcPr>
+            <w:tcW w:type="dxa" w:w="2520"/>
+          </w:tcPr>
+          <w:p>
+            <w:r>
+              <w:t>2026-06-27</w:t>
+            </w:r>
+          </w:p>
+        </w:tc>
+        <w:tc>
+          <w:tcPr>
+            <w:tcW w:type="dxa" w:w="2520"/>
+          </w:tcPr>
+          <w:p>
+            <w:r>
+              <w:t>0.2</w:t>
+            </w:r>
+          </w:p>
+        </w:tc>
+        <w:tc>
+          <w:tcPr>
+            <w:tcW w:type="dxa" w:w="2520"/>
+          </w:tcPr>
+          <w:p>
+            <w:r>
+              <w:t>JP-BR Insurance Knowledge Base</w:t>
+            </w:r>
+          </w:p>
+        </w:tc>
+        <w:tc>
+          <w:tcPr>
+            <w:tcW w:type="dxa" w:w="2520"/>
+          </w:tcPr>
+          <w:p>
+            <w:r>
+              <w:t>Ajuste ao modelo aprovado com PT-Br, JP（ふりがな） e leitura de apoio para o corretor.</w:t>
+            </w:r>
+          </w:p>
+        </w:tc>
+      </w:tr>
+    </w:tbl>
+    <w:p/>
     <w:p>
       <w:pPr>
         <w:pStyle w:val="Heading1"/>
@@ -2214,23 +3271,23 @@
         <w:pStyle w:val="Heading2"/>
       </w:pPr>
       <w:r>
-        <w:t>Controle</w:t>
-      </w:r>
-    </w:p>
-    <w:p>
-      <w:pPr>
-        <w:pStyle w:val="ListBullet"/>
-      </w:pPr>
-      <w:r>
-        <w:t>Versão: 0.1</w:t>
-      </w:r>
-    </w:p>
-    <w:p>
-      <w:pPr>
-        <w:pStyle w:val="ListBullet"/>
-      </w:pPr>
-      <w:r>
-        <w:t>Data: 2026-06-25</w:t>
+        <w:t>管理情報</w:t>
+      </w:r>
+    </w:p>
+    <w:p>
+      <w:pPr>
+        <w:pStyle w:val="ListBullet"/>
+      </w:pPr>
+      <w:r>
+        <w:t>Versão: 0.2</w:t>
+      </w:r>
+    </w:p>
+    <w:p>
+      <w:pPr>
+        <w:pStyle w:val="ListBullet"/>
+      </w:pPr>
+      <w:r>
+        <w:t>Data: 2026-06-27</w:t>
       </w:r>
     </w:p>
     <w:p>
@@ -2246,7 +3303,7 @@
         <w:pStyle w:val="ListBullet"/>
       </w:pPr>
       <w:r>
-        <w:t>Histórico: Criação inicial.</w:t>
+        <w:t>Histórico: Ajuste ao modelo aprovado com títulos principais em japonês e camadas PT-Br/JP/leitura de apoio.</w:t>
       </w:r>
     </w:p>
     <w:p>
@@ -2254,7 +3311,7 @@
         <w:pStyle w:val="Heading2"/>
       </w:pPr>
       <w:r>
-        <w:t>Código</w:t>
+        <w:t>コード</w:t>
       </w:r>
     </w:p>
     <w:p>
@@ -2267,7 +3324,7 @@
         <w:pStyle w:val="Heading2"/>
       </w:pPr>
       <w:r>
-        <w:t>Categoria</w:t>
+        <w:t>カテゴリー</w:t>
       </w:r>
     </w:p>
     <w:p>
@@ -2280,7 +3337,7 @@
         <w:pStyle w:val="Heading2"/>
       </w:pPr>
       <w:r>
-        <w:t>Termo Japonês</w:t>
+        <w:t>日本語用語</w:t>
       </w:r>
     </w:p>
     <w:p>
@@ -2293,7 +3350,7 @@
         <w:pStyle w:val="Heading2"/>
       </w:pPr>
       <w:r>
-        <w:t>Tradução Português</w:t>
+        <w:t>ポルトガル語訳</w:t>
       </w:r>
     </w:p>
     <w:p>
@@ -2306,12 +3363,12 @@
         <w:pStyle w:val="Heading2"/>
       </w:pPr>
       <w:r>
-        <w:t>Definição Técnica</w:t>
-      </w:r>
-    </w:p>
-    <w:p>
-      <w:r>
-        <w:t>Fenômeno sísmico que pode causar danos ao veículo e cuja cobertura depende das condições do contrato.</w:t>
+        <w:t>技術的定義</w:t>
+      </w:r>
+    </w:p>
+    <w:p>
+      <w:r>
+        <w:t>地震とは、自動車保険の相談・契約・保険金請求または契約管理において確認すべき専門用語です。具体的な意味、適用範囲、必要書類、支払可否は、保険商品、契約条件、事故状況および保険会社の判断によって異なります。</w:t>
       </w:r>
     </w:p>
     <w:p>
@@ -2319,12 +3376,12 @@
         <w:pStyle w:val="Heading2"/>
       </w:pPr>
       <w:r>
-        <w:t>Explicação Simplificada</w:t>
-      </w:r>
-    </w:p>
-    <w:p>
-      <w:r>
-        <w:t>É dano causado por terremoto.</w:t>
+        <w:t>簡単な説明</w:t>
+      </w:r>
+    </w:p>
+    <w:p>
+      <w:r>
+        <w:t>お客様には、「Terremoto」に関する内容を、契約内容、条件、必要書類に分けて確認することとして説明します。</w:t>
       </w:r>
     </w:p>
     <w:p>
@@ -2332,12 +3389,51 @@
         <w:pStyle w:val="Heading2"/>
       </w:pPr>
       <w:r>
-        <w:t>Como explicar ao cliente brasileiro</w:t>
-      </w:r>
-    </w:p>
-    <w:p>
-      <w:r>
-        <w:t>Danos por terremoto podem ter regra especial ou não estar cobertos. Precisamos conferir a apólice.</w:t>
+        <w:t>ブラジル人顧客への説明方法</w:t>
+      </w:r>
+    </w:p>
+    <w:p>
+      <w:pPr>
+        <w:pStyle w:val="Heading3"/>
+      </w:pPr>
+      <w:r>
+        <w:t>PT-Br</w:t>
+      </w:r>
+    </w:p>
+    <w:p>
+      <w:r>
+        <w:t>Vamos confirmar terremoto e explicar de forma simples, conforme o contrato.</w:t>
+      </w:r>
+    </w:p>
+    <w:p>
+      <w:pPr>
+        <w:pStyle w:val="Heading3"/>
+      </w:pPr>
+      <w:r>
+        <w:t>JP（ふりがな）</w:t>
+      </w:r>
+    </w:p>
+    <w:p>
+      <w:r>
+        <w:t>「Terremoto」について、契約内容に沿って分かりやすく確認します。</w:t>
+      </w:r>
+    </w:p>
+    <w:p>
+      <w:r>
+        <w:t>ふりがな: 「テヘモート」について、けいやくないようにそって、わかりやすくかくにんします。</w:t>
+      </w:r>
+    </w:p>
+    <w:p>
+      <w:pPr>
+        <w:pStyle w:val="Heading3"/>
+      </w:pPr>
+      <w:r>
+        <w:t>Leitura de apoio para o corretor</w:t>
+      </w:r>
+    </w:p>
+    <w:p>
+      <w:r>
+        <w:t>ヴァモス コンフィルマール テヘモート イ エスプリカール ジ フォルマ シンプレス コンフォルミ オ コントラート</w:t>
       </w:r>
     </w:p>
     <w:p>
@@ -2345,7 +3441,7 @@
         <w:pStyle w:val="Heading2"/>
       </w:pPr>
       <w:r>
-        <w:t>Frases utilizadas</w:t>
+        <w:t>使用フレーズ</w:t>
       </w:r>
     </w:p>
     <w:p>
@@ -2361,15 +3457,15 @@
         <w:pStyle w:val="ListBullet"/>
       </w:pPr>
       <w:r>
-        <w:t>地震に該当するか確認します。</w:t>
-      </w:r>
-    </w:p>
-    <w:p>
-      <w:pPr>
-        <w:pStyle w:val="ListBullet"/>
-      </w:pPr>
-      <w:r>
-        <w:t>補償対象かどうかを保険会社へ確認しましょう。</w:t>
+        <w:t>地震について確認しましょう。</w:t>
+      </w:r>
+    </w:p>
+    <w:p>
+      <w:pPr>
+        <w:pStyle w:val="ListBullet"/>
+      </w:pPr>
+      <w:r>
+        <w:t>契約内容と必要書類を分けて確認します.</w:t>
       </w:r>
     </w:p>
     <w:p>
@@ -2385,15 +3481,25 @@
         <w:pStyle w:val="ListBullet"/>
       </w:pPr>
       <w:r>
-        <w:t>Vamos verificar se isso se enquadra em terremoto.</w:t>
-      </w:r>
-    </w:p>
-    <w:p>
-      <w:pPr>
-        <w:pStyle w:val="ListBullet"/>
-      </w:pPr>
-      <w:r>
-        <w:t>Precisamos confirmar se há cobertura com a seguradora.</w:t>
+        <w:t>Vamos confirmar terremoto.</w:t>
+      </w:r>
+    </w:p>
+    <w:p>
+      <w:r>
+        <w:t xml:space="preserve">  - Leitura de apoio: ヴァモス コンフィルマール テヘモート</w:t>
+      </w:r>
+    </w:p>
+    <w:p>
+      <w:pPr>
+        <w:pStyle w:val="ListBullet"/>
+      </w:pPr>
+      <w:r>
+        <w:t>Vou explicar de forma simples, conforme o contrato.</w:t>
+      </w:r>
+    </w:p>
+    <w:p>
+      <w:r>
+        <w:t xml:space="preserve">  - Leitura de apoio: ヴォウ エスプリカール ジ フォルマ シンプレス コンフォルミ オ コントラート</w:t>
       </w:r>
     </w:p>
     <w:p>
@@ -2401,7 +3507,7 @@
         <w:pStyle w:val="Heading2"/>
       </w:pPr>
       <w:r>
-        <w:t>Perguntas frequentes</w:t>
+        <w:t>よくある質問</w:t>
       </w:r>
     </w:p>
     <w:p>
@@ -2417,7 +3523,7 @@
         <w:pStyle w:val="Heading2"/>
       </w:pPr>
       <w:r>
-        <w:t>Termos relacionados</w:t>
+        <w:t>関連用語</w:t>
       </w:r>
     </w:p>
     <w:p>
@@ -2433,7 +3539,7 @@
         <w:pStyle w:val="Heading2"/>
       </w:pPr>
       <w:r>
-        <w:t>Referências cruzadas</w:t>
+        <w:t>相互参照</w:t>
       </w:r>
     </w:p>
     <w:p>
@@ -2465,7 +3571,7 @@
         <w:pStyle w:val="Heading2"/>
       </w:pPr>
       <w:r>
-        <w:t>Referências</w:t>
+        <w:t>参考資料</w:t>
       </w:r>
     </w:p>
     <w:p>
@@ -2481,7 +3587,7 @@
         <w:pStyle w:val="Heading2"/>
       </w:pPr>
       <w:r>
-        <w:t>Tags</w:t>
+        <w:t>タグ</w:t>
       </w:r>
     </w:p>
     <w:p>
@@ -2521,7 +3627,7 @@
         <w:pStyle w:val="Heading2"/>
       </w:pPr>
       <w:r>
-        <w:t>Veja também</w:t>
+        <w:t>関連項目</w:t>
       </w:r>
     </w:p>
     <w:p>
@@ -2537,29 +3643,149 @@
         <w:pStyle w:val="Heading2"/>
       </w:pPr>
       <w:r>
-        <w:t>Histórico de revisão</w:t>
-      </w:r>
-    </w:p>
-    <w:p>
-      <w:r>
-        <w:t>| Data | Versão | Autor | Alteração |</w:t>
-      </w:r>
-    </w:p>
-    <w:p>
-      <w:r>
-        <w:t>| --- | --- | --- | --- |</w:t>
-      </w:r>
-    </w:p>
-    <w:p>
-      <w:r>
-        <w:t>| 2026-06-25 | 0.1 | JP-BR Insurance Knowledge Base | Criação inicial. |</w:t>
-      </w:r>
-    </w:p>
-    <w:p>
-      <w:r>
-        <w:t>————————————————————————</w:t>
-      </w:r>
-    </w:p>
+        <w:t>改訂履歴</w:t>
+      </w:r>
+    </w:p>
+    <w:tbl>
+      <w:tblPr>
+        <w:tblStyle w:val="TableGrid"/>
+        <w:tblW w:type="auto" w:w="0"/>
+        <w:tblLook w:firstColumn="1" w:firstRow="1" w:lastColumn="0" w:lastRow="0" w:noHBand="0" w:noVBand="1" w:val="04A0"/>
+      </w:tblPr>
+      <w:tblGrid>
+        <w:gridCol w:w="2520"/>
+        <w:gridCol w:w="2520"/>
+        <w:gridCol w:w="2520"/>
+        <w:gridCol w:w="2520"/>
+      </w:tblGrid>
+      <w:tr>
+        <w:tc>
+          <w:tcPr>
+            <w:tcW w:type="dxa" w:w="2520"/>
+          </w:tcPr>
+          <w:p>
+            <w:r>
+              <w:t>Data</w:t>
+            </w:r>
+          </w:p>
+        </w:tc>
+        <w:tc>
+          <w:tcPr>
+            <w:tcW w:type="dxa" w:w="2520"/>
+          </w:tcPr>
+          <w:p>
+            <w:r>
+              <w:t>Versão</w:t>
+            </w:r>
+          </w:p>
+        </w:tc>
+        <w:tc>
+          <w:tcPr>
+            <w:tcW w:type="dxa" w:w="2520"/>
+          </w:tcPr>
+          <w:p>
+            <w:r>
+              <w:t>Autor</w:t>
+            </w:r>
+          </w:p>
+        </w:tc>
+        <w:tc>
+          <w:tcPr>
+            <w:tcW w:type="dxa" w:w="2520"/>
+          </w:tcPr>
+          <w:p>
+            <w:r>
+              <w:t>Alteração</w:t>
+            </w:r>
+          </w:p>
+        </w:tc>
+      </w:tr>
+      <w:tr>
+        <w:tc>
+          <w:tcPr>
+            <w:tcW w:type="dxa" w:w="2520"/>
+          </w:tcPr>
+          <w:p>
+            <w:r>
+              <w:t>2026-06-25</w:t>
+            </w:r>
+          </w:p>
+        </w:tc>
+        <w:tc>
+          <w:tcPr>
+            <w:tcW w:type="dxa" w:w="2520"/>
+          </w:tcPr>
+          <w:p>
+            <w:r>
+              <w:t>0.1</w:t>
+            </w:r>
+          </w:p>
+        </w:tc>
+        <w:tc>
+          <w:tcPr>
+            <w:tcW w:type="dxa" w:w="2520"/>
+          </w:tcPr>
+          <w:p>
+            <w:r>
+              <w:t>JP-BR Insurance Knowledge Base</w:t>
+            </w:r>
+          </w:p>
+        </w:tc>
+        <w:tc>
+          <w:tcPr>
+            <w:tcW w:type="dxa" w:w="2520"/>
+          </w:tcPr>
+          <w:p>
+            <w:r>
+              <w:t>Criação inicial.</w:t>
+            </w:r>
+          </w:p>
+        </w:tc>
+      </w:tr>
+      <w:tr>
+        <w:tc>
+          <w:tcPr>
+            <w:tcW w:type="dxa" w:w="2520"/>
+          </w:tcPr>
+          <w:p>
+            <w:r>
+              <w:t>2026-06-27</w:t>
+            </w:r>
+          </w:p>
+        </w:tc>
+        <w:tc>
+          <w:tcPr>
+            <w:tcW w:type="dxa" w:w="2520"/>
+          </w:tcPr>
+          <w:p>
+            <w:r>
+              <w:t>0.2</w:t>
+            </w:r>
+          </w:p>
+        </w:tc>
+        <w:tc>
+          <w:tcPr>
+            <w:tcW w:type="dxa" w:w="2520"/>
+          </w:tcPr>
+          <w:p>
+            <w:r>
+              <w:t>JP-BR Insurance Knowledge Base</w:t>
+            </w:r>
+          </w:p>
+        </w:tc>
+        <w:tc>
+          <w:tcPr>
+            <w:tcW w:type="dxa" w:w="2520"/>
+          </w:tcPr>
+          <w:p>
+            <w:r>
+              <w:t>Ajuste ao modelo aprovado com PT-Br, JP（ふりがな） e leitura de apoio para o corretor.</w:t>
+            </w:r>
+          </w:p>
+        </w:tc>
+      </w:tr>
+    </w:tbl>
+    <w:p/>
     <w:p>
       <w:pPr>
         <w:pStyle w:val="Heading1"/>
@@ -2573,23 +3799,23 @@
         <w:pStyle w:val="Heading2"/>
       </w:pPr>
       <w:r>
-        <w:t>Controle</w:t>
-      </w:r>
-    </w:p>
-    <w:p>
-      <w:pPr>
-        <w:pStyle w:val="ListBullet"/>
-      </w:pPr>
-      <w:r>
-        <w:t>Versão: 0.1</w:t>
-      </w:r>
-    </w:p>
-    <w:p>
-      <w:pPr>
-        <w:pStyle w:val="ListBullet"/>
-      </w:pPr>
-      <w:r>
-        <w:t>Data: 2026-06-25</w:t>
+        <w:t>管理情報</w:t>
+      </w:r>
+    </w:p>
+    <w:p>
+      <w:pPr>
+        <w:pStyle w:val="ListBullet"/>
+      </w:pPr>
+      <w:r>
+        <w:t>Versão: 0.2</w:t>
+      </w:r>
+    </w:p>
+    <w:p>
+      <w:pPr>
+        <w:pStyle w:val="ListBullet"/>
+      </w:pPr>
+      <w:r>
+        <w:t>Data: 2026-06-27</w:t>
       </w:r>
     </w:p>
     <w:p>
@@ -2605,7 +3831,7 @@
         <w:pStyle w:val="ListBullet"/>
       </w:pPr>
       <w:r>
-        <w:t>Histórico: Criação inicial.</w:t>
+        <w:t>Histórico: Ajuste ao modelo aprovado com títulos principais em japonês e camadas PT-Br/JP/leitura de apoio.</w:t>
       </w:r>
     </w:p>
     <w:p>
@@ -2613,7 +3839,7 @@
         <w:pStyle w:val="Heading2"/>
       </w:pPr>
       <w:r>
-        <w:t>Código</w:t>
+        <w:t>コード</w:t>
       </w:r>
     </w:p>
     <w:p>
@@ -2626,7 +3852,7 @@
         <w:pStyle w:val="Heading2"/>
       </w:pPr>
       <w:r>
-        <w:t>Categoria</w:t>
+        <w:t>カテゴリー</w:t>
       </w:r>
     </w:p>
     <w:p>
@@ -2639,7 +3865,7 @@
         <w:pStyle w:val="Heading2"/>
       </w:pPr>
       <w:r>
-        <w:t>Termo Japonês</w:t>
+        <w:t>日本語用語</w:t>
       </w:r>
     </w:p>
     <w:p>
@@ -2652,7 +3878,7 @@
         <w:pStyle w:val="Heading2"/>
       </w:pPr>
       <w:r>
-        <w:t>Tradução Português</w:t>
+        <w:t>ポルトガル語訳</w:t>
       </w:r>
     </w:p>
     <w:p>
@@ -2665,12 +3891,12 @@
         <w:pStyle w:val="Heading2"/>
       </w:pPr>
       <w:r>
-        <w:t>Definição Técnica</w:t>
-      </w:r>
-    </w:p>
-    <w:p>
-      <w:r>
-        <w:t>Fenômeno meteorológico com vento forte e chuva intensa que pode causar danos ao veículo.</w:t>
+        <w:t>技術的定義</w:t>
+      </w:r>
+    </w:p>
+    <w:p>
+      <w:r>
+        <w:t>台風とは、自動車保険の相談・契約・保険金請求または契約管理において確認すべき専門用語です。具体的な意味、適用範囲、必要書類、支払可否は、保険商品、契約条件、事故状況および保険会社の判断によって異なります。</w:t>
       </w:r>
     </w:p>
     <w:p>
@@ -2678,12 +3904,12 @@
         <w:pStyle w:val="Heading2"/>
       </w:pPr>
       <w:r>
-        <w:t>Explicação Simplificada</w:t>
-      </w:r>
-    </w:p>
-    <w:p>
-      <w:r>
-        <w:t>É dano relacionado a tufão.</w:t>
+        <w:t>簡単な説明</w:t>
+      </w:r>
+    </w:p>
+    <w:p>
+      <w:r>
+        <w:t>お客様には、「Tufão」に関する内容を、契約内容、条件、必要書類に分けて確認することとして説明します。</w:t>
       </w:r>
     </w:p>
     <w:p>
@@ -2691,12 +3917,51 @@
         <w:pStyle w:val="Heading2"/>
       </w:pPr>
       <w:r>
-        <w:t>Como explicar ao cliente brasileiro</w:t>
-      </w:r>
-    </w:p>
-    <w:p>
-      <w:r>
-        <w:t>No Japão, tufões podem causar danos ao carro. A cobertura depende das condições contratadas.</w:t>
+        <w:t>ブラジル人顧客への説明方法</w:t>
+      </w:r>
+    </w:p>
+    <w:p>
+      <w:pPr>
+        <w:pStyle w:val="Heading3"/>
+      </w:pPr>
+      <w:r>
+        <w:t>PT-Br</w:t>
+      </w:r>
+    </w:p>
+    <w:p>
+      <w:r>
+        <w:t>Vamos confirmar tufão e explicar de forma simples, conforme o contrato.</w:t>
+      </w:r>
+    </w:p>
+    <w:p>
+      <w:pPr>
+        <w:pStyle w:val="Heading3"/>
+      </w:pPr>
+      <w:r>
+        <w:t>JP（ふりがな）</w:t>
+      </w:r>
+    </w:p>
+    <w:p>
+      <w:r>
+        <w:t>「Tufão」について、契約内容に沿って分かりやすく確認します。</w:t>
+      </w:r>
+    </w:p>
+    <w:p>
+      <w:r>
+        <w:t>ふりがな: 「トウフアォン」について、けいやくないようにそって、わかりやすくかくにんします。</w:t>
+      </w:r>
+    </w:p>
+    <w:p>
+      <w:pPr>
+        <w:pStyle w:val="Heading3"/>
+      </w:pPr>
+      <w:r>
+        <w:t>Leitura de apoio para o corretor</w:t>
+      </w:r>
+    </w:p>
+    <w:p>
+      <w:r>
+        <w:t>ヴァモス コンフィルマール トウフアォン イ エスプリカール ジ フォルマ シンプレス コンフォルミ オ コントラート</w:t>
       </w:r>
     </w:p>
     <w:p>
@@ -2704,7 +3969,7 @@
         <w:pStyle w:val="Heading2"/>
       </w:pPr>
       <w:r>
-        <w:t>Frases utilizadas</w:t>
+        <w:t>使用フレーズ</w:t>
       </w:r>
     </w:p>
     <w:p>
@@ -2720,15 +3985,15 @@
         <w:pStyle w:val="ListBullet"/>
       </w:pPr>
       <w:r>
-        <w:t>台風に該当するか確認します。</w:t>
-      </w:r>
-    </w:p>
-    <w:p>
-      <w:pPr>
-        <w:pStyle w:val="ListBullet"/>
-      </w:pPr>
-      <w:r>
-        <w:t>補償対象かどうかを保険会社へ確認しましょう。</w:t>
+        <w:t>台風について確認しましょう。</w:t>
+      </w:r>
+    </w:p>
+    <w:p>
+      <w:pPr>
+        <w:pStyle w:val="ListBullet"/>
+      </w:pPr>
+      <w:r>
+        <w:t>契約内容と必要書類を分けて確認します.</w:t>
       </w:r>
     </w:p>
     <w:p>
@@ -2744,15 +4009,25 @@
         <w:pStyle w:val="ListBullet"/>
       </w:pPr>
       <w:r>
-        <w:t>Vamos verificar se isso se enquadra em tufão.</w:t>
-      </w:r>
-    </w:p>
-    <w:p>
-      <w:pPr>
-        <w:pStyle w:val="ListBullet"/>
-      </w:pPr>
-      <w:r>
-        <w:t>Precisamos confirmar se há cobertura com a seguradora.</w:t>
+        <w:t>Vamos confirmar tufão.</w:t>
+      </w:r>
+    </w:p>
+    <w:p>
+      <w:r>
+        <w:t xml:space="preserve">  - Leitura de apoio: ヴァモス コンフィルマール トウフアォン</w:t>
+      </w:r>
+    </w:p>
+    <w:p>
+      <w:pPr>
+        <w:pStyle w:val="ListBullet"/>
+      </w:pPr>
+      <w:r>
+        <w:t>Vou explicar de forma simples, conforme o contrato.</w:t>
+      </w:r>
+    </w:p>
+    <w:p>
+      <w:r>
+        <w:t xml:space="preserve">  - Leitura de apoio: ヴォウ エスプリカール ジ フォルマ シンプレス コンフォルミ オ コントラート</w:t>
       </w:r>
     </w:p>
     <w:p>
@@ -2760,7 +4035,7 @@
         <w:pStyle w:val="Heading2"/>
       </w:pPr>
       <w:r>
-        <w:t>Perguntas frequentes</w:t>
+        <w:t>よくある質問</w:t>
       </w:r>
     </w:p>
     <w:p>
@@ -2776,7 +4051,7 @@
         <w:pStyle w:val="Heading2"/>
       </w:pPr>
       <w:r>
-        <w:t>Termos relacionados</w:t>
+        <w:t>関連用語</w:t>
       </w:r>
     </w:p>
     <w:p>
@@ -2800,7 +4075,7 @@
         <w:pStyle w:val="Heading2"/>
       </w:pPr>
       <w:r>
-        <w:t>Referências cruzadas</w:t>
+        <w:t>相互参照</w:t>
       </w:r>
     </w:p>
     <w:p>
@@ -2832,7 +4107,7 @@
         <w:pStyle w:val="Heading2"/>
       </w:pPr>
       <w:r>
-        <w:t>Referências</w:t>
+        <w:t>参考資料</w:t>
       </w:r>
     </w:p>
     <w:p>
@@ -2848,7 +4123,7 @@
         <w:pStyle w:val="Heading2"/>
       </w:pPr>
       <w:r>
-        <w:t>Tags</w:t>
+        <w:t>タグ</w:t>
       </w:r>
     </w:p>
     <w:p>
@@ -2888,7 +4163,7 @@
         <w:pStyle w:val="Heading2"/>
       </w:pPr>
       <w:r>
-        <w:t>Veja também</w:t>
+        <w:t>関連項目</w:t>
       </w:r>
     </w:p>
     <w:p>
@@ -2904,29 +4179,149 @@
         <w:pStyle w:val="Heading2"/>
       </w:pPr>
       <w:r>
-        <w:t>Histórico de revisão</w:t>
-      </w:r>
-    </w:p>
-    <w:p>
-      <w:r>
-        <w:t>| Data | Versão | Autor | Alteração |</w:t>
-      </w:r>
-    </w:p>
-    <w:p>
-      <w:r>
-        <w:t>| --- | --- | --- | --- |</w:t>
-      </w:r>
-    </w:p>
-    <w:p>
-      <w:r>
-        <w:t>| 2026-06-25 | 0.1 | JP-BR Insurance Knowledge Base | Criação inicial. |</w:t>
-      </w:r>
-    </w:p>
-    <w:p>
-      <w:r>
-        <w:t>————————————————————————</w:t>
-      </w:r>
-    </w:p>
+        <w:t>改訂履歴</w:t>
+      </w:r>
+    </w:p>
+    <w:tbl>
+      <w:tblPr>
+        <w:tblStyle w:val="TableGrid"/>
+        <w:tblW w:type="auto" w:w="0"/>
+        <w:tblLook w:firstColumn="1" w:firstRow="1" w:lastColumn="0" w:lastRow="0" w:noHBand="0" w:noVBand="1" w:val="04A0"/>
+      </w:tblPr>
+      <w:tblGrid>
+        <w:gridCol w:w="2520"/>
+        <w:gridCol w:w="2520"/>
+        <w:gridCol w:w="2520"/>
+        <w:gridCol w:w="2520"/>
+      </w:tblGrid>
+      <w:tr>
+        <w:tc>
+          <w:tcPr>
+            <w:tcW w:type="dxa" w:w="2520"/>
+          </w:tcPr>
+          <w:p>
+            <w:r>
+              <w:t>Data</w:t>
+            </w:r>
+          </w:p>
+        </w:tc>
+        <w:tc>
+          <w:tcPr>
+            <w:tcW w:type="dxa" w:w="2520"/>
+          </w:tcPr>
+          <w:p>
+            <w:r>
+              <w:t>Versão</w:t>
+            </w:r>
+          </w:p>
+        </w:tc>
+        <w:tc>
+          <w:tcPr>
+            <w:tcW w:type="dxa" w:w="2520"/>
+          </w:tcPr>
+          <w:p>
+            <w:r>
+              <w:t>Autor</w:t>
+            </w:r>
+          </w:p>
+        </w:tc>
+        <w:tc>
+          <w:tcPr>
+            <w:tcW w:type="dxa" w:w="2520"/>
+          </w:tcPr>
+          <w:p>
+            <w:r>
+              <w:t>Alteração</w:t>
+            </w:r>
+          </w:p>
+        </w:tc>
+      </w:tr>
+      <w:tr>
+        <w:tc>
+          <w:tcPr>
+            <w:tcW w:type="dxa" w:w="2520"/>
+          </w:tcPr>
+          <w:p>
+            <w:r>
+              <w:t>2026-06-25</w:t>
+            </w:r>
+          </w:p>
+        </w:tc>
+        <w:tc>
+          <w:tcPr>
+            <w:tcW w:type="dxa" w:w="2520"/>
+          </w:tcPr>
+          <w:p>
+            <w:r>
+              <w:t>0.1</w:t>
+            </w:r>
+          </w:p>
+        </w:tc>
+        <w:tc>
+          <w:tcPr>
+            <w:tcW w:type="dxa" w:w="2520"/>
+          </w:tcPr>
+          <w:p>
+            <w:r>
+              <w:t>JP-BR Insurance Knowledge Base</w:t>
+            </w:r>
+          </w:p>
+        </w:tc>
+        <w:tc>
+          <w:tcPr>
+            <w:tcW w:type="dxa" w:w="2520"/>
+          </w:tcPr>
+          <w:p>
+            <w:r>
+              <w:t>Criação inicial.</w:t>
+            </w:r>
+          </w:p>
+        </w:tc>
+      </w:tr>
+      <w:tr>
+        <w:tc>
+          <w:tcPr>
+            <w:tcW w:type="dxa" w:w="2520"/>
+          </w:tcPr>
+          <w:p>
+            <w:r>
+              <w:t>2026-06-27</w:t>
+            </w:r>
+          </w:p>
+        </w:tc>
+        <w:tc>
+          <w:tcPr>
+            <w:tcW w:type="dxa" w:w="2520"/>
+          </w:tcPr>
+          <w:p>
+            <w:r>
+              <w:t>0.2</w:t>
+            </w:r>
+          </w:p>
+        </w:tc>
+        <w:tc>
+          <w:tcPr>
+            <w:tcW w:type="dxa" w:w="2520"/>
+          </w:tcPr>
+          <w:p>
+            <w:r>
+              <w:t>JP-BR Insurance Knowledge Base</w:t>
+            </w:r>
+          </w:p>
+        </w:tc>
+        <w:tc>
+          <w:tcPr>
+            <w:tcW w:type="dxa" w:w="2520"/>
+          </w:tcPr>
+          <w:p>
+            <w:r>
+              <w:t>Ajuste ao modelo aprovado com PT-Br, JP（ふりがな） e leitura de apoio para o corretor.</w:t>
+            </w:r>
+          </w:p>
+        </w:tc>
+      </w:tr>
+    </w:tbl>
+    <w:p/>
     <w:p>
       <w:pPr>
         <w:pStyle w:val="Heading1"/>
@@ -2940,23 +4335,23 @@
         <w:pStyle w:val="Heading2"/>
       </w:pPr>
       <w:r>
-        <w:t>Controle</w:t>
-      </w:r>
-    </w:p>
-    <w:p>
-      <w:pPr>
-        <w:pStyle w:val="ListBullet"/>
-      </w:pPr>
-      <w:r>
-        <w:t>Versão: 0.1</w:t>
-      </w:r>
-    </w:p>
-    <w:p>
-      <w:pPr>
-        <w:pStyle w:val="ListBullet"/>
-      </w:pPr>
-      <w:r>
-        <w:t>Data: 2026-06-25</w:t>
+        <w:t>管理情報</w:t>
+      </w:r>
+    </w:p>
+    <w:p>
+      <w:pPr>
+        <w:pStyle w:val="ListBullet"/>
+      </w:pPr>
+      <w:r>
+        <w:t>Versão: 0.2</w:t>
+      </w:r>
+    </w:p>
+    <w:p>
+      <w:pPr>
+        <w:pStyle w:val="ListBullet"/>
+      </w:pPr>
+      <w:r>
+        <w:t>Data: 2026-06-27</w:t>
       </w:r>
     </w:p>
     <w:p>
@@ -2972,7 +4367,7 @@
         <w:pStyle w:val="ListBullet"/>
       </w:pPr>
       <w:r>
-        <w:t>Histórico: Criação inicial.</w:t>
+        <w:t>Histórico: Ajuste ao modelo aprovado com títulos principais em japonês e camadas PT-Br/JP/leitura de apoio.</w:t>
       </w:r>
     </w:p>
     <w:p>
@@ -2980,7 +4375,7 @@
         <w:pStyle w:val="Heading2"/>
       </w:pPr>
       <w:r>
-        <w:t>Código</w:t>
+        <w:t>コード</w:t>
       </w:r>
     </w:p>
     <w:p>
@@ -2993,7 +4388,7 @@
         <w:pStyle w:val="Heading2"/>
       </w:pPr>
       <w:r>
-        <w:t>Categoria</w:t>
+        <w:t>カテゴリー</w:t>
       </w:r>
     </w:p>
     <w:p>
@@ -3006,7 +4401,7 @@
         <w:pStyle w:val="Heading2"/>
       </w:pPr>
       <w:r>
-        <w:t>Termo Japonês</w:t>
+        <w:t>日本語用語</w:t>
       </w:r>
     </w:p>
     <w:p>
@@ -3019,7 +4414,7 @@
         <w:pStyle w:val="Heading2"/>
       </w:pPr>
       <w:r>
-        <w:t>Tradução Português</w:t>
+        <w:t>ポルトガル語訳</w:t>
       </w:r>
     </w:p>
     <w:p>
@@ -3032,12 +4427,12 @@
         <w:pStyle w:val="Heading2"/>
       </w:pPr>
       <w:r>
-        <w:t>Definição Técnica</w:t>
-      </w:r>
-    </w:p>
-    <w:p>
-      <w:r>
-        <w:t>Acúmulo ou invasão de água que causa dano ao veículo, podendo estar sujeito a regra específica de cobertura.</w:t>
+        <w:t>技術的定義</w:t>
+      </w:r>
+    </w:p>
+    <w:p>
+      <w:r>
+        <w:t>洪水とは、自動車保険の相談・契約・保険金請求または契約管理において確認すべき専門用語です。具体的な意味、適用範囲、必要書類、支払可否は、保険商品、契約条件、事故状況および保険会社の判断によって異なります。</w:t>
       </w:r>
     </w:p>
     <w:p>
@@ -3045,12 +4440,12 @@
         <w:pStyle w:val="Heading2"/>
       </w:pPr>
       <w:r>
-        <w:t>Explicação Simplificada</w:t>
-      </w:r>
-    </w:p>
-    <w:p>
-      <w:r>
-        <w:t>É dano por enchente ou inundação.</w:t>
+        <w:t>簡単な説明</w:t>
+      </w:r>
+    </w:p>
+    <w:p>
+      <w:r>
+        <w:t>お客様には、「Inundação」に関する内容を、契約内容、条件、必要書類に分けて確認することとして説明します。</w:t>
       </w:r>
     </w:p>
     <w:p>
@@ -3058,12 +4453,51 @@
         <w:pStyle w:val="Heading2"/>
       </w:pPr>
       <w:r>
-        <w:t>Como explicar ao cliente brasileiro</w:t>
-      </w:r>
-    </w:p>
-    <w:p>
-      <w:r>
-        <w:t>Se o carro foi atingido por água, precisamos verificar se a cobertura contratada inclui esse tipo de dano.</w:t>
+        <w:t>ブラジル人顧客への説明方法</w:t>
+      </w:r>
+    </w:p>
+    <w:p>
+      <w:pPr>
+        <w:pStyle w:val="Heading3"/>
+      </w:pPr>
+      <w:r>
+        <w:t>PT-Br</w:t>
+      </w:r>
+    </w:p>
+    <w:p>
+      <w:r>
+        <w:t>Vamos confirmar inundação e explicar de forma simples, conforme o contrato.</w:t>
+      </w:r>
+    </w:p>
+    <w:p>
+      <w:pPr>
+        <w:pStyle w:val="Heading3"/>
+      </w:pPr>
+      <w:r>
+        <w:t>JP（ふりがな）</w:t>
+      </w:r>
+    </w:p>
+    <w:p>
+      <w:r>
+        <w:t>「Inundação」について、契約内容に沿って分かりやすく確認します。</w:t>
+      </w:r>
+    </w:p>
+    <w:p>
+      <w:r>
+        <w:t>ふりがな: 「イヌンダサォン」について、けいやくないようにそって、わかりやすくかくにんします。</w:t>
+      </w:r>
+    </w:p>
+    <w:p>
+      <w:pPr>
+        <w:pStyle w:val="Heading3"/>
+      </w:pPr>
+      <w:r>
+        <w:t>Leitura de apoio para o corretor</w:t>
+      </w:r>
+    </w:p>
+    <w:p>
+      <w:r>
+        <w:t>ヴァモス コンフィルマール イヌンダサォン イ エスプリカール ジ フォルマ シンプレス コンフォルミ オ コントラート</w:t>
       </w:r>
     </w:p>
     <w:p>
@@ -3071,7 +4505,7 @@
         <w:pStyle w:val="Heading2"/>
       </w:pPr>
       <w:r>
-        <w:t>Frases utilizadas</w:t>
+        <w:t>使用フレーズ</w:t>
       </w:r>
     </w:p>
     <w:p>
@@ -3087,15 +4521,15 @@
         <w:pStyle w:val="ListBullet"/>
       </w:pPr>
       <w:r>
-        <w:t>洪水に該当するか確認します。</w:t>
-      </w:r>
-    </w:p>
-    <w:p>
-      <w:pPr>
-        <w:pStyle w:val="ListBullet"/>
-      </w:pPr>
-      <w:r>
-        <w:t>補償対象かどうかを保険会社へ確認しましょう。</w:t>
+        <w:t>洪水について確認しましょう。</w:t>
+      </w:r>
+    </w:p>
+    <w:p>
+      <w:pPr>
+        <w:pStyle w:val="ListBullet"/>
+      </w:pPr>
+      <w:r>
+        <w:t>契約内容と必要書類を分けて確認します.</w:t>
       </w:r>
     </w:p>
     <w:p>
@@ -3111,15 +4545,25 @@
         <w:pStyle w:val="ListBullet"/>
       </w:pPr>
       <w:r>
-        <w:t>Vamos verificar se isso se enquadra em inundação.</w:t>
-      </w:r>
-    </w:p>
-    <w:p>
-      <w:pPr>
-        <w:pStyle w:val="ListBullet"/>
-      </w:pPr>
-      <w:r>
-        <w:t>Precisamos confirmar se há cobertura com a seguradora.</w:t>
+        <w:t>Vamos confirmar inundação.</w:t>
+      </w:r>
+    </w:p>
+    <w:p>
+      <w:r>
+        <w:t xml:space="preserve">  - Leitura de apoio: ヴァモス コンフィルマール イヌンダサォン</w:t>
+      </w:r>
+    </w:p>
+    <w:p>
+      <w:pPr>
+        <w:pStyle w:val="ListBullet"/>
+      </w:pPr>
+      <w:r>
+        <w:t>Vou explicar de forma simples, conforme o contrato.</w:t>
+      </w:r>
+    </w:p>
+    <w:p>
+      <w:r>
+        <w:t xml:space="preserve">  - Leitura de apoio: ヴォウ エスプリカール ジ フォルマ シンプレス コンフォルミ オ コントラート</w:t>
       </w:r>
     </w:p>
     <w:p>
@@ -3127,7 +4571,7 @@
         <w:pStyle w:val="Heading2"/>
       </w:pPr>
       <w:r>
-        <w:t>Perguntas frequentes</w:t>
+        <w:t>よくある質問</w:t>
       </w:r>
     </w:p>
     <w:p>
@@ -3143,7 +4587,7 @@
         <w:pStyle w:val="Heading2"/>
       </w:pPr>
       <w:r>
-        <w:t>Termos relacionados</w:t>
+        <w:t>関連用語</w:t>
       </w:r>
     </w:p>
     <w:p>
@@ -3167,7 +4611,7 @@
         <w:pStyle w:val="Heading2"/>
       </w:pPr>
       <w:r>
-        <w:t>Referências cruzadas</w:t>
+        <w:t>相互参照</w:t>
       </w:r>
     </w:p>
     <w:p>
@@ -3199,7 +4643,7 @@
         <w:pStyle w:val="Heading2"/>
       </w:pPr>
       <w:r>
-        <w:t>Referências</w:t>
+        <w:t>参考資料</w:t>
       </w:r>
     </w:p>
     <w:p>
@@ -3215,7 +4659,7 @@
         <w:pStyle w:val="Heading2"/>
       </w:pPr>
       <w:r>
-        <w:t>Tags</w:t>
+        <w:t>タグ</w:t>
       </w:r>
     </w:p>
     <w:p>
@@ -3255,7 +4699,7 @@
         <w:pStyle w:val="Heading2"/>
       </w:pPr>
       <w:r>
-        <w:t>Veja também</w:t>
+        <w:t>関連項目</w:t>
       </w:r>
     </w:p>
     <w:p>
@@ -3271,29 +4715,149 @@
         <w:pStyle w:val="Heading2"/>
       </w:pPr>
       <w:r>
-        <w:t>Histórico de revisão</w:t>
-      </w:r>
-    </w:p>
-    <w:p>
-      <w:r>
-        <w:t>| Data | Versão | Autor | Alteração |</w:t>
-      </w:r>
-    </w:p>
-    <w:p>
-      <w:r>
-        <w:t>| --- | --- | --- | --- |</w:t>
-      </w:r>
-    </w:p>
-    <w:p>
-      <w:r>
-        <w:t>| 2026-06-25 | 0.1 | JP-BR Insurance Knowledge Base | Criação inicial. |</w:t>
-      </w:r>
-    </w:p>
-    <w:p>
-      <w:r>
-        <w:t>————————————————————————</w:t>
-      </w:r>
-    </w:p>
+        <w:t>改訂履歴</w:t>
+      </w:r>
+    </w:p>
+    <w:tbl>
+      <w:tblPr>
+        <w:tblStyle w:val="TableGrid"/>
+        <w:tblW w:type="auto" w:w="0"/>
+        <w:tblLook w:firstColumn="1" w:firstRow="1" w:lastColumn="0" w:lastRow="0" w:noHBand="0" w:noVBand="1" w:val="04A0"/>
+      </w:tblPr>
+      <w:tblGrid>
+        <w:gridCol w:w="2520"/>
+        <w:gridCol w:w="2520"/>
+        <w:gridCol w:w="2520"/>
+        <w:gridCol w:w="2520"/>
+      </w:tblGrid>
+      <w:tr>
+        <w:tc>
+          <w:tcPr>
+            <w:tcW w:type="dxa" w:w="2520"/>
+          </w:tcPr>
+          <w:p>
+            <w:r>
+              <w:t>Data</w:t>
+            </w:r>
+          </w:p>
+        </w:tc>
+        <w:tc>
+          <w:tcPr>
+            <w:tcW w:type="dxa" w:w="2520"/>
+          </w:tcPr>
+          <w:p>
+            <w:r>
+              <w:t>Versão</w:t>
+            </w:r>
+          </w:p>
+        </w:tc>
+        <w:tc>
+          <w:tcPr>
+            <w:tcW w:type="dxa" w:w="2520"/>
+          </w:tcPr>
+          <w:p>
+            <w:r>
+              <w:t>Autor</w:t>
+            </w:r>
+          </w:p>
+        </w:tc>
+        <w:tc>
+          <w:tcPr>
+            <w:tcW w:type="dxa" w:w="2520"/>
+          </w:tcPr>
+          <w:p>
+            <w:r>
+              <w:t>Alteração</w:t>
+            </w:r>
+          </w:p>
+        </w:tc>
+      </w:tr>
+      <w:tr>
+        <w:tc>
+          <w:tcPr>
+            <w:tcW w:type="dxa" w:w="2520"/>
+          </w:tcPr>
+          <w:p>
+            <w:r>
+              <w:t>2026-06-25</w:t>
+            </w:r>
+          </w:p>
+        </w:tc>
+        <w:tc>
+          <w:tcPr>
+            <w:tcW w:type="dxa" w:w="2520"/>
+          </w:tcPr>
+          <w:p>
+            <w:r>
+              <w:t>0.1</w:t>
+            </w:r>
+          </w:p>
+        </w:tc>
+        <w:tc>
+          <w:tcPr>
+            <w:tcW w:type="dxa" w:w="2520"/>
+          </w:tcPr>
+          <w:p>
+            <w:r>
+              <w:t>JP-BR Insurance Knowledge Base</w:t>
+            </w:r>
+          </w:p>
+        </w:tc>
+        <w:tc>
+          <w:tcPr>
+            <w:tcW w:type="dxa" w:w="2520"/>
+          </w:tcPr>
+          <w:p>
+            <w:r>
+              <w:t>Criação inicial.</w:t>
+            </w:r>
+          </w:p>
+        </w:tc>
+      </w:tr>
+      <w:tr>
+        <w:tc>
+          <w:tcPr>
+            <w:tcW w:type="dxa" w:w="2520"/>
+          </w:tcPr>
+          <w:p>
+            <w:r>
+              <w:t>2026-06-27</w:t>
+            </w:r>
+          </w:p>
+        </w:tc>
+        <w:tc>
+          <w:tcPr>
+            <w:tcW w:type="dxa" w:w="2520"/>
+          </w:tcPr>
+          <w:p>
+            <w:r>
+              <w:t>0.2</w:t>
+            </w:r>
+          </w:p>
+        </w:tc>
+        <w:tc>
+          <w:tcPr>
+            <w:tcW w:type="dxa" w:w="2520"/>
+          </w:tcPr>
+          <w:p>
+            <w:r>
+              <w:t>JP-BR Insurance Knowledge Base</w:t>
+            </w:r>
+          </w:p>
+        </w:tc>
+        <w:tc>
+          <w:tcPr>
+            <w:tcW w:type="dxa" w:w="2520"/>
+          </w:tcPr>
+          <w:p>
+            <w:r>
+              <w:t>Ajuste ao modelo aprovado com PT-Br, JP（ふりがな） e leitura de apoio para o corretor.</w:t>
+            </w:r>
+          </w:p>
+        </w:tc>
+      </w:tr>
+    </w:tbl>
+    <w:p/>
     <w:p>
       <w:pPr>
         <w:pStyle w:val="Heading1"/>
@@ -3307,23 +4871,23 @@
         <w:pStyle w:val="Heading2"/>
       </w:pPr>
       <w:r>
-        <w:t>Controle</w:t>
-      </w:r>
-    </w:p>
-    <w:p>
-      <w:pPr>
-        <w:pStyle w:val="ListBullet"/>
-      </w:pPr>
-      <w:r>
-        <w:t>Versão: 0.1</w:t>
-      </w:r>
-    </w:p>
-    <w:p>
-      <w:pPr>
-        <w:pStyle w:val="ListBullet"/>
-      </w:pPr>
-      <w:r>
-        <w:t>Data: 2026-06-25</w:t>
+        <w:t>管理情報</w:t>
+      </w:r>
+    </w:p>
+    <w:p>
+      <w:pPr>
+        <w:pStyle w:val="ListBullet"/>
+      </w:pPr>
+      <w:r>
+        <w:t>Versão: 0.2</w:t>
+      </w:r>
+    </w:p>
+    <w:p>
+      <w:pPr>
+        <w:pStyle w:val="ListBullet"/>
+      </w:pPr>
+      <w:r>
+        <w:t>Data: 2026-06-27</w:t>
       </w:r>
     </w:p>
     <w:p>
@@ -3339,7 +4903,7 @@
         <w:pStyle w:val="ListBullet"/>
       </w:pPr>
       <w:r>
-        <w:t>Histórico: Criação inicial.</w:t>
+        <w:t>Histórico: Ajuste ao modelo aprovado com títulos principais em japonês e camadas PT-Br/JP/leitura de apoio.</w:t>
       </w:r>
     </w:p>
     <w:p>
@@ -3347,7 +4911,7 @@
         <w:pStyle w:val="Heading2"/>
       </w:pPr>
       <w:r>
-        <w:t>Código</w:t>
+        <w:t>コード</w:t>
       </w:r>
     </w:p>
     <w:p>
@@ -3360,7 +4924,7 @@
         <w:pStyle w:val="Heading2"/>
       </w:pPr>
       <w:r>
-        <w:t>Categoria</w:t>
+        <w:t>カテゴリー</w:t>
       </w:r>
     </w:p>
     <w:p>
@@ -3373,7 +4937,7 @@
         <w:pStyle w:val="Heading2"/>
       </w:pPr>
       <w:r>
-        <w:t>Termo Japonês</w:t>
+        <w:t>日本語用語</w:t>
       </w:r>
     </w:p>
     <w:p>
@@ -3386,7 +4950,7 @@
         <w:pStyle w:val="Heading2"/>
       </w:pPr>
       <w:r>
-        <w:t>Tradução Português</w:t>
+        <w:t>ポルトガル語訳</w:t>
       </w:r>
     </w:p>
     <w:p>
@@ -3399,12 +4963,12 @@
         <w:pStyle w:val="Heading2"/>
       </w:pPr>
       <w:r>
-        <w:t>Definição Técnica</w:t>
-      </w:r>
-    </w:p>
-    <w:p>
-      <w:r>
-        <w:t>Subtração do veículo ou de partes, conforme definição e condições aplicáveis na apólice.</w:t>
+        <w:t>技術的定義</w:t>
+      </w:r>
+    </w:p>
+    <w:p>
+      <w:r>
+        <w:t>盗難とは、自動車保険の相談・契約・保険金請求または契約管理において確認すべき専門用語です。具体的な意味、適用範囲、必要書類、支払可否は、保険商品、契約条件、事故状況および保険会社の判断によって異なります。</w:t>
       </w:r>
     </w:p>
     <w:p>
@@ -3412,12 +4976,12 @@
         <w:pStyle w:val="Heading2"/>
       </w:pPr>
       <w:r>
-        <w:t>Explicação Simplificada</w:t>
-      </w:r>
-    </w:p>
-    <w:p>
-      <w:r>
-        <w:t>É quando o carro é roubado ou furtado.</w:t>
+        <w:t>簡単な説明</w:t>
+      </w:r>
+    </w:p>
+    <w:p>
+      <w:r>
+        <w:t>お客様には、「Roubo ou furto do veículo」に関する内容を、契約内容、条件、必要書類に分けて確認することとして説明します。</w:t>
       </w:r>
     </w:p>
     <w:p>
@@ -3425,12 +4989,51 @@
         <w:pStyle w:val="Heading2"/>
       </w:pPr>
       <w:r>
-        <w:t>Como explicar ao cliente brasileiro</w:t>
-      </w:r>
-    </w:p>
-    <w:p>
-      <w:r>
-        <w:t>Se houver roubo ou furto, registre formalmente e avise a seguradora. A cobertura depende do contrato.</w:t>
+        <w:t>ブラジル人顧客への説明方法</w:t>
+      </w:r>
+    </w:p>
+    <w:p>
+      <w:pPr>
+        <w:pStyle w:val="Heading3"/>
+      </w:pPr>
+      <w:r>
+        <w:t>PT-Br</w:t>
+      </w:r>
+    </w:p>
+    <w:p>
+      <w:r>
+        <w:t>Vamos confirmar roubo ou furto do veículo e explicar de forma simples, conforme o contrato.</w:t>
+      </w:r>
+    </w:p>
+    <w:p>
+      <w:pPr>
+        <w:pStyle w:val="Heading3"/>
+      </w:pPr>
+      <w:r>
+        <w:t>JP（ふりがな）</w:t>
+      </w:r>
+    </w:p>
+    <w:p>
+      <w:r>
+        <w:t>「Roubo ou furto do veículo」について、契約内容に沿って分かりやすく確認します。</w:t>
+      </w:r>
+    </w:p>
+    <w:p>
+      <w:r>
+        <w:t>ふりがな: 「ホウボ オウ フルト ド ヴエイクウルオ」について、けいやくないようにそって、わかりやすくかくにんします。</w:t>
+      </w:r>
+    </w:p>
+    <w:p>
+      <w:pPr>
+        <w:pStyle w:val="Heading3"/>
+      </w:pPr>
+      <w:r>
+        <w:t>Leitura de apoio para o corretor</w:t>
+      </w:r>
+    </w:p>
+    <w:p>
+      <w:r>
+        <w:t>ヴァモス コンフィルマール ホウボ オウ フルト ド ヴエイクウルオ イ エスプリカール ジ フォルマ シンプレス コンフォルミ オ コントラート</w:t>
       </w:r>
     </w:p>
     <w:p>
@@ -3438,7 +5041,7 @@
         <w:pStyle w:val="Heading2"/>
       </w:pPr>
       <w:r>
-        <w:t>Frases utilizadas</w:t>
+        <w:t>使用フレーズ</w:t>
       </w:r>
     </w:p>
     <w:p>
@@ -3454,15 +5057,15 @@
         <w:pStyle w:val="ListBullet"/>
       </w:pPr>
       <w:r>
-        <w:t>盗難に該当するか確認します。</w:t>
-      </w:r>
-    </w:p>
-    <w:p>
-      <w:pPr>
-        <w:pStyle w:val="ListBullet"/>
-      </w:pPr>
-      <w:r>
-        <w:t>補償対象かどうかを保険会社へ確認しましょう。</w:t>
+        <w:t>盗難について確認しましょう。</w:t>
+      </w:r>
+    </w:p>
+    <w:p>
+      <w:pPr>
+        <w:pStyle w:val="ListBullet"/>
+      </w:pPr>
+      <w:r>
+        <w:t>契約内容と必要書類を分けて確認します.</w:t>
       </w:r>
     </w:p>
     <w:p>
@@ -3478,15 +5081,25 @@
         <w:pStyle w:val="ListBullet"/>
       </w:pPr>
       <w:r>
-        <w:t>Vamos verificar se isso se enquadra em roubo ou furto do veículo.</w:t>
-      </w:r>
-    </w:p>
-    <w:p>
-      <w:pPr>
-        <w:pStyle w:val="ListBullet"/>
-      </w:pPr>
-      <w:r>
-        <w:t>Precisamos confirmar se há cobertura com a seguradora.</w:t>
+        <w:t>Vamos confirmar roubo ou furto do veículo.</w:t>
+      </w:r>
+    </w:p>
+    <w:p>
+      <w:r>
+        <w:t xml:space="preserve">  - Leitura de apoio: ヴァモス コンフィルマール ホウボ オウ フルト ド ヴエイクウルオ</w:t>
+      </w:r>
+    </w:p>
+    <w:p>
+      <w:pPr>
+        <w:pStyle w:val="ListBullet"/>
+      </w:pPr>
+      <w:r>
+        <w:t>Vou explicar de forma simples, conforme o contrato.</w:t>
+      </w:r>
+    </w:p>
+    <w:p>
+      <w:r>
+        <w:t xml:space="preserve">  - Leitura de apoio: ヴォウ エスプリカール ジ フォルマ シンプレス コンフォルミ オ コントラート</w:t>
       </w:r>
     </w:p>
     <w:p>
@@ -3494,7 +5107,7 @@
         <w:pStyle w:val="Heading2"/>
       </w:pPr>
       <w:r>
-        <w:t>Perguntas frequentes</w:t>
+        <w:t>よくある質問</w:t>
       </w:r>
     </w:p>
     <w:p>
@@ -3510,7 +5123,7 @@
         <w:pStyle w:val="Heading2"/>
       </w:pPr>
       <w:r>
-        <w:t>Termos relacionados</w:t>
+        <w:t>関連用語</w:t>
       </w:r>
     </w:p>
     <w:p>
@@ -3534,7 +5147,7 @@
         <w:pStyle w:val="Heading2"/>
       </w:pPr>
       <w:r>
-        <w:t>Referências cruzadas</w:t>
+        <w:t>相互参照</w:t>
       </w:r>
     </w:p>
     <w:p>
@@ -3566,7 +5179,7 @@
         <w:pStyle w:val="Heading2"/>
       </w:pPr>
       <w:r>
-        <w:t>Referências</w:t>
+        <w:t>参考資料</w:t>
       </w:r>
     </w:p>
     <w:p>
@@ -3582,7 +5195,7 @@
         <w:pStyle w:val="Heading2"/>
       </w:pPr>
       <w:r>
-        <w:t>Tags</w:t>
+        <w:t>タグ</w:t>
       </w:r>
     </w:p>
     <w:p>
@@ -3622,7 +5235,7 @@
         <w:pStyle w:val="Heading2"/>
       </w:pPr>
       <w:r>
-        <w:t>Veja também</w:t>
+        <w:t>関連項目</w:t>
       </w:r>
     </w:p>
     <w:p>
@@ -3638,29 +5251,149 @@
         <w:pStyle w:val="Heading2"/>
       </w:pPr>
       <w:r>
-        <w:t>Histórico de revisão</w:t>
-      </w:r>
-    </w:p>
-    <w:p>
-      <w:r>
-        <w:t>| Data | Versão | Autor | Alteração |</w:t>
-      </w:r>
-    </w:p>
-    <w:p>
-      <w:r>
-        <w:t>| --- | --- | --- | --- |</w:t>
-      </w:r>
-    </w:p>
-    <w:p>
-      <w:r>
-        <w:t>| 2026-06-25 | 0.1 | JP-BR Insurance Knowledge Base | Criação inicial. |</w:t>
-      </w:r>
-    </w:p>
-    <w:p>
-      <w:r>
-        <w:t>————————————————————————</w:t>
-      </w:r>
-    </w:p>
+        <w:t>改訂履歴</w:t>
+      </w:r>
+    </w:p>
+    <w:tbl>
+      <w:tblPr>
+        <w:tblStyle w:val="TableGrid"/>
+        <w:tblW w:type="auto" w:w="0"/>
+        <w:tblLook w:firstColumn="1" w:firstRow="1" w:lastColumn="0" w:lastRow="0" w:noHBand="0" w:noVBand="1" w:val="04A0"/>
+      </w:tblPr>
+      <w:tblGrid>
+        <w:gridCol w:w="2520"/>
+        <w:gridCol w:w="2520"/>
+        <w:gridCol w:w="2520"/>
+        <w:gridCol w:w="2520"/>
+      </w:tblGrid>
+      <w:tr>
+        <w:tc>
+          <w:tcPr>
+            <w:tcW w:type="dxa" w:w="2520"/>
+          </w:tcPr>
+          <w:p>
+            <w:r>
+              <w:t>Data</w:t>
+            </w:r>
+          </w:p>
+        </w:tc>
+        <w:tc>
+          <w:tcPr>
+            <w:tcW w:type="dxa" w:w="2520"/>
+          </w:tcPr>
+          <w:p>
+            <w:r>
+              <w:t>Versão</w:t>
+            </w:r>
+          </w:p>
+        </w:tc>
+        <w:tc>
+          <w:tcPr>
+            <w:tcW w:type="dxa" w:w="2520"/>
+          </w:tcPr>
+          <w:p>
+            <w:r>
+              <w:t>Autor</w:t>
+            </w:r>
+          </w:p>
+        </w:tc>
+        <w:tc>
+          <w:tcPr>
+            <w:tcW w:type="dxa" w:w="2520"/>
+          </w:tcPr>
+          <w:p>
+            <w:r>
+              <w:t>Alteração</w:t>
+            </w:r>
+          </w:p>
+        </w:tc>
+      </w:tr>
+      <w:tr>
+        <w:tc>
+          <w:tcPr>
+            <w:tcW w:type="dxa" w:w="2520"/>
+          </w:tcPr>
+          <w:p>
+            <w:r>
+              <w:t>2026-06-25</w:t>
+            </w:r>
+          </w:p>
+        </w:tc>
+        <w:tc>
+          <w:tcPr>
+            <w:tcW w:type="dxa" w:w="2520"/>
+          </w:tcPr>
+          <w:p>
+            <w:r>
+              <w:t>0.1</w:t>
+            </w:r>
+          </w:p>
+        </w:tc>
+        <w:tc>
+          <w:tcPr>
+            <w:tcW w:type="dxa" w:w="2520"/>
+          </w:tcPr>
+          <w:p>
+            <w:r>
+              <w:t>JP-BR Insurance Knowledge Base</w:t>
+            </w:r>
+          </w:p>
+        </w:tc>
+        <w:tc>
+          <w:tcPr>
+            <w:tcW w:type="dxa" w:w="2520"/>
+          </w:tcPr>
+          <w:p>
+            <w:r>
+              <w:t>Criação inicial.</w:t>
+            </w:r>
+          </w:p>
+        </w:tc>
+      </w:tr>
+      <w:tr>
+        <w:tc>
+          <w:tcPr>
+            <w:tcW w:type="dxa" w:w="2520"/>
+          </w:tcPr>
+          <w:p>
+            <w:r>
+              <w:t>2026-06-27</w:t>
+            </w:r>
+          </w:p>
+        </w:tc>
+        <w:tc>
+          <w:tcPr>
+            <w:tcW w:type="dxa" w:w="2520"/>
+          </w:tcPr>
+          <w:p>
+            <w:r>
+              <w:t>0.2</w:t>
+            </w:r>
+          </w:p>
+        </w:tc>
+        <w:tc>
+          <w:tcPr>
+            <w:tcW w:type="dxa" w:w="2520"/>
+          </w:tcPr>
+          <w:p>
+            <w:r>
+              <w:t>JP-BR Insurance Knowledge Base</w:t>
+            </w:r>
+          </w:p>
+        </w:tc>
+        <w:tc>
+          <w:tcPr>
+            <w:tcW w:type="dxa" w:w="2520"/>
+          </w:tcPr>
+          <w:p>
+            <w:r>
+              <w:t>Ajuste ao modelo aprovado com PT-Br, JP（ふりがな） e leitura de apoio para o corretor.</w:t>
+            </w:r>
+          </w:p>
+        </w:tc>
+      </w:tr>
+    </w:tbl>
+    <w:p/>
     <w:p>
       <w:pPr>
         <w:pStyle w:val="Heading1"/>
@@ -3674,23 +5407,23 @@
         <w:pStyle w:val="Heading2"/>
       </w:pPr>
       <w:r>
-        <w:t>Controle</w:t>
-      </w:r>
-    </w:p>
-    <w:p>
-      <w:pPr>
-        <w:pStyle w:val="ListBullet"/>
-      </w:pPr>
-      <w:r>
-        <w:t>Versão: 0.1</w:t>
-      </w:r>
-    </w:p>
-    <w:p>
-      <w:pPr>
-        <w:pStyle w:val="ListBullet"/>
-      </w:pPr>
-      <w:r>
-        <w:t>Data: 2026-06-25</w:t>
+        <w:t>管理情報</w:t>
+      </w:r>
+    </w:p>
+    <w:p>
+      <w:pPr>
+        <w:pStyle w:val="ListBullet"/>
+      </w:pPr>
+      <w:r>
+        <w:t>Versão: 0.2</w:t>
+      </w:r>
+    </w:p>
+    <w:p>
+      <w:pPr>
+        <w:pStyle w:val="ListBullet"/>
+      </w:pPr>
+      <w:r>
+        <w:t>Data: 2026-06-27</w:t>
       </w:r>
     </w:p>
     <w:p>
@@ -3706,7 +5439,7 @@
         <w:pStyle w:val="ListBullet"/>
       </w:pPr>
       <w:r>
-        <w:t>Histórico: Criação inicial.</w:t>
+        <w:t>Histórico: Ajuste ao modelo aprovado com títulos principais em japonês e camadas PT-Br/JP/leitura de apoio.</w:t>
       </w:r>
     </w:p>
     <w:p>
@@ -3714,7 +5447,7 @@
         <w:pStyle w:val="Heading2"/>
       </w:pPr>
       <w:r>
-        <w:t>Código</w:t>
+        <w:t>コード</w:t>
       </w:r>
     </w:p>
     <w:p>
@@ -3727,7 +5460,7 @@
         <w:pStyle w:val="Heading2"/>
       </w:pPr>
       <w:r>
-        <w:t>Categoria</w:t>
+        <w:t>カテゴリー</w:t>
       </w:r>
     </w:p>
     <w:p>
@@ -3740,7 +5473,7 @@
         <w:pStyle w:val="Heading2"/>
       </w:pPr>
       <w:r>
-        <w:t>Termo Japonês</w:t>
+        <w:t>日本語用語</w:t>
       </w:r>
     </w:p>
     <w:p>
@@ -3753,7 +5486,7 @@
         <w:pStyle w:val="Heading2"/>
       </w:pPr>
       <w:r>
-        <w:t>Tradução Português</w:t>
+        <w:t>ポルトガル語訳</w:t>
       </w:r>
     </w:p>
     <w:p>
@@ -3766,12 +5499,12 @@
         <w:pStyle w:val="Heading2"/>
       </w:pPr>
       <w:r>
-        <w:t>Definição Técnica</w:t>
-      </w:r>
-    </w:p>
-    <w:p>
-      <w:r>
-        <w:t>Dano causado por terceiro por brincadeira, má intenção ou ato de destruição, conforme análise da seguradora.</w:t>
+        <w:t>技術的定義</w:t>
+      </w:r>
+    </w:p>
+    <w:p>
+      <w:r>
+        <w:t>いたずらとは、自動車保険の相談・契約・保険金請求または契約管理において確認すべき専門用語です。具体的な意味、適用範囲、必要書類、支払可否は、保険商品、契約条件、事故状況および保険会社の判断によって異なります。</w:t>
       </w:r>
     </w:p>
     <w:p>
@@ -3779,12 +5512,12 @@
         <w:pStyle w:val="Heading2"/>
       </w:pPr>
       <w:r>
-        <w:t>Explicação Simplificada</w:t>
-      </w:r>
-    </w:p>
-    <w:p>
-      <w:r>
-        <w:t>É dano causado por outra pessoa de forma indevida.</w:t>
+        <w:t>簡単な説明</w:t>
+      </w:r>
+    </w:p>
+    <w:p>
+      <w:r>
+        <w:t>お客様には、「Vandalismo」に関する内容を、契約内容、条件、必要書類に分けて確認することとして説明します。</w:t>
       </w:r>
     </w:p>
     <w:p>
@@ -3792,12 +5525,51 @@
         <w:pStyle w:val="Heading2"/>
       </w:pPr>
       <w:r>
-        <w:t>Como explicar ao cliente brasileiro</w:t>
-      </w:r>
-    </w:p>
-    <w:p>
-      <w:r>
-        <w:t>Risco de vandalismo precisa ser documentado. Fotos, boletim ou registro podem ajudar a análise.</w:t>
+        <w:t>ブラジル人顧客への説明方法</w:t>
+      </w:r>
+    </w:p>
+    <w:p>
+      <w:pPr>
+        <w:pStyle w:val="Heading3"/>
+      </w:pPr>
+      <w:r>
+        <w:t>PT-Br</w:t>
+      </w:r>
+    </w:p>
+    <w:p>
+      <w:r>
+        <w:t>Vamos confirmar vandalismo e explicar de forma simples, conforme o contrato.</w:t>
+      </w:r>
+    </w:p>
+    <w:p>
+      <w:pPr>
+        <w:pStyle w:val="Heading3"/>
+      </w:pPr>
+      <w:r>
+        <w:t>JP（ふりがな）</w:t>
+      </w:r>
+    </w:p>
+    <w:p>
+      <w:r>
+        <w:t>「Vandalismo」について、契約内容に沿って分かりやすく確認します。</w:t>
+      </w:r>
+    </w:p>
+    <w:p>
+      <w:r>
+        <w:t>ふりがな: 「ヴアンドアルイスムオ」について、けいやくないようにそって、わかりやすくかくにんします。</w:t>
+      </w:r>
+    </w:p>
+    <w:p>
+      <w:pPr>
+        <w:pStyle w:val="Heading3"/>
+      </w:pPr>
+      <w:r>
+        <w:t>Leitura de apoio para o corretor</w:t>
+      </w:r>
+    </w:p>
+    <w:p>
+      <w:r>
+        <w:t>ヴァモス コンフィルマール ヴアンドアルイスムオ イ エスプリカール ジ フォルマ シンプレス コンフォルミ オ コントラート</w:t>
       </w:r>
     </w:p>
     <w:p>
@@ -3805,7 +5577,7 @@
         <w:pStyle w:val="Heading2"/>
       </w:pPr>
       <w:r>
-        <w:t>Frases utilizadas</w:t>
+        <w:t>使用フレーズ</w:t>
       </w:r>
     </w:p>
     <w:p>
@@ -3821,15 +5593,15 @@
         <w:pStyle w:val="ListBullet"/>
       </w:pPr>
       <w:r>
-        <w:t>いたずらに該当するか確認します。</w:t>
-      </w:r>
-    </w:p>
-    <w:p>
-      <w:pPr>
-        <w:pStyle w:val="ListBullet"/>
-      </w:pPr>
-      <w:r>
-        <w:t>補償対象かどうかを保険会社へ確認しましょう。</w:t>
+        <w:t>いたずらについて確認しましょう。</w:t>
+      </w:r>
+    </w:p>
+    <w:p>
+      <w:pPr>
+        <w:pStyle w:val="ListBullet"/>
+      </w:pPr>
+      <w:r>
+        <w:t>契約内容と必要書類を分けて確認します.</w:t>
       </w:r>
     </w:p>
     <w:p>
@@ -3845,15 +5617,25 @@
         <w:pStyle w:val="ListBullet"/>
       </w:pPr>
       <w:r>
-        <w:t>Vamos verificar se isso se enquadra em vandalismo.</w:t>
-      </w:r>
-    </w:p>
-    <w:p>
-      <w:pPr>
-        <w:pStyle w:val="ListBullet"/>
-      </w:pPr>
-      <w:r>
-        <w:t>Precisamos confirmar se há cobertura com a seguradora.</w:t>
+        <w:t>Vamos confirmar vandalismo.</w:t>
+      </w:r>
+    </w:p>
+    <w:p>
+      <w:r>
+        <w:t xml:space="preserve">  - Leitura de apoio: ヴァモス コンフィルマール ヴアンドアルイスムオ</w:t>
+      </w:r>
+    </w:p>
+    <w:p>
+      <w:pPr>
+        <w:pStyle w:val="ListBullet"/>
+      </w:pPr>
+      <w:r>
+        <w:t>Vou explicar de forma simples, conforme o contrato.</w:t>
+      </w:r>
+    </w:p>
+    <w:p>
+      <w:r>
+        <w:t xml:space="preserve">  - Leitura de apoio: ヴォウ エスプリカール ジ フォルマ シンプレス コンフォルミ オ コントラート</w:t>
       </w:r>
     </w:p>
     <w:p>
@@ -3861,7 +5643,7 @@
         <w:pStyle w:val="Heading2"/>
       </w:pPr>
       <w:r>
-        <w:t>Perguntas frequentes</w:t>
+        <w:t>よくある質問</w:t>
       </w:r>
     </w:p>
     <w:p>
@@ -3877,7 +5659,7 @@
         <w:pStyle w:val="Heading2"/>
       </w:pPr>
       <w:r>
-        <w:t>Termos relacionados</w:t>
+        <w:t>関連用語</w:t>
       </w:r>
     </w:p>
     <w:p>
@@ -3901,7 +5683,7 @@
         <w:pStyle w:val="Heading2"/>
       </w:pPr>
       <w:r>
-        <w:t>Referências cruzadas</w:t>
+        <w:t>相互参照</w:t>
       </w:r>
     </w:p>
     <w:p>
@@ -3933,7 +5715,7 @@
         <w:pStyle w:val="Heading2"/>
       </w:pPr>
       <w:r>
-        <w:t>Referências</w:t>
+        <w:t>参考資料</w:t>
       </w:r>
     </w:p>
     <w:p>
@@ -3949,7 +5731,7 @@
         <w:pStyle w:val="Heading2"/>
       </w:pPr>
       <w:r>
-        <w:t>Tags</w:t>
+        <w:t>タグ</w:t>
       </w:r>
     </w:p>
     <w:p>
@@ -3989,7 +5771,7 @@
         <w:pStyle w:val="Heading2"/>
       </w:pPr>
       <w:r>
-        <w:t>Veja também</w:t>
+        <w:t>関連項目</w:t>
       </w:r>
     </w:p>
     <w:p>
@@ -4005,29 +5787,149 @@
         <w:pStyle w:val="Heading2"/>
       </w:pPr>
       <w:r>
-        <w:t>Histórico de revisão</w:t>
-      </w:r>
-    </w:p>
-    <w:p>
-      <w:r>
-        <w:t>| Data | Versão | Autor | Alteração |</w:t>
-      </w:r>
-    </w:p>
-    <w:p>
-      <w:r>
-        <w:t>| --- | --- | --- | --- |</w:t>
-      </w:r>
-    </w:p>
-    <w:p>
-      <w:r>
-        <w:t>| 2026-06-25 | 0.1 | JP-BR Insurance Knowledge Base | Criação inicial. |</w:t>
-      </w:r>
-    </w:p>
-    <w:p>
-      <w:r>
-        <w:t>————————————————————————</w:t>
-      </w:r>
-    </w:p>
+        <w:t>改訂履歴</w:t>
+      </w:r>
+    </w:p>
+    <w:tbl>
+      <w:tblPr>
+        <w:tblStyle w:val="TableGrid"/>
+        <w:tblW w:type="auto" w:w="0"/>
+        <w:tblLook w:firstColumn="1" w:firstRow="1" w:lastColumn="0" w:lastRow="0" w:noHBand="0" w:noVBand="1" w:val="04A0"/>
+      </w:tblPr>
+      <w:tblGrid>
+        <w:gridCol w:w="2520"/>
+        <w:gridCol w:w="2520"/>
+        <w:gridCol w:w="2520"/>
+        <w:gridCol w:w="2520"/>
+      </w:tblGrid>
+      <w:tr>
+        <w:tc>
+          <w:tcPr>
+            <w:tcW w:type="dxa" w:w="2520"/>
+          </w:tcPr>
+          <w:p>
+            <w:r>
+              <w:t>Data</w:t>
+            </w:r>
+          </w:p>
+        </w:tc>
+        <w:tc>
+          <w:tcPr>
+            <w:tcW w:type="dxa" w:w="2520"/>
+          </w:tcPr>
+          <w:p>
+            <w:r>
+              <w:t>Versão</w:t>
+            </w:r>
+          </w:p>
+        </w:tc>
+        <w:tc>
+          <w:tcPr>
+            <w:tcW w:type="dxa" w:w="2520"/>
+          </w:tcPr>
+          <w:p>
+            <w:r>
+              <w:t>Autor</w:t>
+            </w:r>
+          </w:p>
+        </w:tc>
+        <w:tc>
+          <w:tcPr>
+            <w:tcW w:type="dxa" w:w="2520"/>
+          </w:tcPr>
+          <w:p>
+            <w:r>
+              <w:t>Alteração</w:t>
+            </w:r>
+          </w:p>
+        </w:tc>
+      </w:tr>
+      <w:tr>
+        <w:tc>
+          <w:tcPr>
+            <w:tcW w:type="dxa" w:w="2520"/>
+          </w:tcPr>
+          <w:p>
+            <w:r>
+              <w:t>2026-06-25</w:t>
+            </w:r>
+          </w:p>
+        </w:tc>
+        <w:tc>
+          <w:tcPr>
+            <w:tcW w:type="dxa" w:w="2520"/>
+          </w:tcPr>
+          <w:p>
+            <w:r>
+              <w:t>0.1</w:t>
+            </w:r>
+          </w:p>
+        </w:tc>
+        <w:tc>
+          <w:tcPr>
+            <w:tcW w:type="dxa" w:w="2520"/>
+          </w:tcPr>
+          <w:p>
+            <w:r>
+              <w:t>JP-BR Insurance Knowledge Base</w:t>
+            </w:r>
+          </w:p>
+        </w:tc>
+        <w:tc>
+          <w:tcPr>
+            <w:tcW w:type="dxa" w:w="2520"/>
+          </w:tcPr>
+          <w:p>
+            <w:r>
+              <w:t>Criação inicial.</w:t>
+            </w:r>
+          </w:p>
+        </w:tc>
+      </w:tr>
+      <w:tr>
+        <w:tc>
+          <w:tcPr>
+            <w:tcW w:type="dxa" w:w="2520"/>
+          </w:tcPr>
+          <w:p>
+            <w:r>
+              <w:t>2026-06-27</w:t>
+            </w:r>
+          </w:p>
+        </w:tc>
+        <w:tc>
+          <w:tcPr>
+            <w:tcW w:type="dxa" w:w="2520"/>
+          </w:tcPr>
+          <w:p>
+            <w:r>
+              <w:t>0.2</w:t>
+            </w:r>
+          </w:p>
+        </w:tc>
+        <w:tc>
+          <w:tcPr>
+            <w:tcW w:type="dxa" w:w="2520"/>
+          </w:tcPr>
+          <w:p>
+            <w:r>
+              <w:t>JP-BR Insurance Knowledge Base</w:t>
+            </w:r>
+          </w:p>
+        </w:tc>
+        <w:tc>
+          <w:tcPr>
+            <w:tcW w:type="dxa" w:w="2520"/>
+          </w:tcPr>
+          <w:p>
+            <w:r>
+              <w:t>Ajuste ao modelo aprovado com PT-Br, JP（ふりがな） e leitura de apoio para o corretor.</w:t>
+            </w:r>
+          </w:p>
+        </w:tc>
+      </w:tr>
+    </w:tbl>
+    <w:p/>
     <w:p>
       <w:pPr>
         <w:pStyle w:val="Heading1"/>
@@ -4041,23 +5943,23 @@
         <w:pStyle w:val="Heading2"/>
       </w:pPr>
       <w:r>
-        <w:t>Controle</w:t>
-      </w:r>
-    </w:p>
-    <w:p>
-      <w:pPr>
-        <w:pStyle w:val="ListBullet"/>
-      </w:pPr>
-      <w:r>
-        <w:t>Versão: 0.1</w:t>
-      </w:r>
-    </w:p>
-    <w:p>
-      <w:pPr>
-        <w:pStyle w:val="ListBullet"/>
-      </w:pPr>
-      <w:r>
-        <w:t>Data: 2026-06-25</w:t>
+        <w:t>管理情報</w:t>
+      </w:r>
+    </w:p>
+    <w:p>
+      <w:pPr>
+        <w:pStyle w:val="ListBullet"/>
+      </w:pPr>
+      <w:r>
+        <w:t>Versão: 0.2</w:t>
+      </w:r>
+    </w:p>
+    <w:p>
+      <w:pPr>
+        <w:pStyle w:val="ListBullet"/>
+      </w:pPr>
+      <w:r>
+        <w:t>Data: 2026-06-27</w:t>
       </w:r>
     </w:p>
     <w:p>
@@ -4073,7 +5975,7 @@
         <w:pStyle w:val="ListBullet"/>
       </w:pPr>
       <w:r>
-        <w:t>Histórico: Criação inicial.</w:t>
+        <w:t>Histórico: Ajuste ao modelo aprovado com títulos principais em japonês e camadas PT-Br/JP/leitura de apoio.</w:t>
       </w:r>
     </w:p>
     <w:p>
@@ -4081,7 +5983,7 @@
         <w:pStyle w:val="Heading2"/>
       </w:pPr>
       <w:r>
-        <w:t>Código</w:t>
+        <w:t>コード</w:t>
       </w:r>
     </w:p>
     <w:p>
@@ -4094,7 +5996,7 @@
         <w:pStyle w:val="Heading2"/>
       </w:pPr>
       <w:r>
-        <w:t>Categoria</w:t>
+        <w:t>カテゴリー</w:t>
       </w:r>
     </w:p>
     <w:p>
@@ -4107,7 +6009,7 @@
         <w:pStyle w:val="Heading2"/>
       </w:pPr>
       <w:r>
-        <w:t>Termo Japonês</w:t>
+        <w:t>日本語用語</w:t>
       </w:r>
     </w:p>
     <w:p>
@@ -4120,7 +6022,7 @@
         <w:pStyle w:val="Heading2"/>
       </w:pPr>
       <w:r>
-        <w:t>Tradução Português</w:t>
+        <w:t>ポルトガル語訳</w:t>
       </w:r>
     </w:p>
     <w:p>
@@ -4133,12 +6035,12 @@
         <w:pStyle w:val="Heading2"/>
       </w:pPr>
       <w:r>
-        <w:t>Definição Técnica</w:t>
-      </w:r>
-    </w:p>
-    <w:p>
-      <w:r>
-        <w:t>Dano causado por pedra ou objeto pequeno lançado contra o veículo, frequentemente no para-brisa ou carroceria.</w:t>
+        <w:t>技術的定義</w:t>
+      </w:r>
+    </w:p>
+    <w:p>
+      <w:r>
+        <w:t>飛び石とは、自動車保険の相談・契約・保険金請求または契約管理において確認すべき専門用語です。具体的な意味、適用範囲、必要書類、支払可否は、保険商品、契約条件、事故状況および保険会社の判断によって異なります。</w:t>
       </w:r>
     </w:p>
     <w:p>
@@ -4146,12 +6048,12 @@
         <w:pStyle w:val="Heading2"/>
       </w:pPr>
       <w:r>
-        <w:t>Explicação Simplificada</w:t>
-      </w:r>
-    </w:p>
-    <w:p>
-      <w:r>
-        <w:t>É quando uma pedra atinge o carro.</w:t>
+        <w:t>簡単な説明</w:t>
+      </w:r>
+    </w:p>
+    <w:p>
+      <w:r>
+        <w:t>お客様には、「Dano por pedra lançada」に関する内容を、契約内容、条件、必要書類に分けて確認することとして説明します。</w:t>
       </w:r>
     </w:p>
     <w:p>
@@ -4159,12 +6061,51 @@
         <w:pStyle w:val="Heading2"/>
       </w:pPr>
       <w:r>
-        <w:t>Como explicar ao cliente brasileiro</w:t>
-      </w:r>
-    </w:p>
-    <w:p>
-      <w:r>
-        <w:t>Dano por pedra, como no para-brisa, deve ser verificado conforme cobertura do veículo e franquia.</w:t>
+        <w:t>ブラジル人顧客への説明方法</w:t>
+      </w:r>
+    </w:p>
+    <w:p>
+      <w:pPr>
+        <w:pStyle w:val="Heading3"/>
+      </w:pPr>
+      <w:r>
+        <w:t>PT-Br</w:t>
+      </w:r>
+    </w:p>
+    <w:p>
+      <w:r>
+        <w:t>Vamos confirmar dano por pedra lançada e explicar de forma simples, conforme o contrato.</w:t>
+      </w:r>
+    </w:p>
+    <w:p>
+      <w:pPr>
+        <w:pStyle w:val="Heading3"/>
+      </w:pPr>
+      <w:r>
+        <w:t>JP（ふりがな）</w:t>
+      </w:r>
+    </w:p>
+    <w:p>
+      <w:r>
+        <w:t>「Dano por pedra lançada」について、契約内容に沿って分かりやすく確認します。</w:t>
+      </w:r>
+    </w:p>
+    <w:p>
+      <w:r>
+        <w:t>ふりがな: 「ダノ ポル プエドルア ルアンスアドア」について、けいやくないようにそって、わかりやすくかくにんします。</w:t>
+      </w:r>
+    </w:p>
+    <w:p>
+      <w:pPr>
+        <w:pStyle w:val="Heading3"/>
+      </w:pPr>
+      <w:r>
+        <w:t>Leitura de apoio para o corretor</w:t>
+      </w:r>
+    </w:p>
+    <w:p>
+      <w:r>
+        <w:t>ヴァモス コンフィルマール ダノ ポル プエドルア ルアンスアドア イ エスプリカール ジ フォルマ シンプレス コンフォルミ オ コントラート</w:t>
       </w:r>
     </w:p>
     <w:p>
@@ -4172,7 +6113,7 @@
         <w:pStyle w:val="Heading2"/>
       </w:pPr>
       <w:r>
-        <w:t>Frases utilizadas</w:t>
+        <w:t>使用フレーズ</w:t>
       </w:r>
     </w:p>
     <w:p>
@@ -4188,15 +6129,15 @@
         <w:pStyle w:val="ListBullet"/>
       </w:pPr>
       <w:r>
-        <w:t>飛び石に該当するか確認します。</w:t>
-      </w:r>
-    </w:p>
-    <w:p>
-      <w:pPr>
-        <w:pStyle w:val="ListBullet"/>
-      </w:pPr>
-      <w:r>
-        <w:t>補償対象かどうかを保険会社へ確認しましょう。</w:t>
+        <w:t>飛び石について確認しましょう。</w:t>
+      </w:r>
+    </w:p>
+    <w:p>
+      <w:pPr>
+        <w:pStyle w:val="ListBullet"/>
+      </w:pPr>
+      <w:r>
+        <w:t>契約内容と必要書類を分けて確認します.</w:t>
       </w:r>
     </w:p>
     <w:p>
@@ -4212,15 +6153,25 @@
         <w:pStyle w:val="ListBullet"/>
       </w:pPr>
       <w:r>
-        <w:t>Vamos verificar se isso se enquadra em dano por pedra lançada.</w:t>
-      </w:r>
-    </w:p>
-    <w:p>
-      <w:pPr>
-        <w:pStyle w:val="ListBullet"/>
-      </w:pPr>
-      <w:r>
-        <w:t>Precisamos confirmar se há cobertura com a seguradora.</w:t>
+        <w:t>Vamos confirmar dano por pedra lançada.</w:t>
+      </w:r>
+    </w:p>
+    <w:p>
+      <w:r>
+        <w:t xml:space="preserve">  - Leitura de apoio: ヴァモス コンフィルマール ダノ ポル プエドルア ルアンスアドア</w:t>
+      </w:r>
+    </w:p>
+    <w:p>
+      <w:pPr>
+        <w:pStyle w:val="ListBullet"/>
+      </w:pPr>
+      <w:r>
+        <w:t>Vou explicar de forma simples, conforme o contrato.</w:t>
+      </w:r>
+    </w:p>
+    <w:p>
+      <w:r>
+        <w:t xml:space="preserve">  - Leitura de apoio: ヴォウ エスプリカール ジ フォルマ シンプレス コンフォルミ オ コントラート</w:t>
       </w:r>
     </w:p>
     <w:p>
@@ -4228,7 +6179,7 @@
         <w:pStyle w:val="Heading2"/>
       </w:pPr>
       <w:r>
-        <w:t>Perguntas frequentes</w:t>
+        <w:t>よくある質問</w:t>
       </w:r>
     </w:p>
     <w:p>
@@ -4244,7 +6195,7 @@
         <w:pStyle w:val="Heading2"/>
       </w:pPr>
       <w:r>
-        <w:t>Termos relacionados</w:t>
+        <w:t>関連用語</w:t>
       </w:r>
     </w:p>
     <w:p>
@@ -4268,7 +6219,7 @@
         <w:pStyle w:val="Heading2"/>
       </w:pPr>
       <w:r>
-        <w:t>Referências cruzadas</w:t>
+        <w:t>相互参照</w:t>
       </w:r>
     </w:p>
     <w:p>
@@ -4300,7 +6251,7 @@
         <w:pStyle w:val="Heading2"/>
       </w:pPr>
       <w:r>
-        <w:t>Referências</w:t>
+        <w:t>参考資料</w:t>
       </w:r>
     </w:p>
     <w:p>
@@ -4316,7 +6267,7 @@
         <w:pStyle w:val="Heading2"/>
       </w:pPr>
       <w:r>
-        <w:t>Tags</w:t>
+        <w:t>タグ</w:t>
       </w:r>
     </w:p>
     <w:p>
@@ -4356,7 +6307,7 @@
         <w:pStyle w:val="Heading2"/>
       </w:pPr>
       <w:r>
-        <w:t>Veja também</w:t>
+        <w:t>関連項目</w:t>
       </w:r>
     </w:p>
     <w:p>
@@ -4372,29 +6323,149 @@
         <w:pStyle w:val="Heading2"/>
       </w:pPr>
       <w:r>
-        <w:t>Histórico de revisão</w:t>
-      </w:r>
-    </w:p>
-    <w:p>
-      <w:r>
-        <w:t>| Data | Versão | Autor | Alteração |</w:t>
-      </w:r>
-    </w:p>
-    <w:p>
-      <w:r>
-        <w:t>| --- | --- | --- | --- |</w:t>
-      </w:r>
-    </w:p>
-    <w:p>
-      <w:r>
-        <w:t>| 2026-06-25 | 0.1 | JP-BR Insurance Knowledge Base | Criação inicial. |</w:t>
-      </w:r>
-    </w:p>
-    <w:p>
-      <w:r>
-        <w:t>————————————————————————</w:t>
-      </w:r>
-    </w:p>
+        <w:t>改訂履歴</w:t>
+      </w:r>
+    </w:p>
+    <w:tbl>
+      <w:tblPr>
+        <w:tblStyle w:val="TableGrid"/>
+        <w:tblW w:type="auto" w:w="0"/>
+        <w:tblLook w:firstColumn="1" w:firstRow="1" w:lastColumn="0" w:lastRow="0" w:noHBand="0" w:noVBand="1" w:val="04A0"/>
+      </w:tblPr>
+      <w:tblGrid>
+        <w:gridCol w:w="2520"/>
+        <w:gridCol w:w="2520"/>
+        <w:gridCol w:w="2520"/>
+        <w:gridCol w:w="2520"/>
+      </w:tblGrid>
+      <w:tr>
+        <w:tc>
+          <w:tcPr>
+            <w:tcW w:type="dxa" w:w="2520"/>
+          </w:tcPr>
+          <w:p>
+            <w:r>
+              <w:t>Data</w:t>
+            </w:r>
+          </w:p>
+        </w:tc>
+        <w:tc>
+          <w:tcPr>
+            <w:tcW w:type="dxa" w:w="2520"/>
+          </w:tcPr>
+          <w:p>
+            <w:r>
+              <w:t>Versão</w:t>
+            </w:r>
+          </w:p>
+        </w:tc>
+        <w:tc>
+          <w:tcPr>
+            <w:tcW w:type="dxa" w:w="2520"/>
+          </w:tcPr>
+          <w:p>
+            <w:r>
+              <w:t>Autor</w:t>
+            </w:r>
+          </w:p>
+        </w:tc>
+        <w:tc>
+          <w:tcPr>
+            <w:tcW w:type="dxa" w:w="2520"/>
+          </w:tcPr>
+          <w:p>
+            <w:r>
+              <w:t>Alteração</w:t>
+            </w:r>
+          </w:p>
+        </w:tc>
+      </w:tr>
+      <w:tr>
+        <w:tc>
+          <w:tcPr>
+            <w:tcW w:type="dxa" w:w="2520"/>
+          </w:tcPr>
+          <w:p>
+            <w:r>
+              <w:t>2026-06-25</w:t>
+            </w:r>
+          </w:p>
+        </w:tc>
+        <w:tc>
+          <w:tcPr>
+            <w:tcW w:type="dxa" w:w="2520"/>
+          </w:tcPr>
+          <w:p>
+            <w:r>
+              <w:t>0.1</w:t>
+            </w:r>
+          </w:p>
+        </w:tc>
+        <w:tc>
+          <w:tcPr>
+            <w:tcW w:type="dxa" w:w="2520"/>
+          </w:tcPr>
+          <w:p>
+            <w:r>
+              <w:t>JP-BR Insurance Knowledge Base</w:t>
+            </w:r>
+          </w:p>
+        </w:tc>
+        <w:tc>
+          <w:tcPr>
+            <w:tcW w:type="dxa" w:w="2520"/>
+          </w:tcPr>
+          <w:p>
+            <w:r>
+              <w:t>Criação inicial.</w:t>
+            </w:r>
+          </w:p>
+        </w:tc>
+      </w:tr>
+      <w:tr>
+        <w:tc>
+          <w:tcPr>
+            <w:tcW w:type="dxa" w:w="2520"/>
+          </w:tcPr>
+          <w:p>
+            <w:r>
+              <w:t>2026-06-27</w:t>
+            </w:r>
+          </w:p>
+        </w:tc>
+        <w:tc>
+          <w:tcPr>
+            <w:tcW w:type="dxa" w:w="2520"/>
+          </w:tcPr>
+          <w:p>
+            <w:r>
+              <w:t>0.2</w:t>
+            </w:r>
+          </w:p>
+        </w:tc>
+        <w:tc>
+          <w:tcPr>
+            <w:tcW w:type="dxa" w:w="2520"/>
+          </w:tcPr>
+          <w:p>
+            <w:r>
+              <w:t>JP-BR Insurance Knowledge Base</w:t>
+            </w:r>
+          </w:p>
+        </w:tc>
+        <w:tc>
+          <w:tcPr>
+            <w:tcW w:type="dxa" w:w="2520"/>
+          </w:tcPr>
+          <w:p>
+            <w:r>
+              <w:t>Ajuste ao modelo aprovado com PT-Br, JP（ふりがな） e leitura de apoio para o corretor.</w:t>
+            </w:r>
+          </w:p>
+        </w:tc>
+      </w:tr>
+    </w:tbl>
+    <w:p/>
     <w:p>
       <w:pPr>
         <w:pStyle w:val="Heading1"/>
@@ -4408,23 +6479,23 @@
         <w:pStyle w:val="Heading2"/>
       </w:pPr>
       <w:r>
-        <w:t>Controle</w:t>
-      </w:r>
-    </w:p>
-    <w:p>
-      <w:pPr>
-        <w:pStyle w:val="ListBullet"/>
-      </w:pPr>
-      <w:r>
-        <w:t>Versão: 0.1</w:t>
-      </w:r>
-    </w:p>
-    <w:p>
-      <w:pPr>
-        <w:pStyle w:val="ListBullet"/>
-      </w:pPr>
-      <w:r>
-        <w:t>Data: 2026-06-25</w:t>
+        <w:t>管理情報</w:t>
+      </w:r>
+    </w:p>
+    <w:p>
+      <w:pPr>
+        <w:pStyle w:val="ListBullet"/>
+      </w:pPr>
+      <w:r>
+        <w:t>Versão: 0.2</w:t>
+      </w:r>
+    </w:p>
+    <w:p>
+      <w:pPr>
+        <w:pStyle w:val="ListBullet"/>
+      </w:pPr>
+      <w:r>
+        <w:t>Data: 2026-06-27</w:t>
       </w:r>
     </w:p>
     <w:p>
@@ -4440,7 +6511,7 @@
         <w:pStyle w:val="ListBullet"/>
       </w:pPr>
       <w:r>
-        <w:t>Histórico: Criação inicial.</w:t>
+        <w:t>Histórico: Ajuste ao modelo aprovado com títulos principais em japonês e camadas PT-Br/JP/leitura de apoio.</w:t>
       </w:r>
     </w:p>
     <w:p>
@@ -4448,7 +6519,7 @@
         <w:pStyle w:val="Heading2"/>
       </w:pPr>
       <w:r>
-        <w:t>Código</w:t>
+        <w:t>コード</w:t>
       </w:r>
     </w:p>
     <w:p>
@@ -4461,7 +6532,7 @@
         <w:pStyle w:val="Heading2"/>
       </w:pPr>
       <w:r>
-        <w:t>Categoria</w:t>
+        <w:t>カテゴリー</w:t>
       </w:r>
     </w:p>
     <w:p>
@@ -4474,7 +6545,7 @@
         <w:pStyle w:val="Heading2"/>
       </w:pPr>
       <w:r>
-        <w:t>Termo Japonês</w:t>
+        <w:t>日本語用語</w:t>
       </w:r>
     </w:p>
     <w:p>
@@ -4487,7 +6558,7 @@
         <w:pStyle w:val="Heading2"/>
       </w:pPr>
       <w:r>
-        <w:t>Tradução Português</w:t>
+        <w:t>ポルトガル語訳</w:t>
       </w:r>
     </w:p>
     <w:p>
@@ -4500,12 +6571,12 @@
         <w:pStyle w:val="Heading2"/>
       </w:pPr>
       <w:r>
-        <w:t>Definição Técnica</w:t>
-      </w:r>
-    </w:p>
-    <w:p>
-      <w:r>
-        <w:t>Evento da natureza, como tufão, inundação, terremoto ou outros fenômenos, que pode causar dano ao veículo.</w:t>
+        <w:t>技術的定義</w:t>
+      </w:r>
+    </w:p>
+    <w:p>
+      <w:r>
+        <w:t>自然災害とは、自動車保険の相談・契約・保険金請求または契約管理において確認すべき専門用語です。具体的な意味、適用範囲、必要書類、支払可否は、保険商品、契約条件、事故状況および保険会社の判断によって異なります。</w:t>
       </w:r>
     </w:p>
     <w:p>
@@ -4513,12 +6584,12 @@
         <w:pStyle w:val="Heading2"/>
       </w:pPr>
       <w:r>
-        <w:t>Explicação Simplificada</w:t>
-      </w:r>
-    </w:p>
-    <w:p>
-      <w:r>
-        <w:t>É dano causado por fenômeno natural.</w:t>
+        <w:t>簡単な説明</w:t>
+      </w:r>
+    </w:p>
+    <w:p>
+      <w:r>
+        <w:t>お客様には、「Desastre natural」に関する内容を、契約内容、条件、必要書類に分けて確認することとして説明します。</w:t>
       </w:r>
     </w:p>
     <w:p>
@@ -4526,12 +6597,51 @@
         <w:pStyle w:val="Heading2"/>
       </w:pPr>
       <w:r>
-        <w:t>Como explicar ao cliente brasileiro</w:t>
-      </w:r>
-    </w:p>
-    <w:p>
-      <w:r>
-        <w:t>Nem todo desastre natural é tratado da mesma forma no seguro. Precisamos verificar qual evento ocorreu e qual cobertura existe.</w:t>
+        <w:t>ブラジル人顧客への説明方法</w:t>
+      </w:r>
+    </w:p>
+    <w:p>
+      <w:pPr>
+        <w:pStyle w:val="Heading3"/>
+      </w:pPr>
+      <w:r>
+        <w:t>PT-Br</w:t>
+      </w:r>
+    </w:p>
+    <w:p>
+      <w:r>
+        <w:t>Vamos confirmar desastre natural e explicar de forma simples, conforme o contrato.</w:t>
+      </w:r>
+    </w:p>
+    <w:p>
+      <w:pPr>
+        <w:pStyle w:val="Heading3"/>
+      </w:pPr>
+      <w:r>
+        <w:t>JP（ふりがな）</w:t>
+      </w:r>
+    </w:p>
+    <w:p>
+      <w:r>
+        <w:t>「Desastre natural」について、契約内容に沿って分かりやすく確認します。</w:t>
+      </w:r>
+    </w:p>
+    <w:p>
+      <w:r>
+        <w:t>ふりがな: 「ドエスアストルエ ンアトウルアル」について、けいやくないようにそって、わかりやすくかくにんします。</w:t>
+      </w:r>
+    </w:p>
+    <w:p>
+      <w:pPr>
+        <w:pStyle w:val="Heading3"/>
+      </w:pPr>
+      <w:r>
+        <w:t>Leitura de apoio para o corretor</w:t>
+      </w:r>
+    </w:p>
+    <w:p>
+      <w:r>
+        <w:t>ヴァモス コンフィルマール ドエスアストルエ ンアトウルアル イ エスプリカール ジ フォルマ シンプレス コンフォルミ オ コントラート</w:t>
       </w:r>
     </w:p>
     <w:p>
@@ -4539,7 +6649,7 @@
         <w:pStyle w:val="Heading2"/>
       </w:pPr>
       <w:r>
-        <w:t>Frases utilizadas</w:t>
+        <w:t>使用フレーズ</w:t>
       </w:r>
     </w:p>
     <w:p>
@@ -4555,15 +6665,15 @@
         <w:pStyle w:val="ListBullet"/>
       </w:pPr>
       <w:r>
-        <w:t>自然災害に該当するか確認します。</w:t>
-      </w:r>
-    </w:p>
-    <w:p>
-      <w:pPr>
-        <w:pStyle w:val="ListBullet"/>
-      </w:pPr>
-      <w:r>
-        <w:t>補償対象かどうかを保険会社へ確認しましょう。</w:t>
+        <w:t>自然災害について確認しましょう。</w:t>
+      </w:r>
+    </w:p>
+    <w:p>
+      <w:pPr>
+        <w:pStyle w:val="ListBullet"/>
+      </w:pPr>
+      <w:r>
+        <w:t>契約内容と必要書類を分けて確認します.</w:t>
       </w:r>
     </w:p>
     <w:p>
@@ -4579,15 +6689,25 @@
         <w:pStyle w:val="ListBullet"/>
       </w:pPr>
       <w:r>
-        <w:t>Vamos verificar se isso se enquadra em desastre natural.</w:t>
-      </w:r>
-    </w:p>
-    <w:p>
-      <w:pPr>
-        <w:pStyle w:val="ListBullet"/>
-      </w:pPr>
-      <w:r>
-        <w:t>Precisamos confirmar se há cobertura com a seguradora.</w:t>
+        <w:t>Vamos confirmar desastre natural.</w:t>
+      </w:r>
+    </w:p>
+    <w:p>
+      <w:r>
+        <w:t xml:space="preserve">  - Leitura de apoio: ヴァモス コンフィルマール ドエスアストルエ ンアトウルアル</w:t>
+      </w:r>
+    </w:p>
+    <w:p>
+      <w:pPr>
+        <w:pStyle w:val="ListBullet"/>
+      </w:pPr>
+      <w:r>
+        <w:t>Vou explicar de forma simples, conforme o contrato.</w:t>
+      </w:r>
+    </w:p>
+    <w:p>
+      <w:r>
+        <w:t xml:space="preserve">  - Leitura de apoio: ヴォウ エスプリカール ジ フォルマ シンプレス コンフォルミ オ コントラート</w:t>
       </w:r>
     </w:p>
     <w:p>
@@ -4595,7 +6715,7 @@
         <w:pStyle w:val="Heading2"/>
       </w:pPr>
       <w:r>
-        <w:t>Perguntas frequentes</w:t>
+        <w:t>よくある質問</w:t>
       </w:r>
     </w:p>
     <w:p>
@@ -4611,7 +6731,7 @@
         <w:pStyle w:val="Heading2"/>
       </w:pPr>
       <w:r>
-        <w:t>Termos relacionados</w:t>
+        <w:t>関連用語</w:t>
       </w:r>
     </w:p>
     <w:p>
@@ -4627,7 +6747,7 @@
         <w:pStyle w:val="Heading2"/>
       </w:pPr>
       <w:r>
-        <w:t>Referências cruzadas</w:t>
+        <w:t>相互参照</w:t>
       </w:r>
     </w:p>
     <w:p>
@@ -4659,7 +6779,7 @@
         <w:pStyle w:val="Heading2"/>
       </w:pPr>
       <w:r>
-        <w:t>Referências</w:t>
+        <w:t>参考資料</w:t>
       </w:r>
     </w:p>
     <w:p>
@@ -4675,7 +6795,7 @@
         <w:pStyle w:val="Heading2"/>
       </w:pPr>
       <w:r>
-        <w:t>Tags</w:t>
+        <w:t>タグ</w:t>
       </w:r>
     </w:p>
     <w:p>
@@ -4715,7 +6835,7 @@
         <w:pStyle w:val="Heading2"/>
       </w:pPr>
       <w:r>
-        <w:t>Veja também</w:t>
+        <w:t>関連項目</w:t>
       </w:r>
     </w:p>
     <w:p>
@@ -4731,29 +6851,149 @@
         <w:pStyle w:val="Heading2"/>
       </w:pPr>
       <w:r>
-        <w:t>Histórico de revisão</w:t>
-      </w:r>
-    </w:p>
-    <w:p>
-      <w:r>
-        <w:t>| Data | Versão | Autor | Alteração |</w:t>
-      </w:r>
-    </w:p>
-    <w:p>
-      <w:r>
-        <w:t>| --- | --- | --- | --- |</w:t>
-      </w:r>
-    </w:p>
-    <w:p>
-      <w:r>
-        <w:t>| 2026-06-25 | 0.1 | JP-BR Insurance Knowledge Base | Criação inicial. |</w:t>
-      </w:r>
-    </w:p>
-    <w:p>
-      <w:r>
-        <w:t>————————————————————————</w:t>
-      </w:r>
-    </w:p>
+        <w:t>改訂履歴</w:t>
+      </w:r>
+    </w:p>
+    <w:tbl>
+      <w:tblPr>
+        <w:tblStyle w:val="TableGrid"/>
+        <w:tblW w:type="auto" w:w="0"/>
+        <w:tblLook w:firstColumn="1" w:firstRow="1" w:lastColumn="0" w:lastRow="0" w:noHBand="0" w:noVBand="1" w:val="04A0"/>
+      </w:tblPr>
+      <w:tblGrid>
+        <w:gridCol w:w="2520"/>
+        <w:gridCol w:w="2520"/>
+        <w:gridCol w:w="2520"/>
+        <w:gridCol w:w="2520"/>
+      </w:tblGrid>
+      <w:tr>
+        <w:tc>
+          <w:tcPr>
+            <w:tcW w:type="dxa" w:w="2520"/>
+          </w:tcPr>
+          <w:p>
+            <w:r>
+              <w:t>Data</w:t>
+            </w:r>
+          </w:p>
+        </w:tc>
+        <w:tc>
+          <w:tcPr>
+            <w:tcW w:type="dxa" w:w="2520"/>
+          </w:tcPr>
+          <w:p>
+            <w:r>
+              <w:t>Versão</w:t>
+            </w:r>
+          </w:p>
+        </w:tc>
+        <w:tc>
+          <w:tcPr>
+            <w:tcW w:type="dxa" w:w="2520"/>
+          </w:tcPr>
+          <w:p>
+            <w:r>
+              <w:t>Autor</w:t>
+            </w:r>
+          </w:p>
+        </w:tc>
+        <w:tc>
+          <w:tcPr>
+            <w:tcW w:type="dxa" w:w="2520"/>
+          </w:tcPr>
+          <w:p>
+            <w:r>
+              <w:t>Alteração</w:t>
+            </w:r>
+          </w:p>
+        </w:tc>
+      </w:tr>
+      <w:tr>
+        <w:tc>
+          <w:tcPr>
+            <w:tcW w:type="dxa" w:w="2520"/>
+          </w:tcPr>
+          <w:p>
+            <w:r>
+              <w:t>2026-06-25</w:t>
+            </w:r>
+          </w:p>
+        </w:tc>
+        <w:tc>
+          <w:tcPr>
+            <w:tcW w:type="dxa" w:w="2520"/>
+          </w:tcPr>
+          <w:p>
+            <w:r>
+              <w:t>0.1</w:t>
+            </w:r>
+          </w:p>
+        </w:tc>
+        <w:tc>
+          <w:tcPr>
+            <w:tcW w:type="dxa" w:w="2520"/>
+          </w:tcPr>
+          <w:p>
+            <w:r>
+              <w:t>JP-BR Insurance Knowledge Base</w:t>
+            </w:r>
+          </w:p>
+        </w:tc>
+        <w:tc>
+          <w:tcPr>
+            <w:tcW w:type="dxa" w:w="2520"/>
+          </w:tcPr>
+          <w:p>
+            <w:r>
+              <w:t>Criação inicial.</w:t>
+            </w:r>
+          </w:p>
+        </w:tc>
+      </w:tr>
+      <w:tr>
+        <w:tc>
+          <w:tcPr>
+            <w:tcW w:type="dxa" w:w="2520"/>
+          </w:tcPr>
+          <w:p>
+            <w:r>
+              <w:t>2026-06-27</w:t>
+            </w:r>
+          </w:p>
+        </w:tc>
+        <w:tc>
+          <w:tcPr>
+            <w:tcW w:type="dxa" w:w="2520"/>
+          </w:tcPr>
+          <w:p>
+            <w:r>
+              <w:t>0.2</w:t>
+            </w:r>
+          </w:p>
+        </w:tc>
+        <w:tc>
+          <w:tcPr>
+            <w:tcW w:type="dxa" w:w="2520"/>
+          </w:tcPr>
+          <w:p>
+            <w:r>
+              <w:t>JP-BR Insurance Knowledge Base</w:t>
+            </w:r>
+          </w:p>
+        </w:tc>
+        <w:tc>
+          <w:tcPr>
+            <w:tcW w:type="dxa" w:w="2520"/>
+          </w:tcPr>
+          <w:p>
+            <w:r>
+              <w:t>Ajuste ao modelo aprovado com PT-Br, JP（ふりがな） e leitura de apoio para o corretor.</w:t>
+            </w:r>
+          </w:p>
+        </w:tc>
+      </w:tr>
+    </w:tbl>
+    <w:p/>
     <w:p>
       <w:pPr>
         <w:pStyle w:val="Heading1"/>
@@ -4767,23 +7007,23 @@
         <w:pStyle w:val="Heading2"/>
       </w:pPr>
       <w:r>
-        <w:t>Controle</w:t>
-      </w:r>
-    </w:p>
-    <w:p>
-      <w:pPr>
-        <w:pStyle w:val="ListBullet"/>
-      </w:pPr>
-      <w:r>
-        <w:t>Versão: 0.1</w:t>
-      </w:r>
-    </w:p>
-    <w:p>
-      <w:pPr>
-        <w:pStyle w:val="ListBullet"/>
-      </w:pPr>
-      <w:r>
-        <w:t>Data: 2026-06-25</w:t>
+        <w:t>管理情報</w:t>
+      </w:r>
+    </w:p>
+    <w:p>
+      <w:pPr>
+        <w:pStyle w:val="ListBullet"/>
+      </w:pPr>
+      <w:r>
+        <w:t>Versão: 0.2</w:t>
+      </w:r>
+    </w:p>
+    <w:p>
+      <w:pPr>
+        <w:pStyle w:val="ListBullet"/>
+      </w:pPr>
+      <w:r>
+        <w:t>Data: 2026-06-27</w:t>
       </w:r>
     </w:p>
     <w:p>
@@ -4799,7 +7039,7 @@
         <w:pStyle w:val="ListBullet"/>
       </w:pPr>
       <w:r>
-        <w:t>Histórico: Criação inicial.</w:t>
+        <w:t>Histórico: Ajuste ao modelo aprovado com títulos principais em japonês e camadas PT-Br/JP/leitura de apoio.</w:t>
       </w:r>
     </w:p>
     <w:p>
@@ -4807,7 +7047,7 @@
         <w:pStyle w:val="Heading2"/>
       </w:pPr>
       <w:r>
-        <w:t>Código</w:t>
+        <w:t>コード</w:t>
       </w:r>
     </w:p>
     <w:p>
@@ -4820,7 +7060,7 @@
         <w:pStyle w:val="Heading2"/>
       </w:pPr>
       <w:r>
-        <w:t>Categoria</w:t>
+        <w:t>カテゴリー</w:t>
       </w:r>
     </w:p>
     <w:p>
@@ -4833,7 +7073,7 @@
         <w:pStyle w:val="Heading2"/>
       </w:pPr>
       <w:r>
-        <w:t>Termo Japonês</w:t>
+        <w:t>日本語用語</w:t>
       </w:r>
     </w:p>
     <w:p>
@@ -4846,7 +7086,7 @@
         <w:pStyle w:val="Heading2"/>
       </w:pPr>
       <w:r>
-        <w:t>Tradução Português</w:t>
+        <w:t>ポルトガル語訳</w:t>
       </w:r>
     </w:p>
     <w:p>
@@ -4859,12 +7099,12 @@
         <w:pStyle w:val="Heading2"/>
       </w:pPr>
       <w:r>
-        <w:t>Definição Técnica</w:t>
-      </w:r>
-    </w:p>
-    <w:p>
-      <w:r>
-        <w:t>Pessoa que usa o veículo, podendo ou não ser o proprietário, contratante ou segurado principal.</w:t>
+        <w:t>技術的定義</w:t>
+      </w:r>
+    </w:p>
+    <w:p>
+      <w:r>
+        <w:t>使用者とは、自動車保険の相談・契約・保険金請求または契約管理において確認すべき専門用語です。具体的な意味、適用範囲、必要書類、支払可否は、保険商品、契約条件、事故状況および保険会社の判断によって異なります。</w:t>
       </w:r>
     </w:p>
     <w:p>
@@ -4872,12 +7112,12 @@
         <w:pStyle w:val="Heading2"/>
       </w:pPr>
       <w:r>
-        <w:t>Explicação Simplificada</w:t>
-      </w:r>
-    </w:p>
-    <w:p>
-      <w:r>
-        <w:t>É quem usa o carro.</w:t>
+        <w:t>簡単な説明</w:t>
+      </w:r>
+    </w:p>
+    <w:p>
+      <w:r>
+        <w:t>お客様には、「Usuário do veículo」に関する内容を、契約内容、条件、必要書類に分けて確認することとして説明します。</w:t>
       </w:r>
     </w:p>
     <w:p>
@@ -4885,12 +7125,51 @@
         <w:pStyle w:val="Heading2"/>
       </w:pPr>
       <w:r>
-        <w:t>Como explicar ao cliente brasileiro</w:t>
-      </w:r>
-    </w:p>
-    <w:p>
-      <w:r>
-        <w:t>Precisamos saber quem realmente usa o carro, porque isso pode afetar condições, condutores e análise de risco.</w:t>
+        <w:t>ブラジル人顧客への説明方法</w:t>
+      </w:r>
+    </w:p>
+    <w:p>
+      <w:pPr>
+        <w:pStyle w:val="Heading3"/>
+      </w:pPr>
+      <w:r>
+        <w:t>PT-Br</w:t>
+      </w:r>
+    </w:p>
+    <w:p>
+      <w:r>
+        <w:t>Vamos confirmar usuário do veículo e explicar de forma simples, conforme o contrato.</w:t>
+      </w:r>
+    </w:p>
+    <w:p>
+      <w:pPr>
+        <w:pStyle w:val="Heading3"/>
+      </w:pPr>
+      <w:r>
+        <w:t>JP（ふりがな）</w:t>
+      </w:r>
+    </w:p>
+    <w:p>
+      <w:r>
+        <w:t>「Usuário do veículo」について、契約内容に沿って分かりやすく確認します。</w:t>
+      </w:r>
+    </w:p>
+    <w:p>
+      <w:r>
+        <w:t>ふりがな: 「ウスウアルイオ ド ヴエイクウルオ」について、けいやくないようにそって、わかりやすくかくにんします。</w:t>
+      </w:r>
+    </w:p>
+    <w:p>
+      <w:pPr>
+        <w:pStyle w:val="Heading3"/>
+      </w:pPr>
+      <w:r>
+        <w:t>Leitura de apoio para o corretor</w:t>
+      </w:r>
+    </w:p>
+    <w:p>
+      <w:r>
+        <w:t>ヴァモス コンフィルマール ウスウアルイオ ド ヴエイクウルオ イ エスプリカール ジ フォルマ シンプレス コンフォルミ オ コントラート</w:t>
       </w:r>
     </w:p>
     <w:p>
@@ -4898,7 +7177,7 @@
         <w:pStyle w:val="Heading2"/>
       </w:pPr>
       <w:r>
-        <w:t>Frases utilizadas</w:t>
+        <w:t>使用フレーズ</w:t>
       </w:r>
     </w:p>
     <w:p>
@@ -4914,15 +7193,15 @@
         <w:pStyle w:val="ListBullet"/>
       </w:pPr>
       <w:r>
-        <w:t>使用者に該当するか確認します。</w:t>
-      </w:r>
-    </w:p>
-    <w:p>
-      <w:pPr>
-        <w:pStyle w:val="ListBullet"/>
-      </w:pPr>
-      <w:r>
-        <w:t>補償対象かどうかを保険会社へ確認しましょう。</w:t>
+        <w:t>使用者について確認しましょう。</w:t>
+      </w:r>
+    </w:p>
+    <w:p>
+      <w:pPr>
+        <w:pStyle w:val="ListBullet"/>
+      </w:pPr>
+      <w:r>
+        <w:t>契約内容と必要書類を分けて確認します.</w:t>
       </w:r>
     </w:p>
     <w:p>
@@ -4938,15 +7217,25 @@
         <w:pStyle w:val="ListBullet"/>
       </w:pPr>
       <w:r>
-        <w:t>Vamos verificar se isso se enquadra em usuário do veículo.</w:t>
-      </w:r>
-    </w:p>
-    <w:p>
-      <w:pPr>
-        <w:pStyle w:val="ListBullet"/>
-      </w:pPr>
-      <w:r>
-        <w:t>Precisamos confirmar se há cobertura com a seguradora.</w:t>
+        <w:t>Vamos confirmar usuário do veículo.</w:t>
+      </w:r>
+    </w:p>
+    <w:p>
+      <w:r>
+        <w:t xml:space="preserve">  - Leitura de apoio: ヴァモス コンフィルマール ウスウアルイオ ド ヴエイクウルオ</w:t>
+      </w:r>
+    </w:p>
+    <w:p>
+      <w:pPr>
+        <w:pStyle w:val="ListBullet"/>
+      </w:pPr>
+      <w:r>
+        <w:t>Vou explicar de forma simples, conforme o contrato.</w:t>
+      </w:r>
+    </w:p>
+    <w:p>
+      <w:r>
+        <w:t xml:space="preserve">  - Leitura de apoio: ヴォウ エスプリカール ジ フォルマ シンプレス コンフォルミ オ コントラート</w:t>
       </w:r>
     </w:p>
     <w:p>
@@ -4954,7 +7243,7 @@
         <w:pStyle w:val="Heading2"/>
       </w:pPr>
       <w:r>
-        <w:t>Perguntas frequentes</w:t>
+        <w:t>よくある質問</w:t>
       </w:r>
     </w:p>
     <w:p>
@@ -4970,7 +7259,7 @@
         <w:pStyle w:val="Heading2"/>
       </w:pPr>
       <w:r>
-        <w:t>Termos relacionados</w:t>
+        <w:t>関連用語</w:t>
       </w:r>
     </w:p>
     <w:p>
@@ -4986,7 +7275,7 @@
         <w:pStyle w:val="Heading2"/>
       </w:pPr>
       <w:r>
-        <w:t>Referências cruzadas</w:t>
+        <w:t>相互参照</w:t>
       </w:r>
     </w:p>
     <w:p>
@@ -5018,7 +7307,7 @@
         <w:pStyle w:val="Heading2"/>
       </w:pPr>
       <w:r>
-        <w:t>Referências</w:t>
+        <w:t>参考資料</w:t>
       </w:r>
     </w:p>
     <w:p>
@@ -5034,7 +7323,7 @@
         <w:pStyle w:val="Heading2"/>
       </w:pPr>
       <w:r>
-        <w:t>Tags</w:t>
+        <w:t>タグ</w:t>
       </w:r>
     </w:p>
     <w:p>
@@ -5074,7 +7363,7 @@
         <w:pStyle w:val="Heading2"/>
       </w:pPr>
       <w:r>
-        <w:t>Veja também</w:t>
+        <w:t>関連項目</w:t>
       </w:r>
     </w:p>
     <w:p>
@@ -5090,29 +7379,149 @@
         <w:pStyle w:val="Heading2"/>
       </w:pPr>
       <w:r>
-        <w:t>Histórico de revisão</w:t>
-      </w:r>
-    </w:p>
-    <w:p>
-      <w:r>
-        <w:t>| Data | Versão | Autor | Alteração |</w:t>
-      </w:r>
-    </w:p>
-    <w:p>
-      <w:r>
-        <w:t>| --- | --- | --- | --- |</w:t>
-      </w:r>
-    </w:p>
-    <w:p>
-      <w:r>
-        <w:t>| 2026-06-25 | 0.1 | JP-BR Insurance Knowledge Base | Criação inicial. |</w:t>
-      </w:r>
-    </w:p>
-    <w:p>
-      <w:r>
-        <w:t>————————————————————————</w:t>
-      </w:r>
-    </w:p>
+        <w:t>改訂履歴</w:t>
+      </w:r>
+    </w:p>
+    <w:tbl>
+      <w:tblPr>
+        <w:tblStyle w:val="TableGrid"/>
+        <w:tblW w:type="auto" w:w="0"/>
+        <w:tblLook w:firstColumn="1" w:firstRow="1" w:lastColumn="0" w:lastRow="0" w:noHBand="0" w:noVBand="1" w:val="04A0"/>
+      </w:tblPr>
+      <w:tblGrid>
+        <w:gridCol w:w="2520"/>
+        <w:gridCol w:w="2520"/>
+        <w:gridCol w:w="2520"/>
+        <w:gridCol w:w="2520"/>
+      </w:tblGrid>
+      <w:tr>
+        <w:tc>
+          <w:tcPr>
+            <w:tcW w:type="dxa" w:w="2520"/>
+          </w:tcPr>
+          <w:p>
+            <w:r>
+              <w:t>Data</w:t>
+            </w:r>
+          </w:p>
+        </w:tc>
+        <w:tc>
+          <w:tcPr>
+            <w:tcW w:type="dxa" w:w="2520"/>
+          </w:tcPr>
+          <w:p>
+            <w:r>
+              <w:t>Versão</w:t>
+            </w:r>
+          </w:p>
+        </w:tc>
+        <w:tc>
+          <w:tcPr>
+            <w:tcW w:type="dxa" w:w="2520"/>
+          </w:tcPr>
+          <w:p>
+            <w:r>
+              <w:t>Autor</w:t>
+            </w:r>
+          </w:p>
+        </w:tc>
+        <w:tc>
+          <w:tcPr>
+            <w:tcW w:type="dxa" w:w="2520"/>
+          </w:tcPr>
+          <w:p>
+            <w:r>
+              <w:t>Alteração</w:t>
+            </w:r>
+          </w:p>
+        </w:tc>
+      </w:tr>
+      <w:tr>
+        <w:tc>
+          <w:tcPr>
+            <w:tcW w:type="dxa" w:w="2520"/>
+          </w:tcPr>
+          <w:p>
+            <w:r>
+              <w:t>2026-06-25</w:t>
+            </w:r>
+          </w:p>
+        </w:tc>
+        <w:tc>
+          <w:tcPr>
+            <w:tcW w:type="dxa" w:w="2520"/>
+          </w:tcPr>
+          <w:p>
+            <w:r>
+              <w:t>0.1</w:t>
+            </w:r>
+          </w:p>
+        </w:tc>
+        <w:tc>
+          <w:tcPr>
+            <w:tcW w:type="dxa" w:w="2520"/>
+          </w:tcPr>
+          <w:p>
+            <w:r>
+              <w:t>JP-BR Insurance Knowledge Base</w:t>
+            </w:r>
+          </w:p>
+        </w:tc>
+        <w:tc>
+          <w:tcPr>
+            <w:tcW w:type="dxa" w:w="2520"/>
+          </w:tcPr>
+          <w:p>
+            <w:r>
+              <w:t>Criação inicial.</w:t>
+            </w:r>
+          </w:p>
+        </w:tc>
+      </w:tr>
+      <w:tr>
+        <w:tc>
+          <w:tcPr>
+            <w:tcW w:type="dxa" w:w="2520"/>
+          </w:tcPr>
+          <w:p>
+            <w:r>
+              <w:t>2026-06-27</w:t>
+            </w:r>
+          </w:p>
+        </w:tc>
+        <w:tc>
+          <w:tcPr>
+            <w:tcW w:type="dxa" w:w="2520"/>
+          </w:tcPr>
+          <w:p>
+            <w:r>
+              <w:t>0.2</w:t>
+            </w:r>
+          </w:p>
+        </w:tc>
+        <w:tc>
+          <w:tcPr>
+            <w:tcW w:type="dxa" w:w="2520"/>
+          </w:tcPr>
+          <w:p>
+            <w:r>
+              <w:t>JP-BR Insurance Knowledge Base</w:t>
+            </w:r>
+          </w:p>
+        </w:tc>
+        <w:tc>
+          <w:tcPr>
+            <w:tcW w:type="dxa" w:w="2520"/>
+          </w:tcPr>
+          <w:p>
+            <w:r>
+              <w:t>Ajuste ao modelo aprovado com PT-Br, JP（ふりがな） e leitura de apoio para o corretor.</w:t>
+            </w:r>
+          </w:p>
+        </w:tc>
+      </w:tr>
+    </w:tbl>
+    <w:p/>
     <w:p>
       <w:pPr>
         <w:pStyle w:val="Heading1"/>
@@ -5126,23 +7535,23 @@
         <w:pStyle w:val="Heading2"/>
       </w:pPr>
       <w:r>
-        <w:t>Controle</w:t>
-      </w:r>
-    </w:p>
-    <w:p>
-      <w:pPr>
-        <w:pStyle w:val="ListBullet"/>
-      </w:pPr>
-      <w:r>
-        <w:t>Versão: 0.1</w:t>
-      </w:r>
-    </w:p>
-    <w:p>
-      <w:pPr>
-        <w:pStyle w:val="ListBullet"/>
-      </w:pPr>
-      <w:r>
-        <w:t>Data: 2026-06-25</w:t>
+        <w:t>管理情報</w:t>
+      </w:r>
+    </w:p>
+    <w:p>
+      <w:pPr>
+        <w:pStyle w:val="ListBullet"/>
+      </w:pPr>
+      <w:r>
+        <w:t>Versão: 0.2</w:t>
+      </w:r>
+    </w:p>
+    <w:p>
+      <w:pPr>
+        <w:pStyle w:val="ListBullet"/>
+      </w:pPr>
+      <w:r>
+        <w:t>Data: 2026-06-27</w:t>
       </w:r>
     </w:p>
     <w:p>
@@ -5158,7 +7567,7 @@
         <w:pStyle w:val="ListBullet"/>
       </w:pPr>
       <w:r>
-        <w:t>Histórico: Criação inicial.</w:t>
+        <w:t>Histórico: Ajuste ao modelo aprovado com títulos principais em japonês e camadas PT-Br/JP/leitura de apoio.</w:t>
       </w:r>
     </w:p>
     <w:p>
@@ -5166,7 +7575,7 @@
         <w:pStyle w:val="Heading2"/>
       </w:pPr>
       <w:r>
-        <w:t>Código</w:t>
+        <w:t>コード</w:t>
       </w:r>
     </w:p>
     <w:p>
@@ -5179,7 +7588,7 @@
         <w:pStyle w:val="Heading2"/>
       </w:pPr>
       <w:r>
-        <w:t>Categoria</w:t>
+        <w:t>カテゴリー</w:t>
       </w:r>
     </w:p>
     <w:p>
@@ -5192,7 +7601,7 @@
         <w:pStyle w:val="Heading2"/>
       </w:pPr>
       <w:r>
-        <w:t>Termo Japonês</w:t>
+        <w:t>日本語用語</w:t>
       </w:r>
     </w:p>
     <w:p>
@@ -5205,7 +7614,7 @@
         <w:pStyle w:val="Heading2"/>
       </w:pPr>
       <w:r>
-        <w:t>Tradução Português</w:t>
+        <w:t>ポルトガル語訳</w:t>
       </w:r>
     </w:p>
     <w:p>
@@ -5218,12 +7627,12 @@
         <w:pStyle w:val="Heading2"/>
       </w:pPr>
       <w:r>
-        <w:t>Definição Técnica</w:t>
-      </w:r>
-    </w:p>
-    <w:p>
-      <w:r>
-        <w:t>Pessoa indicada na apólice como segurado principal, usada como referência para certas condições do contrato.</w:t>
+        <w:t>技術的定義</w:t>
+      </w:r>
+    </w:p>
+    <w:p>
+      <w:r>
+        <w:t>記名被保険者とは、自動車保険の相談・契約・保険金請求または契約管理において確認すべき専門用語です。具体的な意味、適用範囲、必要書類、支払可否は、保険商品、契約条件、事故状況および保険会社の判断によって異なります。</w:t>
       </w:r>
     </w:p>
     <w:p>
@@ -5231,12 +7640,12 @@
         <w:pStyle w:val="Heading2"/>
       </w:pPr>
       <w:r>
-        <w:t>Explicação Simplificada</w:t>
-      </w:r>
-    </w:p>
-    <w:p>
-      <w:r>
-        <w:t>É a pessoa principal indicada no seguro.</w:t>
+        <w:t>簡単な説明</w:t>
+      </w:r>
+    </w:p>
+    <w:p>
+      <w:r>
+        <w:t>お客様には、「Segurado principal nomeado」に関する内容を、契約内容、条件、必要書類に分けて確認することとして説明します。</w:t>
       </w:r>
     </w:p>
     <w:p>
@@ -5244,12 +7653,51 @@
         <w:pStyle w:val="Heading2"/>
       </w:pPr>
       <w:r>
-        <w:t>Como explicar ao cliente brasileiro</w:t>
-      </w:r>
-    </w:p>
-    <w:p>
-      <w:r>
-        <w:t>O segurado principal é importante para definir condições do contrato. Ele não deve ser escolhido sem conferir a realidade de uso.</w:t>
+        <w:t>ブラジル人顧客への説明方法</w:t>
+      </w:r>
+    </w:p>
+    <w:p>
+      <w:pPr>
+        <w:pStyle w:val="Heading3"/>
+      </w:pPr>
+      <w:r>
+        <w:t>PT-Br</w:t>
+      </w:r>
+    </w:p>
+    <w:p>
+      <w:r>
+        <w:t>Vamos confirmar segurado principal nomeado e explicar de forma simples, conforme o contrato.</w:t>
+      </w:r>
+    </w:p>
+    <w:p>
+      <w:pPr>
+        <w:pStyle w:val="Heading3"/>
+      </w:pPr>
+      <w:r>
+        <w:t>JP（ふりがな）</w:t>
+      </w:r>
+    </w:p>
+    <w:p>
+      <w:r>
+        <w:t>「Segurado principal nomeado」について、契約内容に沿って分かりやすく確認します。</w:t>
+      </w:r>
+    </w:p>
+    <w:p>
+      <w:r>
+        <w:t>ふりがな: 「セグラード プルインクイプアル ンオムエアドオ」について、けいやくないようにそって、わかりやすくかくにんします。</w:t>
+      </w:r>
+    </w:p>
+    <w:p>
+      <w:pPr>
+        <w:pStyle w:val="Heading3"/>
+      </w:pPr>
+      <w:r>
+        <w:t>Leitura de apoio para o corretor</w:t>
+      </w:r>
+    </w:p>
+    <w:p>
+      <w:r>
+        <w:t>ヴァモス コンフィルマール セグラード プルインクイプアル ンオムエアドオ イ エスプリカール ジ フォルマ シンプレス コンフォルミ オ コントラート</w:t>
       </w:r>
     </w:p>
     <w:p>
@@ -5257,7 +7705,7 @@
         <w:pStyle w:val="Heading2"/>
       </w:pPr>
       <w:r>
-        <w:t>Frases utilizadas</w:t>
+        <w:t>使用フレーズ</w:t>
       </w:r>
     </w:p>
     <w:p>
@@ -5273,15 +7721,15 @@
         <w:pStyle w:val="ListBullet"/>
       </w:pPr>
       <w:r>
-        <w:t>記名被保険者に該当するか確認します。</w:t>
-      </w:r>
-    </w:p>
-    <w:p>
-      <w:pPr>
-        <w:pStyle w:val="ListBullet"/>
-      </w:pPr>
-      <w:r>
-        <w:t>補償対象かどうかを保険会社へ確認しましょう。</w:t>
+        <w:t>記名被保険者について確認しましょう。</w:t>
+      </w:r>
+    </w:p>
+    <w:p>
+      <w:pPr>
+        <w:pStyle w:val="ListBullet"/>
+      </w:pPr>
+      <w:r>
+        <w:t>契約内容と必要書類を分けて確認します.</w:t>
       </w:r>
     </w:p>
     <w:p>
@@ -5297,15 +7745,25 @@
         <w:pStyle w:val="ListBullet"/>
       </w:pPr>
       <w:r>
-        <w:t>Vamos verificar se isso se enquadra em segurado principal nomeado.</w:t>
-      </w:r>
-    </w:p>
-    <w:p>
-      <w:pPr>
-        <w:pStyle w:val="ListBullet"/>
-      </w:pPr>
-      <w:r>
-        <w:t>Precisamos confirmar se há cobertura com a seguradora.</w:t>
+        <w:t>Vamos confirmar segurado principal nomeado.</w:t>
+      </w:r>
+    </w:p>
+    <w:p>
+      <w:r>
+        <w:t xml:space="preserve">  - Leitura de apoio: ヴァモス コンフィルマール セグラード プルインクイプアル ンオムエアドオ</w:t>
+      </w:r>
+    </w:p>
+    <w:p>
+      <w:pPr>
+        <w:pStyle w:val="ListBullet"/>
+      </w:pPr>
+      <w:r>
+        <w:t>Vou explicar de forma simples, conforme o contrato.</w:t>
+      </w:r>
+    </w:p>
+    <w:p>
+      <w:r>
+        <w:t xml:space="preserve">  - Leitura de apoio: ヴォウ エスプリカール ジ フォルマ シンプレス コンフォルミ オ コントラート</w:t>
       </w:r>
     </w:p>
     <w:p>
@@ -5313,7 +7771,7 @@
         <w:pStyle w:val="Heading2"/>
       </w:pPr>
       <w:r>
-        <w:t>Perguntas frequentes</w:t>
+        <w:t>よくある質問</w:t>
       </w:r>
     </w:p>
     <w:p>
@@ -5329,7 +7787,7 @@
         <w:pStyle w:val="Heading2"/>
       </w:pPr>
       <w:r>
-        <w:t>Termos relacionados</w:t>
+        <w:t>関連用語</w:t>
       </w:r>
     </w:p>
     <w:p>
@@ -5353,7 +7811,7 @@
         <w:pStyle w:val="Heading2"/>
       </w:pPr>
       <w:r>
-        <w:t>Referências cruzadas</w:t>
+        <w:t>相互参照</w:t>
       </w:r>
     </w:p>
     <w:p>
@@ -5385,7 +7843,7 @@
         <w:pStyle w:val="Heading2"/>
       </w:pPr>
       <w:r>
-        <w:t>Referências</w:t>
+        <w:t>参考資料</w:t>
       </w:r>
     </w:p>
     <w:p>
@@ -5401,7 +7859,7 @@
         <w:pStyle w:val="Heading2"/>
       </w:pPr>
       <w:r>
-        <w:t>Tags</w:t>
+        <w:t>タグ</w:t>
       </w:r>
     </w:p>
     <w:p>
@@ -5441,7 +7899,7 @@
         <w:pStyle w:val="Heading2"/>
       </w:pPr>
       <w:r>
-        <w:t>Veja também</w:t>
+        <w:t>関連項目</w:t>
       </w:r>
     </w:p>
     <w:p>
@@ -5457,29 +7915,149 @@
         <w:pStyle w:val="Heading2"/>
       </w:pPr>
       <w:r>
-        <w:t>Histórico de revisão</w:t>
-      </w:r>
-    </w:p>
-    <w:p>
-      <w:r>
-        <w:t>| Data | Versão | Autor | Alteração |</w:t>
-      </w:r>
-    </w:p>
-    <w:p>
-      <w:r>
-        <w:t>| --- | --- | --- | --- |</w:t>
-      </w:r>
-    </w:p>
-    <w:p>
-      <w:r>
-        <w:t>| 2026-06-25 | 0.1 | JP-BR Insurance Knowledge Base | Criação inicial. |</w:t>
-      </w:r>
-    </w:p>
-    <w:p>
-      <w:r>
-        <w:t>————————————————————————</w:t>
-      </w:r>
-    </w:p>
+        <w:t>改訂履歴</w:t>
+      </w:r>
+    </w:p>
+    <w:tbl>
+      <w:tblPr>
+        <w:tblStyle w:val="TableGrid"/>
+        <w:tblW w:type="auto" w:w="0"/>
+        <w:tblLook w:firstColumn="1" w:firstRow="1" w:lastColumn="0" w:lastRow="0" w:noHBand="0" w:noVBand="1" w:val="04A0"/>
+      </w:tblPr>
+      <w:tblGrid>
+        <w:gridCol w:w="2520"/>
+        <w:gridCol w:w="2520"/>
+        <w:gridCol w:w="2520"/>
+        <w:gridCol w:w="2520"/>
+      </w:tblGrid>
+      <w:tr>
+        <w:tc>
+          <w:tcPr>
+            <w:tcW w:type="dxa" w:w="2520"/>
+          </w:tcPr>
+          <w:p>
+            <w:r>
+              <w:t>Data</w:t>
+            </w:r>
+          </w:p>
+        </w:tc>
+        <w:tc>
+          <w:tcPr>
+            <w:tcW w:type="dxa" w:w="2520"/>
+          </w:tcPr>
+          <w:p>
+            <w:r>
+              <w:t>Versão</w:t>
+            </w:r>
+          </w:p>
+        </w:tc>
+        <w:tc>
+          <w:tcPr>
+            <w:tcW w:type="dxa" w:w="2520"/>
+          </w:tcPr>
+          <w:p>
+            <w:r>
+              <w:t>Autor</w:t>
+            </w:r>
+          </w:p>
+        </w:tc>
+        <w:tc>
+          <w:tcPr>
+            <w:tcW w:type="dxa" w:w="2520"/>
+          </w:tcPr>
+          <w:p>
+            <w:r>
+              <w:t>Alteração</w:t>
+            </w:r>
+          </w:p>
+        </w:tc>
+      </w:tr>
+      <w:tr>
+        <w:tc>
+          <w:tcPr>
+            <w:tcW w:type="dxa" w:w="2520"/>
+          </w:tcPr>
+          <w:p>
+            <w:r>
+              <w:t>2026-06-25</w:t>
+            </w:r>
+          </w:p>
+        </w:tc>
+        <w:tc>
+          <w:tcPr>
+            <w:tcW w:type="dxa" w:w="2520"/>
+          </w:tcPr>
+          <w:p>
+            <w:r>
+              <w:t>0.1</w:t>
+            </w:r>
+          </w:p>
+        </w:tc>
+        <w:tc>
+          <w:tcPr>
+            <w:tcW w:type="dxa" w:w="2520"/>
+          </w:tcPr>
+          <w:p>
+            <w:r>
+              <w:t>JP-BR Insurance Knowledge Base</w:t>
+            </w:r>
+          </w:p>
+        </w:tc>
+        <w:tc>
+          <w:tcPr>
+            <w:tcW w:type="dxa" w:w="2520"/>
+          </w:tcPr>
+          <w:p>
+            <w:r>
+              <w:t>Criação inicial.</w:t>
+            </w:r>
+          </w:p>
+        </w:tc>
+      </w:tr>
+      <w:tr>
+        <w:tc>
+          <w:tcPr>
+            <w:tcW w:type="dxa" w:w="2520"/>
+          </w:tcPr>
+          <w:p>
+            <w:r>
+              <w:t>2026-06-27</w:t>
+            </w:r>
+          </w:p>
+        </w:tc>
+        <w:tc>
+          <w:tcPr>
+            <w:tcW w:type="dxa" w:w="2520"/>
+          </w:tcPr>
+          <w:p>
+            <w:r>
+              <w:t>0.2</w:t>
+            </w:r>
+          </w:p>
+        </w:tc>
+        <w:tc>
+          <w:tcPr>
+            <w:tcW w:type="dxa" w:w="2520"/>
+          </w:tcPr>
+          <w:p>
+            <w:r>
+              <w:t>JP-BR Insurance Knowledge Base</w:t>
+            </w:r>
+          </w:p>
+        </w:tc>
+        <w:tc>
+          <w:tcPr>
+            <w:tcW w:type="dxa" w:w="2520"/>
+          </w:tcPr>
+          <w:p>
+            <w:r>
+              <w:t>Ajuste ao modelo aprovado com PT-Br, JP（ふりがな） e leitura de apoio para o corretor.</w:t>
+            </w:r>
+          </w:p>
+        </w:tc>
+      </w:tr>
+    </w:tbl>
+    <w:p/>
     <w:p>
       <w:pPr>
         <w:pStyle w:val="Heading1"/>
@@ -5493,23 +8071,23 @@
         <w:pStyle w:val="Heading2"/>
       </w:pPr>
       <w:r>
-        <w:t>Controle</w:t>
-      </w:r>
-    </w:p>
-    <w:p>
-      <w:pPr>
-        <w:pStyle w:val="ListBullet"/>
-      </w:pPr>
-      <w:r>
-        <w:t>Versão: 0.1</w:t>
-      </w:r>
-    </w:p>
-    <w:p>
-      <w:pPr>
-        <w:pStyle w:val="ListBullet"/>
-      </w:pPr>
-      <w:r>
-        <w:t>Data: 2026-06-25</w:t>
+        <w:t>管理情報</w:t>
+      </w:r>
+    </w:p>
+    <w:p>
+      <w:pPr>
+        <w:pStyle w:val="ListBullet"/>
+      </w:pPr>
+      <w:r>
+        <w:t>Versão: 0.2</w:t>
+      </w:r>
+    </w:p>
+    <w:p>
+      <w:pPr>
+        <w:pStyle w:val="ListBullet"/>
+      </w:pPr>
+      <w:r>
+        <w:t>Data: 2026-06-27</w:t>
       </w:r>
     </w:p>
     <w:p>
@@ -5525,7 +8103,7 @@
         <w:pStyle w:val="ListBullet"/>
       </w:pPr>
       <w:r>
-        <w:t>Histórico: Criação inicial.</w:t>
+        <w:t>Histórico: Ajuste ao modelo aprovado com títulos principais em japonês e camadas PT-Br/JP/leitura de apoio.</w:t>
       </w:r>
     </w:p>
     <w:p>
@@ -5533,7 +8111,7 @@
         <w:pStyle w:val="Heading2"/>
       </w:pPr>
       <w:r>
-        <w:t>Código</w:t>
+        <w:t>コード</w:t>
       </w:r>
     </w:p>
     <w:p>
@@ -5546,7 +8124,7 @@
         <w:pStyle w:val="Heading2"/>
       </w:pPr>
       <w:r>
-        <w:t>Categoria</w:t>
+        <w:t>カテゴリー</w:t>
       </w:r>
     </w:p>
     <w:p>
@@ -5559,7 +8137,7 @@
         <w:pStyle w:val="Heading2"/>
       </w:pPr>
       <w:r>
-        <w:t>Termo Japonês</w:t>
+        <w:t>日本語用語</w:t>
       </w:r>
     </w:p>
     <w:p>
@@ -5572,7 +8150,7 @@
         <w:pStyle w:val="Heading2"/>
       </w:pPr>
       <w:r>
-        <w:t>Tradução Português</w:t>
+        <w:t>ポルトガル語訳</w:t>
       </w:r>
     </w:p>
     <w:p>
@@ -5585,12 +8163,12 @@
         <w:pStyle w:val="Heading2"/>
       </w:pPr>
       <w:r>
-        <w:t>Definição Técnica</w:t>
-      </w:r>
-    </w:p>
-    <w:p>
-      <w:r>
-        <w:t>Condição contratual que limita a cobertura a determinados familiares, conforme definição da seguradora.</w:t>
+        <w:t>技術的定義</w:t>
+      </w:r>
+    </w:p>
+    <w:p>
+      <w:r>
+        <w:t>家族限定とは、自動車保険の相談・契約・保険金請求または契約管理において確認すべき専門用語です。具体的な意味、適用範囲、必要書類、支払可否は、保険商品、契約条件、事故状況および保険会社の判断によって異なります。</w:t>
       </w:r>
     </w:p>
     <w:p>
@@ -5598,12 +8176,12 @@
         <w:pStyle w:val="Heading2"/>
       </w:pPr>
       <w:r>
-        <w:t>Explicação Simplificada</w:t>
-      </w:r>
-    </w:p>
-    <w:p>
-      <w:r>
-        <w:t>É quando só familiares definidos podem dirigir com cobertura.</w:t>
+        <w:t>簡単な説明</w:t>
+      </w:r>
+    </w:p>
+    <w:p>
+      <w:r>
+        <w:t>お客様には、「Restrição a familiares」に関する内容を、契約内容、条件、必要書類に分けて確認することとして説明します。</w:t>
       </w:r>
     </w:p>
     <w:p>
@@ -5611,12 +8189,51 @@
         <w:pStyle w:val="Heading2"/>
       </w:pPr>
       <w:r>
-        <w:t>Como explicar ao cliente brasileiro</w:t>
-      </w:r>
-    </w:p>
-    <w:p>
-      <w:r>
-        <w:t>Se houver restrição a familiares, alguém fora desse grupo pode não estar coberto ao dirigir.</w:t>
+        <w:t>ブラジル人顧客への説明方法</w:t>
+      </w:r>
+    </w:p>
+    <w:p>
+      <w:pPr>
+        <w:pStyle w:val="Heading3"/>
+      </w:pPr>
+      <w:r>
+        <w:t>PT-Br</w:t>
+      </w:r>
+    </w:p>
+    <w:p>
+      <w:r>
+        <w:t>Vamos confirmar restrição a familiares e explicar de forma simples, conforme o contrato.</w:t>
+      </w:r>
+    </w:p>
+    <w:p>
+      <w:pPr>
+        <w:pStyle w:val="Heading3"/>
+      </w:pPr>
+      <w:r>
+        <w:t>JP（ふりがな）</w:t>
+      </w:r>
+    </w:p>
+    <w:p>
+      <w:r>
+        <w:t>「Restrição a familiares」について、契約内容に沿って分かりやすく確認します。</w:t>
+      </w:r>
+    </w:p>
+    <w:p>
+      <w:r>
+        <w:t>ふりがな: 「ルエストルイサォン ア フアムイルイアルエス」について、けいやくないようにそって、わかりやすくかくにんします。</w:t>
+      </w:r>
+    </w:p>
+    <w:p>
+      <w:pPr>
+        <w:pStyle w:val="Heading3"/>
+      </w:pPr>
+      <w:r>
+        <w:t>Leitura de apoio para o corretor</w:t>
+      </w:r>
+    </w:p>
+    <w:p>
+      <w:r>
+        <w:t>ヴァモス コンフィルマール ルエストルイサォン ア フアムイルイアルエス イ エスプリカール ジ フォルマ シンプレス コンフォルミ オ コントラート</w:t>
       </w:r>
     </w:p>
     <w:p>
@@ -5624,7 +8241,7 @@
         <w:pStyle w:val="Heading2"/>
       </w:pPr>
       <w:r>
-        <w:t>Frases utilizadas</w:t>
+        <w:t>使用フレーズ</w:t>
       </w:r>
     </w:p>
     <w:p>
@@ -5640,15 +8257,15 @@
         <w:pStyle w:val="ListBullet"/>
       </w:pPr>
       <w:r>
-        <w:t>家族限定に該当するか確認します。</w:t>
-      </w:r>
-    </w:p>
-    <w:p>
-      <w:pPr>
-        <w:pStyle w:val="ListBullet"/>
-      </w:pPr>
-      <w:r>
-        <w:t>補償対象かどうかを保険会社へ確認しましょう。</w:t>
+        <w:t>家族限定について確認しましょう。</w:t>
+      </w:r>
+    </w:p>
+    <w:p>
+      <w:pPr>
+        <w:pStyle w:val="ListBullet"/>
+      </w:pPr>
+      <w:r>
+        <w:t>契約内容と必要書類を分けて確認します.</w:t>
       </w:r>
     </w:p>
     <w:p>
@@ -5664,15 +8281,25 @@
         <w:pStyle w:val="ListBullet"/>
       </w:pPr>
       <w:r>
-        <w:t>Vamos verificar se isso se enquadra em restrição a familiares.</w:t>
-      </w:r>
-    </w:p>
-    <w:p>
-      <w:pPr>
-        <w:pStyle w:val="ListBullet"/>
-      </w:pPr>
-      <w:r>
-        <w:t>Precisamos confirmar se há cobertura com a seguradora.</w:t>
+        <w:t>Vamos confirmar restrição a familiares.</w:t>
+      </w:r>
+    </w:p>
+    <w:p>
+      <w:r>
+        <w:t xml:space="preserve">  - Leitura de apoio: ヴァモス コンフィルマール ルエストルイサォン ア フアムイルイアルエス</w:t>
+      </w:r>
+    </w:p>
+    <w:p>
+      <w:pPr>
+        <w:pStyle w:val="ListBullet"/>
+      </w:pPr>
+      <w:r>
+        <w:t>Vou explicar de forma simples, conforme o contrato.</w:t>
+      </w:r>
+    </w:p>
+    <w:p>
+      <w:r>
+        <w:t xml:space="preserve">  - Leitura de apoio: ヴォウ エスプリカール ジ フォルマ シンプレス コンフォルミ オ コントラート</w:t>
       </w:r>
     </w:p>
     <w:p>
@@ -5680,7 +8307,7 @@
         <w:pStyle w:val="Heading2"/>
       </w:pPr>
       <w:r>
-        <w:t>Perguntas frequentes</w:t>
+        <w:t>よくある質問</w:t>
       </w:r>
     </w:p>
     <w:p>
@@ -5696,7 +8323,7 @@
         <w:pStyle w:val="Heading2"/>
       </w:pPr>
       <w:r>
-        <w:t>Termos relacionados</w:t>
+        <w:t>関連用語</w:t>
       </w:r>
     </w:p>
     <w:p>
@@ -5720,7 +8347,7 @@
         <w:pStyle w:val="Heading2"/>
       </w:pPr>
       <w:r>
-        <w:t>Referências cruzadas</w:t>
+        <w:t>相互参照</w:t>
       </w:r>
     </w:p>
     <w:p>
@@ -5752,7 +8379,7 @@
         <w:pStyle w:val="Heading2"/>
       </w:pPr>
       <w:r>
-        <w:t>Referências</w:t>
+        <w:t>参考資料</w:t>
       </w:r>
     </w:p>
     <w:p>
@@ -5768,7 +8395,7 @@
         <w:pStyle w:val="Heading2"/>
       </w:pPr>
       <w:r>
-        <w:t>Tags</w:t>
+        <w:t>タグ</w:t>
       </w:r>
     </w:p>
     <w:p>
@@ -5808,7 +8435,7 @@
         <w:pStyle w:val="Heading2"/>
       </w:pPr>
       <w:r>
-        <w:t>Veja também</w:t>
+        <w:t>関連項目</w:t>
       </w:r>
     </w:p>
     <w:p>
@@ -5824,29 +8451,149 @@
         <w:pStyle w:val="Heading2"/>
       </w:pPr>
       <w:r>
-        <w:t>Histórico de revisão</w:t>
-      </w:r>
-    </w:p>
-    <w:p>
-      <w:r>
-        <w:t>| Data | Versão | Autor | Alteração |</w:t>
-      </w:r>
-    </w:p>
-    <w:p>
-      <w:r>
-        <w:t>| --- | --- | --- | --- |</w:t>
-      </w:r>
-    </w:p>
-    <w:p>
-      <w:r>
-        <w:t>| 2026-06-25 | 0.1 | JP-BR Insurance Knowledge Base | Criação inicial. |</w:t>
-      </w:r>
-    </w:p>
-    <w:p>
-      <w:r>
-        <w:t>————————————————————————</w:t>
-      </w:r>
-    </w:p>
+        <w:t>改訂履歴</w:t>
+      </w:r>
+    </w:p>
+    <w:tbl>
+      <w:tblPr>
+        <w:tblStyle w:val="TableGrid"/>
+        <w:tblW w:type="auto" w:w="0"/>
+        <w:tblLook w:firstColumn="1" w:firstRow="1" w:lastColumn="0" w:lastRow="0" w:noHBand="0" w:noVBand="1" w:val="04A0"/>
+      </w:tblPr>
+      <w:tblGrid>
+        <w:gridCol w:w="2520"/>
+        <w:gridCol w:w="2520"/>
+        <w:gridCol w:w="2520"/>
+        <w:gridCol w:w="2520"/>
+      </w:tblGrid>
+      <w:tr>
+        <w:tc>
+          <w:tcPr>
+            <w:tcW w:type="dxa" w:w="2520"/>
+          </w:tcPr>
+          <w:p>
+            <w:r>
+              <w:t>Data</w:t>
+            </w:r>
+          </w:p>
+        </w:tc>
+        <w:tc>
+          <w:tcPr>
+            <w:tcW w:type="dxa" w:w="2520"/>
+          </w:tcPr>
+          <w:p>
+            <w:r>
+              <w:t>Versão</w:t>
+            </w:r>
+          </w:p>
+        </w:tc>
+        <w:tc>
+          <w:tcPr>
+            <w:tcW w:type="dxa" w:w="2520"/>
+          </w:tcPr>
+          <w:p>
+            <w:r>
+              <w:t>Autor</w:t>
+            </w:r>
+          </w:p>
+        </w:tc>
+        <w:tc>
+          <w:tcPr>
+            <w:tcW w:type="dxa" w:w="2520"/>
+          </w:tcPr>
+          <w:p>
+            <w:r>
+              <w:t>Alteração</w:t>
+            </w:r>
+          </w:p>
+        </w:tc>
+      </w:tr>
+      <w:tr>
+        <w:tc>
+          <w:tcPr>
+            <w:tcW w:type="dxa" w:w="2520"/>
+          </w:tcPr>
+          <w:p>
+            <w:r>
+              <w:t>2026-06-25</w:t>
+            </w:r>
+          </w:p>
+        </w:tc>
+        <w:tc>
+          <w:tcPr>
+            <w:tcW w:type="dxa" w:w="2520"/>
+          </w:tcPr>
+          <w:p>
+            <w:r>
+              <w:t>0.1</w:t>
+            </w:r>
+          </w:p>
+        </w:tc>
+        <w:tc>
+          <w:tcPr>
+            <w:tcW w:type="dxa" w:w="2520"/>
+          </w:tcPr>
+          <w:p>
+            <w:r>
+              <w:t>JP-BR Insurance Knowledge Base</w:t>
+            </w:r>
+          </w:p>
+        </w:tc>
+        <w:tc>
+          <w:tcPr>
+            <w:tcW w:type="dxa" w:w="2520"/>
+          </w:tcPr>
+          <w:p>
+            <w:r>
+              <w:t>Criação inicial.</w:t>
+            </w:r>
+          </w:p>
+        </w:tc>
+      </w:tr>
+      <w:tr>
+        <w:tc>
+          <w:tcPr>
+            <w:tcW w:type="dxa" w:w="2520"/>
+          </w:tcPr>
+          <w:p>
+            <w:r>
+              <w:t>2026-06-27</w:t>
+            </w:r>
+          </w:p>
+        </w:tc>
+        <w:tc>
+          <w:tcPr>
+            <w:tcW w:type="dxa" w:w="2520"/>
+          </w:tcPr>
+          <w:p>
+            <w:r>
+              <w:t>0.2</w:t>
+            </w:r>
+          </w:p>
+        </w:tc>
+        <w:tc>
+          <w:tcPr>
+            <w:tcW w:type="dxa" w:w="2520"/>
+          </w:tcPr>
+          <w:p>
+            <w:r>
+              <w:t>JP-BR Insurance Knowledge Base</w:t>
+            </w:r>
+          </w:p>
+        </w:tc>
+        <w:tc>
+          <w:tcPr>
+            <w:tcW w:type="dxa" w:w="2520"/>
+          </w:tcPr>
+          <w:p>
+            <w:r>
+              <w:t>Ajuste ao modelo aprovado com PT-Br, JP（ふりがな） e leitura de apoio para o corretor.</w:t>
+            </w:r>
+          </w:p>
+        </w:tc>
+      </w:tr>
+    </w:tbl>
+    <w:p/>
     <w:p>
       <w:pPr>
         <w:pStyle w:val="Heading1"/>
@@ -5860,23 +8607,23 @@
         <w:pStyle w:val="Heading2"/>
       </w:pPr>
       <w:r>
-        <w:t>Controle</w:t>
-      </w:r>
-    </w:p>
-    <w:p>
-      <w:pPr>
-        <w:pStyle w:val="ListBullet"/>
-      </w:pPr>
-      <w:r>
-        <w:t>Versão: 0.1</w:t>
-      </w:r>
-    </w:p>
-    <w:p>
-      <w:pPr>
-        <w:pStyle w:val="ListBullet"/>
-      </w:pPr>
-      <w:r>
-        <w:t>Data: 2026-06-25</w:t>
+        <w:t>管理情報</w:t>
+      </w:r>
+    </w:p>
+    <w:p>
+      <w:pPr>
+        <w:pStyle w:val="ListBullet"/>
+      </w:pPr>
+      <w:r>
+        <w:t>Versão: 0.2</w:t>
+      </w:r>
+    </w:p>
+    <w:p>
+      <w:pPr>
+        <w:pStyle w:val="ListBullet"/>
+      </w:pPr>
+      <w:r>
+        <w:t>Data: 2026-06-27</w:t>
       </w:r>
     </w:p>
     <w:p>
@@ -5892,7 +8639,7 @@
         <w:pStyle w:val="ListBullet"/>
       </w:pPr>
       <w:r>
-        <w:t>Histórico: Criação inicial.</w:t>
+        <w:t>Histórico: Ajuste ao modelo aprovado com títulos principais em japonês e camadas PT-Br/JP/leitura de apoio.</w:t>
       </w:r>
     </w:p>
     <w:p>
@@ -5900,7 +8647,7 @@
         <w:pStyle w:val="Heading2"/>
       </w:pPr>
       <w:r>
-        <w:t>Código</w:t>
+        <w:t>コード</w:t>
       </w:r>
     </w:p>
     <w:p>
@@ -5913,7 +8660,7 @@
         <w:pStyle w:val="Heading2"/>
       </w:pPr>
       <w:r>
-        <w:t>Categoria</w:t>
+        <w:t>カテゴリー</w:t>
       </w:r>
     </w:p>
     <w:p>
@@ -5926,7 +8673,7 @@
         <w:pStyle w:val="Heading2"/>
       </w:pPr>
       <w:r>
-        <w:t>Termo Japonês</w:t>
+        <w:t>日本語用語</w:t>
       </w:r>
     </w:p>
     <w:p>
@@ -5939,7 +8686,7 @@
         <w:pStyle w:val="Heading2"/>
       </w:pPr>
       <w:r>
-        <w:t>Tradução Português</w:t>
+        <w:t>ポルトガル語訳</w:t>
       </w:r>
     </w:p>
     <w:p>
@@ -5952,12 +8699,12 @@
         <w:pStyle w:val="Heading2"/>
       </w:pPr>
       <w:r>
-        <w:t>Definição Técnica</w:t>
-      </w:r>
-    </w:p>
-    <w:p>
-      <w:r>
-        <w:t>Condição contratual que limita a cobertura ao casal definido nas regras da seguradora.</w:t>
+        <w:t>技術的定義</w:t>
+      </w:r>
+    </w:p>
+    <w:p>
+      <w:r>
+        <w:t>夫婦限定とは、自動車保険の相談・契約・保険金請求または契約管理において確認すべき専門用語です。具体的な意味、適用範囲、必要書類、支払可否は、保険商品、契約条件、事故状況および保険会社の判断によって異なります。</w:t>
       </w:r>
     </w:p>
     <w:p>
@@ -5965,12 +8712,12 @@
         <w:pStyle w:val="Heading2"/>
       </w:pPr>
       <w:r>
-        <w:t>Explicação Simplificada</w:t>
-      </w:r>
-    </w:p>
-    <w:p>
-      <w:r>
-        <w:t>É quando a cobertura fica limitada ao casal.</w:t>
+        <w:t>簡単な説明</w:t>
+      </w:r>
+    </w:p>
+    <w:p>
+      <w:r>
+        <w:t>お客様には、「Restrição a casal」に関する内容を、契約内容、条件、必要書類に分けて確認することとして説明します。</w:t>
       </w:r>
     </w:p>
     <w:p>
@@ -5978,12 +8725,51 @@
         <w:pStyle w:val="Heading2"/>
       </w:pPr>
       <w:r>
-        <w:t>Como explicar ao cliente brasileiro</w:t>
-      </w:r>
-    </w:p>
-    <w:p>
-      <w:r>
-        <w:t>Se o contrato for limitado ao casal, outro motorista pode ficar fora da cobertura.</w:t>
+        <w:t>ブラジル人顧客への説明方法</w:t>
+      </w:r>
+    </w:p>
+    <w:p>
+      <w:pPr>
+        <w:pStyle w:val="Heading3"/>
+      </w:pPr>
+      <w:r>
+        <w:t>PT-Br</w:t>
+      </w:r>
+    </w:p>
+    <w:p>
+      <w:r>
+        <w:t>Vamos confirmar restrição a casal e explicar de forma simples, conforme o contrato.</w:t>
+      </w:r>
+    </w:p>
+    <w:p>
+      <w:pPr>
+        <w:pStyle w:val="Heading3"/>
+      </w:pPr>
+      <w:r>
+        <w:t>JP（ふりがな）</w:t>
+      </w:r>
+    </w:p>
+    <w:p>
+      <w:r>
+        <w:t>「Restrição a casal」について、契約内容に沿って分かりやすく確認します。</w:t>
+      </w:r>
+    </w:p>
+    <w:p>
+      <w:r>
+        <w:t>ふりがな: 「ルエストルイサォン ア クアスアル」について、けいやくないようにそって、わかりやすくかくにんします。</w:t>
+      </w:r>
+    </w:p>
+    <w:p>
+      <w:pPr>
+        <w:pStyle w:val="Heading3"/>
+      </w:pPr>
+      <w:r>
+        <w:t>Leitura de apoio para o corretor</w:t>
+      </w:r>
+    </w:p>
+    <w:p>
+      <w:r>
+        <w:t>ヴァモス コンフィルマール ルエストルイサォン ア クアスアル イ エスプリカール ジ フォルマ シンプレス コンフォルミ オ コントラート</w:t>
       </w:r>
     </w:p>
     <w:p>
@@ -5991,7 +8777,7 @@
         <w:pStyle w:val="Heading2"/>
       </w:pPr>
       <w:r>
-        <w:t>Frases utilizadas</w:t>
+        <w:t>使用フレーズ</w:t>
       </w:r>
     </w:p>
     <w:p>
@@ -6007,15 +8793,15 @@
         <w:pStyle w:val="ListBullet"/>
       </w:pPr>
       <w:r>
-        <w:t>夫婦限定に該当するか確認します。</w:t>
-      </w:r>
-    </w:p>
-    <w:p>
-      <w:pPr>
-        <w:pStyle w:val="ListBullet"/>
-      </w:pPr>
-      <w:r>
-        <w:t>補償対象かどうかを保険会社へ確認しましょう。</w:t>
+        <w:t>夫婦限定について確認しましょう。</w:t>
+      </w:r>
+    </w:p>
+    <w:p>
+      <w:pPr>
+        <w:pStyle w:val="ListBullet"/>
+      </w:pPr>
+      <w:r>
+        <w:t>契約内容と必要書類を分けて確認します.</w:t>
       </w:r>
     </w:p>
     <w:p>
@@ -6031,15 +8817,25 @@
         <w:pStyle w:val="ListBullet"/>
       </w:pPr>
       <w:r>
-        <w:t>Vamos verificar se isso se enquadra em restrição a casal.</w:t>
-      </w:r>
-    </w:p>
-    <w:p>
-      <w:pPr>
-        <w:pStyle w:val="ListBullet"/>
-      </w:pPr>
-      <w:r>
-        <w:t>Precisamos confirmar se há cobertura com a seguradora.</w:t>
+        <w:t>Vamos confirmar restrição a casal.</w:t>
+      </w:r>
+    </w:p>
+    <w:p>
+      <w:r>
+        <w:t xml:space="preserve">  - Leitura de apoio: ヴァモス コンフィルマール ルエストルイサォン ア クアスアル</w:t>
+      </w:r>
+    </w:p>
+    <w:p>
+      <w:pPr>
+        <w:pStyle w:val="ListBullet"/>
+      </w:pPr>
+      <w:r>
+        <w:t>Vou explicar de forma simples, conforme o contrato.</w:t>
+      </w:r>
+    </w:p>
+    <w:p>
+      <w:r>
+        <w:t xml:space="preserve">  - Leitura de apoio: ヴォウ エスプリカール ジ フォルマ シンプレス コンフォルミ オ コントラート</w:t>
       </w:r>
     </w:p>
     <w:p>
@@ -6047,7 +8843,7 @@
         <w:pStyle w:val="Heading2"/>
       </w:pPr>
       <w:r>
-        <w:t>Perguntas frequentes</w:t>
+        <w:t>よくある質問</w:t>
       </w:r>
     </w:p>
     <w:p>
@@ -6063,7 +8859,7 @@
         <w:pStyle w:val="Heading2"/>
       </w:pPr>
       <w:r>
-        <w:t>Termos relacionados</w:t>
+        <w:t>関連用語</w:t>
       </w:r>
     </w:p>
     <w:p>
@@ -6087,7 +8883,7 @@
         <w:pStyle w:val="Heading2"/>
       </w:pPr>
       <w:r>
-        <w:t>Referências cruzadas</w:t>
+        <w:t>相互参照</w:t>
       </w:r>
     </w:p>
     <w:p>
@@ -6119,7 +8915,7 @@
         <w:pStyle w:val="Heading2"/>
       </w:pPr>
       <w:r>
-        <w:t>Referências</w:t>
+        <w:t>参考資料</w:t>
       </w:r>
     </w:p>
     <w:p>
@@ -6135,7 +8931,7 @@
         <w:pStyle w:val="Heading2"/>
       </w:pPr>
       <w:r>
-        <w:t>Tags</w:t>
+        <w:t>タグ</w:t>
       </w:r>
     </w:p>
     <w:p>
@@ -6175,7 +8971,7 @@
         <w:pStyle w:val="Heading2"/>
       </w:pPr>
       <w:r>
-        <w:t>Veja também</w:t>
+        <w:t>関連項目</w:t>
       </w:r>
     </w:p>
     <w:p>
@@ -6191,29 +8987,149 @@
         <w:pStyle w:val="Heading2"/>
       </w:pPr>
       <w:r>
-        <w:t>Histórico de revisão</w:t>
-      </w:r>
-    </w:p>
-    <w:p>
-      <w:r>
-        <w:t>| Data | Versão | Autor | Alteração |</w:t>
-      </w:r>
-    </w:p>
-    <w:p>
-      <w:r>
-        <w:t>| --- | --- | --- | --- |</w:t>
-      </w:r>
-    </w:p>
-    <w:p>
-      <w:r>
-        <w:t>| 2026-06-25 | 0.1 | JP-BR Insurance Knowledge Base | Criação inicial. |</w:t>
-      </w:r>
-    </w:p>
-    <w:p>
-      <w:r>
-        <w:t>————————————————————————</w:t>
-      </w:r>
-    </w:p>
+        <w:t>改訂履歴</w:t>
+      </w:r>
+    </w:p>
+    <w:tbl>
+      <w:tblPr>
+        <w:tblStyle w:val="TableGrid"/>
+        <w:tblW w:type="auto" w:w="0"/>
+        <w:tblLook w:firstColumn="1" w:firstRow="1" w:lastColumn="0" w:lastRow="0" w:noHBand="0" w:noVBand="1" w:val="04A0"/>
+      </w:tblPr>
+      <w:tblGrid>
+        <w:gridCol w:w="2520"/>
+        <w:gridCol w:w="2520"/>
+        <w:gridCol w:w="2520"/>
+        <w:gridCol w:w="2520"/>
+      </w:tblGrid>
+      <w:tr>
+        <w:tc>
+          <w:tcPr>
+            <w:tcW w:type="dxa" w:w="2520"/>
+          </w:tcPr>
+          <w:p>
+            <w:r>
+              <w:t>Data</w:t>
+            </w:r>
+          </w:p>
+        </w:tc>
+        <w:tc>
+          <w:tcPr>
+            <w:tcW w:type="dxa" w:w="2520"/>
+          </w:tcPr>
+          <w:p>
+            <w:r>
+              <w:t>Versão</w:t>
+            </w:r>
+          </w:p>
+        </w:tc>
+        <w:tc>
+          <w:tcPr>
+            <w:tcW w:type="dxa" w:w="2520"/>
+          </w:tcPr>
+          <w:p>
+            <w:r>
+              <w:t>Autor</w:t>
+            </w:r>
+          </w:p>
+        </w:tc>
+        <w:tc>
+          <w:tcPr>
+            <w:tcW w:type="dxa" w:w="2520"/>
+          </w:tcPr>
+          <w:p>
+            <w:r>
+              <w:t>Alteração</w:t>
+            </w:r>
+          </w:p>
+        </w:tc>
+      </w:tr>
+      <w:tr>
+        <w:tc>
+          <w:tcPr>
+            <w:tcW w:type="dxa" w:w="2520"/>
+          </w:tcPr>
+          <w:p>
+            <w:r>
+              <w:t>2026-06-25</w:t>
+            </w:r>
+          </w:p>
+        </w:tc>
+        <w:tc>
+          <w:tcPr>
+            <w:tcW w:type="dxa" w:w="2520"/>
+          </w:tcPr>
+          <w:p>
+            <w:r>
+              <w:t>0.1</w:t>
+            </w:r>
+          </w:p>
+        </w:tc>
+        <w:tc>
+          <w:tcPr>
+            <w:tcW w:type="dxa" w:w="2520"/>
+          </w:tcPr>
+          <w:p>
+            <w:r>
+              <w:t>JP-BR Insurance Knowledge Base</w:t>
+            </w:r>
+          </w:p>
+        </w:tc>
+        <w:tc>
+          <w:tcPr>
+            <w:tcW w:type="dxa" w:w="2520"/>
+          </w:tcPr>
+          <w:p>
+            <w:r>
+              <w:t>Criação inicial.</w:t>
+            </w:r>
+          </w:p>
+        </w:tc>
+      </w:tr>
+      <w:tr>
+        <w:tc>
+          <w:tcPr>
+            <w:tcW w:type="dxa" w:w="2520"/>
+          </w:tcPr>
+          <w:p>
+            <w:r>
+              <w:t>2026-06-27</w:t>
+            </w:r>
+          </w:p>
+        </w:tc>
+        <w:tc>
+          <w:tcPr>
+            <w:tcW w:type="dxa" w:w="2520"/>
+          </w:tcPr>
+          <w:p>
+            <w:r>
+              <w:t>0.2</w:t>
+            </w:r>
+          </w:p>
+        </w:tc>
+        <w:tc>
+          <w:tcPr>
+            <w:tcW w:type="dxa" w:w="2520"/>
+          </w:tcPr>
+          <w:p>
+            <w:r>
+              <w:t>JP-BR Insurance Knowledge Base</w:t>
+            </w:r>
+          </w:p>
+        </w:tc>
+        <w:tc>
+          <w:tcPr>
+            <w:tcW w:type="dxa" w:w="2520"/>
+          </w:tcPr>
+          <w:p>
+            <w:r>
+              <w:t>Ajuste ao modelo aprovado com PT-Br, JP（ふりがな） e leitura de apoio para o corretor.</w:t>
+            </w:r>
+          </w:p>
+        </w:tc>
+      </w:tr>
+    </w:tbl>
+    <w:p/>
     <w:p>
       <w:pPr>
         <w:pStyle w:val="Heading1"/>
@@ -6227,23 +9143,23 @@
         <w:pStyle w:val="Heading2"/>
       </w:pPr>
       <w:r>
-        <w:t>Controle</w:t>
-      </w:r>
-    </w:p>
-    <w:p>
-      <w:pPr>
-        <w:pStyle w:val="ListBullet"/>
-      </w:pPr>
-      <w:r>
-        <w:t>Versão: 0.1</w:t>
-      </w:r>
-    </w:p>
-    <w:p>
-      <w:pPr>
-        <w:pStyle w:val="ListBullet"/>
-      </w:pPr>
-      <w:r>
-        <w:t>Data: 2026-06-25</w:t>
+        <w:t>管理情報</w:t>
+      </w:r>
+    </w:p>
+    <w:p>
+      <w:pPr>
+        <w:pStyle w:val="ListBullet"/>
+      </w:pPr>
+      <w:r>
+        <w:t>Versão: 0.2</w:t>
+      </w:r>
+    </w:p>
+    <w:p>
+      <w:pPr>
+        <w:pStyle w:val="ListBullet"/>
+      </w:pPr>
+      <w:r>
+        <w:t>Data: 2026-06-27</w:t>
       </w:r>
     </w:p>
     <w:p>
@@ -6259,7 +9175,7 @@
         <w:pStyle w:val="ListBullet"/>
       </w:pPr>
       <w:r>
-        <w:t>Histórico: Criação inicial.</w:t>
+        <w:t>Histórico: Ajuste ao modelo aprovado com títulos principais em japonês e camadas PT-Br/JP/leitura de apoio.</w:t>
       </w:r>
     </w:p>
     <w:p>
@@ -6267,7 +9183,7 @@
         <w:pStyle w:val="Heading2"/>
       </w:pPr>
       <w:r>
-        <w:t>Código</w:t>
+        <w:t>コード</w:t>
       </w:r>
     </w:p>
     <w:p>
@@ -6280,7 +9196,7 @@
         <w:pStyle w:val="Heading2"/>
       </w:pPr>
       <w:r>
-        <w:t>Categoria</w:t>
+        <w:t>カテゴリー</w:t>
       </w:r>
     </w:p>
     <w:p>
@@ -6293,7 +9209,7 @@
         <w:pStyle w:val="Heading2"/>
       </w:pPr>
       <w:r>
-        <w:t>Termo Japonês</w:t>
+        <w:t>日本語用語</w:t>
       </w:r>
     </w:p>
     <w:p>
@@ -6306,7 +9222,7 @@
         <w:pStyle w:val="Heading2"/>
       </w:pPr>
       <w:r>
-        <w:t>Tradução Português</w:t>
+        <w:t>ポルトガル語訳</w:t>
       </w:r>
     </w:p>
     <w:p>
@@ -6319,12 +9235,12 @@
         <w:pStyle w:val="Heading2"/>
       </w:pPr>
       <w:r>
-        <w:t>Definição Técnica</w:t>
-      </w:r>
-    </w:p>
-    <w:p>
-      <w:r>
-        <w:t>Cobertura adicional que pode proteger o segurado ao dirigir veículo de outra pessoa, conforme regras da seguradora.</w:t>
+        <w:t>技術的定義</w:t>
+      </w:r>
+    </w:p>
+    <w:p>
+      <w:r>
+        <w:t>他車運転特約とは、自動車保険の相談・契約・保険金請求または契約管理において確認すべき専門用語です。具体的な意味、適用範囲、必要書類、支払可否は、保険商品、契約条件、事故状況および保険会社の判断によって異なります。</w:t>
       </w:r>
     </w:p>
     <w:p>
@@ -6332,12 +9248,12 @@
         <w:pStyle w:val="Heading2"/>
       </w:pPr>
       <w:r>
-        <w:t>Explicação Simplificada</w:t>
-      </w:r>
-    </w:p>
-    <w:p>
-      <w:r>
-        <w:t>É uma cobertura para quando dirige outro carro, se contratada e aplicável.</w:t>
+        <w:t>簡単な説明</w:t>
+      </w:r>
+    </w:p>
+    <w:p>
+      <w:r>
+        <w:t>お客様には、「Cobertura adicional para dirigir outro veículo」に関する内容を、契約内容、条件、必要書類に分けて確認することとして説明します。</w:t>
       </w:r>
     </w:p>
     <w:p>
@@ -6345,12 +9261,51 @@
         <w:pStyle w:val="Heading2"/>
       </w:pPr>
       <w:r>
-        <w:t>Como explicar ao cliente brasileiro</w:t>
-      </w:r>
-    </w:p>
-    <w:p>
-      <w:r>
-        <w:t>Não presuma que dirigir outro carro está coberto. Precisamos verificar se existe essa cobertura adicional e suas condições.</w:t>
+        <w:t>ブラジル人顧客への説明方法</w:t>
+      </w:r>
+    </w:p>
+    <w:p>
+      <w:pPr>
+        <w:pStyle w:val="Heading3"/>
+      </w:pPr>
+      <w:r>
+        <w:t>PT-Br</w:t>
+      </w:r>
+    </w:p>
+    <w:p>
+      <w:r>
+        <w:t>Vamos confirmar cobertura adicional para dirigir outro veículo e explicar de forma simples, conforme o contrato.</w:t>
+      </w:r>
+    </w:p>
+    <w:p>
+      <w:pPr>
+        <w:pStyle w:val="Heading3"/>
+      </w:pPr>
+      <w:r>
+        <w:t>JP（ふりがな）</w:t>
+      </w:r>
+    </w:p>
+    <w:p>
+      <w:r>
+        <w:t>「Cobertura adicional para dirigir outro veículo」について、契約内容に沿って分かりやすく確認します。</w:t>
+      </w:r>
+    </w:p>
+    <w:p>
+      <w:r>
+        <w:t>ふりがな: 「コベルツーラ アドイクイオンアル パラ ドイルイグイル オウトルオ ヴエイクウルオ」について、けいやくないようにそって、わかりやすくかくにんします。</w:t>
+      </w:r>
+    </w:p>
+    <w:p>
+      <w:pPr>
+        <w:pStyle w:val="Heading3"/>
+      </w:pPr>
+      <w:r>
+        <w:t>Leitura de apoio para o corretor</w:t>
+      </w:r>
+    </w:p>
+    <w:p>
+      <w:r>
+        <w:t>ヴァモス コンフィルマール コベルツーラ アドイクイオンアル パラ ドイルイグイル オウトルオ ヴエイクウルオ イ エスプリカール ジ フォルマ シンプレス コンフォルミ オ コントラート</w:t>
       </w:r>
     </w:p>
     <w:p>
@@ -6358,7 +9313,7 @@
         <w:pStyle w:val="Heading2"/>
       </w:pPr>
       <w:r>
-        <w:t>Frases utilizadas</w:t>
+        <w:t>使用フレーズ</w:t>
       </w:r>
     </w:p>
     <w:p>
@@ -6374,15 +9329,15 @@
         <w:pStyle w:val="ListBullet"/>
       </w:pPr>
       <w:r>
-        <w:t>他車運転特約に該当するか確認します。</w:t>
-      </w:r>
-    </w:p>
-    <w:p>
-      <w:pPr>
-        <w:pStyle w:val="ListBullet"/>
-      </w:pPr>
-      <w:r>
-        <w:t>補償対象かどうかを保険会社へ確認しましょう。</w:t>
+        <w:t>他車運転特約について確認しましょう。</w:t>
+      </w:r>
+    </w:p>
+    <w:p>
+      <w:pPr>
+        <w:pStyle w:val="ListBullet"/>
+      </w:pPr>
+      <w:r>
+        <w:t>契約内容と必要書類を分けて確認します.</w:t>
       </w:r>
     </w:p>
     <w:p>
@@ -6398,15 +9353,25 @@
         <w:pStyle w:val="ListBullet"/>
       </w:pPr>
       <w:r>
-        <w:t>Vamos verificar se isso se enquadra em cobertura adicional para dirigir outro veículo.</w:t>
-      </w:r>
-    </w:p>
-    <w:p>
-      <w:pPr>
-        <w:pStyle w:val="ListBullet"/>
-      </w:pPr>
-      <w:r>
-        <w:t>Precisamos confirmar se há cobertura com a seguradora.</w:t>
+        <w:t>Vamos confirmar cobertura adicional para dirigir outro veículo.</w:t>
+      </w:r>
+    </w:p>
+    <w:p>
+      <w:r>
+        <w:t xml:space="preserve">  - Leitura de apoio: ヴァモス コンフィルマール コベルツーラ アドイクイオンアル パラ ドイルイグイル オウトルオ ヴエイクウルオ</w:t>
+      </w:r>
+    </w:p>
+    <w:p>
+      <w:pPr>
+        <w:pStyle w:val="ListBullet"/>
+      </w:pPr>
+      <w:r>
+        <w:t>Vou explicar de forma simples, conforme o contrato.</w:t>
+      </w:r>
+    </w:p>
+    <w:p>
+      <w:r>
+        <w:t xml:space="preserve">  - Leitura de apoio: ヴォウ エスプリカール ジ フォルマ シンプレス コンフォルミ オ コントラート</w:t>
       </w:r>
     </w:p>
     <w:p>
@@ -6414,7 +9379,7 @@
         <w:pStyle w:val="Heading2"/>
       </w:pPr>
       <w:r>
-        <w:t>Perguntas frequentes</w:t>
+        <w:t>よくある質問</w:t>
       </w:r>
     </w:p>
     <w:p>
@@ -6430,7 +9395,7 @@
         <w:pStyle w:val="Heading2"/>
       </w:pPr>
       <w:r>
-        <w:t>Termos relacionados</w:t>
+        <w:t>関連用語</w:t>
       </w:r>
     </w:p>
     <w:p>
@@ -6454,7 +9419,7 @@
         <w:pStyle w:val="Heading2"/>
       </w:pPr>
       <w:r>
-        <w:t>Referências cruzadas</w:t>
+        <w:t>相互参照</w:t>
       </w:r>
     </w:p>
     <w:p>
@@ -6486,7 +9451,7 @@
         <w:pStyle w:val="Heading2"/>
       </w:pPr>
       <w:r>
-        <w:t>Referências</w:t>
+        <w:t>参考資料</w:t>
       </w:r>
     </w:p>
     <w:p>
@@ -6502,7 +9467,7 @@
         <w:pStyle w:val="Heading2"/>
       </w:pPr>
       <w:r>
-        <w:t>Tags</w:t>
+        <w:t>タグ</w:t>
       </w:r>
     </w:p>
     <w:p>
@@ -6542,7 +9507,7 @@
         <w:pStyle w:val="Heading2"/>
       </w:pPr>
       <w:r>
-        <w:t>Veja também</w:t>
+        <w:t>関連項目</w:t>
       </w:r>
     </w:p>
     <w:p>
@@ -6558,29 +9523,149 @@
         <w:pStyle w:val="Heading2"/>
       </w:pPr>
       <w:r>
-        <w:t>Histórico de revisão</w:t>
-      </w:r>
-    </w:p>
-    <w:p>
-      <w:r>
-        <w:t>| Data | Versão | Autor | Alteração |</w:t>
-      </w:r>
-    </w:p>
-    <w:p>
-      <w:r>
-        <w:t>| --- | --- | --- | --- |</w:t>
-      </w:r>
-    </w:p>
-    <w:p>
-      <w:r>
-        <w:t>| 2026-06-25 | 0.1 | JP-BR Insurance Knowledge Base | Criação inicial. |</w:t>
-      </w:r>
-    </w:p>
-    <w:p>
-      <w:r>
-        <w:t>————————————————————————</w:t>
-      </w:r>
-    </w:p>
+        <w:t>改訂履歴</w:t>
+      </w:r>
+    </w:p>
+    <w:tbl>
+      <w:tblPr>
+        <w:tblStyle w:val="TableGrid"/>
+        <w:tblW w:type="auto" w:w="0"/>
+        <w:tblLook w:firstColumn="1" w:firstRow="1" w:lastColumn="0" w:lastRow="0" w:noHBand="0" w:noVBand="1" w:val="04A0"/>
+      </w:tblPr>
+      <w:tblGrid>
+        <w:gridCol w:w="2520"/>
+        <w:gridCol w:w="2520"/>
+        <w:gridCol w:w="2520"/>
+        <w:gridCol w:w="2520"/>
+      </w:tblGrid>
+      <w:tr>
+        <w:tc>
+          <w:tcPr>
+            <w:tcW w:type="dxa" w:w="2520"/>
+          </w:tcPr>
+          <w:p>
+            <w:r>
+              <w:t>Data</w:t>
+            </w:r>
+          </w:p>
+        </w:tc>
+        <w:tc>
+          <w:tcPr>
+            <w:tcW w:type="dxa" w:w="2520"/>
+          </w:tcPr>
+          <w:p>
+            <w:r>
+              <w:t>Versão</w:t>
+            </w:r>
+          </w:p>
+        </w:tc>
+        <w:tc>
+          <w:tcPr>
+            <w:tcW w:type="dxa" w:w="2520"/>
+          </w:tcPr>
+          <w:p>
+            <w:r>
+              <w:t>Autor</w:t>
+            </w:r>
+          </w:p>
+        </w:tc>
+        <w:tc>
+          <w:tcPr>
+            <w:tcW w:type="dxa" w:w="2520"/>
+          </w:tcPr>
+          <w:p>
+            <w:r>
+              <w:t>Alteração</w:t>
+            </w:r>
+          </w:p>
+        </w:tc>
+      </w:tr>
+      <w:tr>
+        <w:tc>
+          <w:tcPr>
+            <w:tcW w:type="dxa" w:w="2520"/>
+          </w:tcPr>
+          <w:p>
+            <w:r>
+              <w:t>2026-06-25</w:t>
+            </w:r>
+          </w:p>
+        </w:tc>
+        <w:tc>
+          <w:tcPr>
+            <w:tcW w:type="dxa" w:w="2520"/>
+          </w:tcPr>
+          <w:p>
+            <w:r>
+              <w:t>0.1</w:t>
+            </w:r>
+          </w:p>
+        </w:tc>
+        <w:tc>
+          <w:tcPr>
+            <w:tcW w:type="dxa" w:w="2520"/>
+          </w:tcPr>
+          <w:p>
+            <w:r>
+              <w:t>JP-BR Insurance Knowledge Base</w:t>
+            </w:r>
+          </w:p>
+        </w:tc>
+        <w:tc>
+          <w:tcPr>
+            <w:tcW w:type="dxa" w:w="2520"/>
+          </w:tcPr>
+          <w:p>
+            <w:r>
+              <w:t>Criação inicial.</w:t>
+            </w:r>
+          </w:p>
+        </w:tc>
+      </w:tr>
+      <w:tr>
+        <w:tc>
+          <w:tcPr>
+            <w:tcW w:type="dxa" w:w="2520"/>
+          </w:tcPr>
+          <w:p>
+            <w:r>
+              <w:t>2026-06-27</w:t>
+            </w:r>
+          </w:p>
+        </w:tc>
+        <w:tc>
+          <w:tcPr>
+            <w:tcW w:type="dxa" w:w="2520"/>
+          </w:tcPr>
+          <w:p>
+            <w:r>
+              <w:t>0.2</w:t>
+            </w:r>
+          </w:p>
+        </w:tc>
+        <w:tc>
+          <w:tcPr>
+            <w:tcW w:type="dxa" w:w="2520"/>
+          </w:tcPr>
+          <w:p>
+            <w:r>
+              <w:t>JP-BR Insurance Knowledge Base</w:t>
+            </w:r>
+          </w:p>
+        </w:tc>
+        <w:tc>
+          <w:tcPr>
+            <w:tcW w:type="dxa" w:w="2520"/>
+          </w:tcPr>
+          <w:p>
+            <w:r>
+              <w:t>Ajuste ao modelo aprovado com PT-Br, JP（ふりがな） e leitura de apoio para o corretor.</w:t>
+            </w:r>
+          </w:p>
+        </w:tc>
+      </w:tr>
+    </w:tbl>
+    <w:p/>
     <w:p>
       <w:pPr>
         <w:pStyle w:val="Heading1"/>
@@ -6594,23 +9679,23 @@
         <w:pStyle w:val="Heading2"/>
       </w:pPr>
       <w:r>
-        <w:t>Controle</w:t>
-      </w:r>
-    </w:p>
-    <w:p>
-      <w:pPr>
-        <w:pStyle w:val="ListBullet"/>
-      </w:pPr>
-      <w:r>
-        <w:t>Versão: 0.1</w:t>
-      </w:r>
-    </w:p>
-    <w:p>
-      <w:pPr>
-        <w:pStyle w:val="ListBullet"/>
-      </w:pPr>
-      <w:r>
-        <w:t>Data: 2026-06-25</w:t>
+        <w:t>管理情報</w:t>
+      </w:r>
+    </w:p>
+    <w:p>
+      <w:pPr>
+        <w:pStyle w:val="ListBullet"/>
+      </w:pPr>
+      <w:r>
+        <w:t>Versão: 0.2</w:t>
+      </w:r>
+    </w:p>
+    <w:p>
+      <w:pPr>
+        <w:pStyle w:val="ListBullet"/>
+      </w:pPr>
+      <w:r>
+        <w:t>Data: 2026-06-27</w:t>
       </w:r>
     </w:p>
     <w:p>
@@ -6626,7 +9711,7 @@
         <w:pStyle w:val="ListBullet"/>
       </w:pPr>
       <w:r>
-        <w:t>Histórico: Criação inicial.</w:t>
+        <w:t>Histórico: Ajuste ao modelo aprovado com títulos principais em japonês e camadas PT-Br/JP/leitura de apoio.</w:t>
       </w:r>
     </w:p>
     <w:p>
@@ -6634,7 +9719,7 @@
         <w:pStyle w:val="Heading2"/>
       </w:pPr>
       <w:r>
-        <w:t>Código</w:t>
+        <w:t>コード</w:t>
       </w:r>
     </w:p>
     <w:p>
@@ -6647,7 +9732,7 @@
         <w:pStyle w:val="Heading2"/>
       </w:pPr>
       <w:r>
-        <w:t>Categoria</w:t>
+        <w:t>カテゴリー</w:t>
       </w:r>
     </w:p>
     <w:p>
@@ -6660,7 +9745,7 @@
         <w:pStyle w:val="Heading2"/>
       </w:pPr>
       <w:r>
-        <w:t>Termo Japonês</w:t>
+        <w:t>日本語用語</w:t>
       </w:r>
     </w:p>
     <w:p>
@@ -6673,7 +9758,7 @@
         <w:pStyle w:val="Heading2"/>
       </w:pPr>
       <w:r>
-        <w:t>Tradução Português</w:t>
+        <w:t>ポルトガル語訳</w:t>
       </w:r>
     </w:p>
     <w:p>
@@ -6686,12 +9771,12 @@
         <w:pStyle w:val="Heading2"/>
       </w:pPr>
       <w:r>
-        <w:t>Definição Técnica</w:t>
-      </w:r>
-    </w:p>
-    <w:p>
-      <w:r>
-        <w:t>Cobertura adicional relacionada ao uso de determinadas motocicletas pequenas ou ciclomotores por membros da família, conforme contrato.</w:t>
+        <w:t>技術的定義</w:t>
+      </w:r>
+    </w:p>
+    <w:p>
+      <w:r>
+        <w:t>ファミリーバイク特約とは、自動車保険の相談・契約・保険金請求または契約管理において確認すべき専門用語です。具体的な意味、適用範囲、必要書類、支払可否は、保険商品、契約条件、事故状況および保険会社の判断によって異なります。</w:t>
       </w:r>
     </w:p>
     <w:p>
@@ -6699,12 +9784,12 @@
         <w:pStyle w:val="Heading2"/>
       </w:pPr>
       <w:r>
-        <w:t>Explicação Simplificada</w:t>
-      </w:r>
-    </w:p>
-    <w:p>
-      <w:r>
-        <w:t>É uma cobertura adicional para moto pequena, quando contratada.</w:t>
+        <w:t>簡単な説明</w:t>
+      </w:r>
+    </w:p>
+    <w:p>
+      <w:r>
+        <w:t>お客様には、「Cobertura adicional para moto pequena da família」に関する内容を、契約内容、条件、必要書類に分けて確認することとして説明します。</w:t>
       </w:r>
     </w:p>
     <w:p>
@@ -6712,12 +9797,51 @@
         <w:pStyle w:val="Heading2"/>
       </w:pPr>
       <w:r>
-        <w:t>Como explicar ao cliente brasileiro</w:t>
-      </w:r>
-    </w:p>
-    <w:p>
-      <w:r>
-        <w:t>Se a família usa moto pequena, essa cobertura pode ser importante, mas depende das regras da seguradora.</w:t>
+        <w:t>ブラジル人顧客への説明方法</w:t>
+      </w:r>
+    </w:p>
+    <w:p>
+      <w:pPr>
+        <w:pStyle w:val="Heading3"/>
+      </w:pPr>
+      <w:r>
+        <w:t>PT-Br</w:t>
+      </w:r>
+    </w:p>
+    <w:p>
+      <w:r>
+        <w:t>Vamos confirmar cobertura adicional para moto pequena da família e explicar de forma simples, conforme o contrato.</w:t>
+      </w:r>
+    </w:p>
+    <w:p>
+      <w:pPr>
+        <w:pStyle w:val="Heading3"/>
+      </w:pPr>
+      <w:r>
+        <w:t>JP（ふりがな）</w:t>
+      </w:r>
+    </w:p>
+    <w:p>
+      <w:r>
+        <w:t>「Cobertura adicional para moto pequena da família」について、契約内容に沿って分かりやすく確認します。</w:t>
+      </w:r>
+    </w:p>
+    <w:p>
+      <w:r>
+        <w:t>ふりがな: 「コベルツーラ アドイクイオンアル パラ ムオトオ プエケンア ダ フアムイルイア」について、けいやくないようにそって、わかりやすくかくにんします。</w:t>
+      </w:r>
+    </w:p>
+    <w:p>
+      <w:pPr>
+        <w:pStyle w:val="Heading3"/>
+      </w:pPr>
+      <w:r>
+        <w:t>Leitura de apoio para o corretor</w:t>
+      </w:r>
+    </w:p>
+    <w:p>
+      <w:r>
+        <w:t>ヴァモス コンフィルマール コベルツーラ アドイクイオンアル パラ ムオトオ プエケンア ダ フアムイルイア イ エスプリカール ジ フォルマ シンプレス コンフォルミ オ コントラート</w:t>
       </w:r>
     </w:p>
     <w:p>
@@ -6725,7 +9849,7 @@
         <w:pStyle w:val="Heading2"/>
       </w:pPr>
       <w:r>
-        <w:t>Frases utilizadas</w:t>
+        <w:t>使用フレーズ</w:t>
       </w:r>
     </w:p>
     <w:p>
@@ -6741,15 +9865,15 @@
         <w:pStyle w:val="ListBullet"/>
       </w:pPr>
       <w:r>
-        <w:t>ファミリーバイク特約に該当するか確認します。</w:t>
-      </w:r>
-    </w:p>
-    <w:p>
-      <w:pPr>
-        <w:pStyle w:val="ListBullet"/>
-      </w:pPr>
-      <w:r>
-        <w:t>補償対象かどうかを保険会社へ確認しましょう。</w:t>
+        <w:t>ファミリーバイク特約について確認しましょう。</w:t>
+      </w:r>
+    </w:p>
+    <w:p>
+      <w:pPr>
+        <w:pStyle w:val="ListBullet"/>
+      </w:pPr>
+      <w:r>
+        <w:t>契約内容と必要書類を分けて確認します.</w:t>
       </w:r>
     </w:p>
     <w:p>
@@ -6765,15 +9889,25 @@
         <w:pStyle w:val="ListBullet"/>
       </w:pPr>
       <w:r>
-        <w:t>Vamos verificar se isso se enquadra em cobertura adicional para moto pequena da família.</w:t>
-      </w:r>
-    </w:p>
-    <w:p>
-      <w:pPr>
-        <w:pStyle w:val="ListBullet"/>
-      </w:pPr>
-      <w:r>
-        <w:t>Precisamos confirmar se há cobertura com a seguradora.</w:t>
+        <w:t>Vamos confirmar cobertura adicional para moto pequena da família.</w:t>
+      </w:r>
+    </w:p>
+    <w:p>
+      <w:r>
+        <w:t xml:space="preserve">  - Leitura de apoio: ヴァモス コンフィルマール コベルツーラ アドイクイオンアル パラ ムオトオ プエケンア ダ フアムイルイア</w:t>
+      </w:r>
+    </w:p>
+    <w:p>
+      <w:pPr>
+        <w:pStyle w:val="ListBullet"/>
+      </w:pPr>
+      <w:r>
+        <w:t>Vou explicar de forma simples, conforme o contrato.</w:t>
+      </w:r>
+    </w:p>
+    <w:p>
+      <w:r>
+        <w:t xml:space="preserve">  - Leitura de apoio: ヴォウ エスプリカール ジ フォルマ シンプレス コンフォルミ オ コントラート</w:t>
       </w:r>
     </w:p>
     <w:p>
@@ -6781,7 +9915,7 @@
         <w:pStyle w:val="Heading2"/>
       </w:pPr>
       <w:r>
-        <w:t>Perguntas frequentes</w:t>
+        <w:t>よくある質問</w:t>
       </w:r>
     </w:p>
     <w:p>
@@ -6797,7 +9931,7 @@
         <w:pStyle w:val="Heading2"/>
       </w:pPr>
       <w:r>
-        <w:t>Termos relacionados</w:t>
+        <w:t>関連用語</w:t>
       </w:r>
     </w:p>
     <w:p>
@@ -6821,7 +9955,7 @@
         <w:pStyle w:val="Heading2"/>
       </w:pPr>
       <w:r>
-        <w:t>Referências cruzadas</w:t>
+        <w:t>相互参照</w:t>
       </w:r>
     </w:p>
     <w:p>
@@ -6853,7 +9987,7 @@
         <w:pStyle w:val="Heading2"/>
       </w:pPr>
       <w:r>
-        <w:t>Referências</w:t>
+        <w:t>参考資料</w:t>
       </w:r>
     </w:p>
     <w:p>
@@ -6869,7 +10003,7 @@
         <w:pStyle w:val="Heading2"/>
       </w:pPr>
       <w:r>
-        <w:t>Tags</w:t>
+        <w:t>タグ</w:t>
       </w:r>
     </w:p>
     <w:p>
@@ -6909,7 +10043,7 @@
         <w:pStyle w:val="Heading2"/>
       </w:pPr>
       <w:r>
-        <w:t>Veja também</w:t>
+        <w:t>関連項目</w:t>
       </w:r>
     </w:p>
     <w:p>
@@ -6925,29 +10059,149 @@
         <w:pStyle w:val="Heading2"/>
       </w:pPr>
       <w:r>
-        <w:t>Histórico de revisão</w:t>
-      </w:r>
-    </w:p>
-    <w:p>
-      <w:r>
-        <w:t>| Data | Versão | Autor | Alteração |</w:t>
-      </w:r>
-    </w:p>
-    <w:p>
-      <w:r>
-        <w:t>| --- | --- | --- | --- |</w:t>
-      </w:r>
-    </w:p>
-    <w:p>
-      <w:r>
-        <w:t>| 2026-06-25 | 0.1 | JP-BR Insurance Knowledge Base | Criação inicial. |</w:t>
-      </w:r>
-    </w:p>
-    <w:p>
-      <w:r>
-        <w:t>————————————————————————</w:t>
-      </w:r>
-    </w:p>
+        <w:t>改訂履歴</w:t>
+      </w:r>
+    </w:p>
+    <w:tbl>
+      <w:tblPr>
+        <w:tblStyle w:val="TableGrid"/>
+        <w:tblW w:type="auto" w:w="0"/>
+        <w:tblLook w:firstColumn="1" w:firstRow="1" w:lastColumn="0" w:lastRow="0" w:noHBand="0" w:noVBand="1" w:val="04A0"/>
+      </w:tblPr>
+      <w:tblGrid>
+        <w:gridCol w:w="2520"/>
+        <w:gridCol w:w="2520"/>
+        <w:gridCol w:w="2520"/>
+        <w:gridCol w:w="2520"/>
+      </w:tblGrid>
+      <w:tr>
+        <w:tc>
+          <w:tcPr>
+            <w:tcW w:type="dxa" w:w="2520"/>
+          </w:tcPr>
+          <w:p>
+            <w:r>
+              <w:t>Data</w:t>
+            </w:r>
+          </w:p>
+        </w:tc>
+        <w:tc>
+          <w:tcPr>
+            <w:tcW w:type="dxa" w:w="2520"/>
+          </w:tcPr>
+          <w:p>
+            <w:r>
+              <w:t>Versão</w:t>
+            </w:r>
+          </w:p>
+        </w:tc>
+        <w:tc>
+          <w:tcPr>
+            <w:tcW w:type="dxa" w:w="2520"/>
+          </w:tcPr>
+          <w:p>
+            <w:r>
+              <w:t>Autor</w:t>
+            </w:r>
+          </w:p>
+        </w:tc>
+        <w:tc>
+          <w:tcPr>
+            <w:tcW w:type="dxa" w:w="2520"/>
+          </w:tcPr>
+          <w:p>
+            <w:r>
+              <w:t>Alteração</w:t>
+            </w:r>
+          </w:p>
+        </w:tc>
+      </w:tr>
+      <w:tr>
+        <w:tc>
+          <w:tcPr>
+            <w:tcW w:type="dxa" w:w="2520"/>
+          </w:tcPr>
+          <w:p>
+            <w:r>
+              <w:t>2026-06-25</w:t>
+            </w:r>
+          </w:p>
+        </w:tc>
+        <w:tc>
+          <w:tcPr>
+            <w:tcW w:type="dxa" w:w="2520"/>
+          </w:tcPr>
+          <w:p>
+            <w:r>
+              <w:t>0.1</w:t>
+            </w:r>
+          </w:p>
+        </w:tc>
+        <w:tc>
+          <w:tcPr>
+            <w:tcW w:type="dxa" w:w="2520"/>
+          </w:tcPr>
+          <w:p>
+            <w:r>
+              <w:t>JP-BR Insurance Knowledge Base</w:t>
+            </w:r>
+          </w:p>
+        </w:tc>
+        <w:tc>
+          <w:tcPr>
+            <w:tcW w:type="dxa" w:w="2520"/>
+          </w:tcPr>
+          <w:p>
+            <w:r>
+              <w:t>Criação inicial.</w:t>
+            </w:r>
+          </w:p>
+        </w:tc>
+      </w:tr>
+      <w:tr>
+        <w:tc>
+          <w:tcPr>
+            <w:tcW w:type="dxa" w:w="2520"/>
+          </w:tcPr>
+          <w:p>
+            <w:r>
+              <w:t>2026-06-27</w:t>
+            </w:r>
+          </w:p>
+        </w:tc>
+        <w:tc>
+          <w:tcPr>
+            <w:tcW w:type="dxa" w:w="2520"/>
+          </w:tcPr>
+          <w:p>
+            <w:r>
+              <w:t>0.2</w:t>
+            </w:r>
+          </w:p>
+        </w:tc>
+        <w:tc>
+          <w:tcPr>
+            <w:tcW w:type="dxa" w:w="2520"/>
+          </w:tcPr>
+          <w:p>
+            <w:r>
+              <w:t>JP-BR Insurance Knowledge Base</w:t>
+            </w:r>
+          </w:p>
+        </w:tc>
+        <w:tc>
+          <w:tcPr>
+            <w:tcW w:type="dxa" w:w="2520"/>
+          </w:tcPr>
+          <w:p>
+            <w:r>
+              <w:t>Ajuste ao modelo aprovado com PT-Br, JP（ふりがな） e leitura de apoio para o corretor.</w:t>
+            </w:r>
+          </w:p>
+        </w:tc>
+      </w:tr>
+    </w:tbl>
+    <w:p/>
     <w:p>
       <w:pPr>
         <w:pStyle w:val="Heading1"/>
@@ -6961,23 +10215,23 @@
         <w:pStyle w:val="Heading2"/>
       </w:pPr>
       <w:r>
-        <w:t>Controle</w:t>
-      </w:r>
-    </w:p>
-    <w:p>
-      <w:pPr>
-        <w:pStyle w:val="ListBullet"/>
-      </w:pPr>
-      <w:r>
-        <w:t>Versão: 0.1</w:t>
-      </w:r>
-    </w:p>
-    <w:p>
-      <w:pPr>
-        <w:pStyle w:val="ListBullet"/>
-      </w:pPr>
-      <w:r>
-        <w:t>Data: 2026-06-25</w:t>
+        <w:t>管理情報</w:t>
+      </w:r>
+    </w:p>
+    <w:p>
+      <w:pPr>
+        <w:pStyle w:val="ListBullet"/>
+      </w:pPr>
+      <w:r>
+        <w:t>Versão: 0.2</w:t>
+      </w:r>
+    </w:p>
+    <w:p>
+      <w:pPr>
+        <w:pStyle w:val="ListBullet"/>
+      </w:pPr>
+      <w:r>
+        <w:t>Data: 2026-06-27</w:t>
       </w:r>
     </w:p>
     <w:p>
@@ -6993,7 +10247,7 @@
         <w:pStyle w:val="ListBullet"/>
       </w:pPr>
       <w:r>
-        <w:t>Histórico: Criação inicial.</w:t>
+        <w:t>Histórico: Ajuste ao modelo aprovado com títulos principais em japonês e camadas PT-Br/JP/leitura de apoio.</w:t>
       </w:r>
     </w:p>
     <w:p>
@@ -7001,7 +10255,7 @@
         <w:pStyle w:val="Heading2"/>
       </w:pPr>
       <w:r>
-        <w:t>Código</w:t>
+        <w:t>コード</w:t>
       </w:r>
     </w:p>
     <w:p>
@@ -7014,7 +10268,7 @@
         <w:pStyle w:val="Heading2"/>
       </w:pPr>
       <w:r>
-        <w:t>Categoria</w:t>
+        <w:t>カテゴリー</w:t>
       </w:r>
     </w:p>
     <w:p>
@@ -7027,7 +10281,7 @@
         <w:pStyle w:val="Heading2"/>
       </w:pPr>
       <w:r>
-        <w:t>Termo Japonês</w:t>
+        <w:t>日本語用語</w:t>
       </w:r>
     </w:p>
     <w:p>
@@ -7040,7 +10294,7 @@
         <w:pStyle w:val="Heading2"/>
       </w:pPr>
       <w:r>
-        <w:t>Tradução Português</w:t>
+        <w:t>ポルトガル語訳</w:t>
       </w:r>
     </w:p>
     <w:p>
@@ -7053,12 +10307,12 @@
         <w:pStyle w:val="Heading2"/>
       </w:pPr>
       <w:r>
-        <w:t>Definição Técnica</w:t>
-      </w:r>
-    </w:p>
-    <w:p>
-      <w:r>
-        <w:t>Cobertura adicional para responsabilidade civil em situações da vida cotidiana, fora do uso principal do veículo, conforme contrato.</w:t>
+        <w:t>技術的定義</w:t>
+      </w:r>
+    </w:p>
+    <w:p>
+      <w:r>
+        <w:t>個人賠償責任特約とは、自動車保険の相談・契約・保険金請求または契約管理において確認すべき専門用語です。具体的な意味、適用範囲、必要書類、支払可否は、保険商品、契約条件、事故状況および保険会社の判断によって異なります。</w:t>
       </w:r>
     </w:p>
     <w:p>
@@ -7066,12 +10320,12 @@
         <w:pStyle w:val="Heading2"/>
       </w:pPr>
       <w:r>
-        <w:t>Explicação Simplificada</w:t>
-      </w:r>
-    </w:p>
-    <w:p>
-      <w:r>
-        <w:t>É uma cobertura para danos a terceiros em situações do dia a dia.</w:t>
+        <w:t>簡単な説明</w:t>
+      </w:r>
+    </w:p>
+    <w:p>
+      <w:r>
+        <w:t>お客様には、「Cobertura adicional de responsabilidade civil pessoal」に関する内容を、契約内容、条件、必要書類に分けて確認することとして説明します。</w:t>
       </w:r>
     </w:p>
     <w:p>
@@ -7079,12 +10333,51 @@
         <w:pStyle w:val="Heading2"/>
       </w:pPr>
       <w:r>
-        <w:t>Como explicar ao cliente brasileiro</w:t>
-      </w:r>
-    </w:p>
-    <w:p>
-      <w:r>
-        <w:t>Essa cobertura pode ajudar em situações cotidianas, mas precisa estar contratada e dentro das regras.</w:t>
+        <w:t>ブラジル人顧客への説明方法</w:t>
+      </w:r>
+    </w:p>
+    <w:p>
+      <w:pPr>
+        <w:pStyle w:val="Heading3"/>
+      </w:pPr>
+      <w:r>
+        <w:t>PT-Br</w:t>
+      </w:r>
+    </w:p>
+    <w:p>
+      <w:r>
+        <w:t>Vamos confirmar cobertura adicional de responsabilidade civil pessoal e explicar de forma simples, conforme o contrato.</w:t>
+      </w:r>
+    </w:p>
+    <w:p>
+      <w:pPr>
+        <w:pStyle w:val="Heading3"/>
+      </w:pPr>
+      <w:r>
+        <w:t>JP（ふりがな）</w:t>
+      </w:r>
+    </w:p>
+    <w:p>
+      <w:r>
+        <w:t>「Cobertura adicional de responsabilidade civil pessoal」について、契約内容に沿って分かりやすく確認します。</w:t>
+      </w:r>
+    </w:p>
+    <w:p>
+      <w:r>
+        <w:t>ふりがな: 「コベルツーラ アドイクイオンアル ジ ヘスポンサビリダージ シヴィウ ペソアウ」について、けいやくないようにそって、わかりやすくかくにんします。</w:t>
+      </w:r>
+    </w:p>
+    <w:p>
+      <w:pPr>
+        <w:pStyle w:val="Heading3"/>
+      </w:pPr>
+      <w:r>
+        <w:t>Leitura de apoio para o corretor</w:t>
+      </w:r>
+    </w:p>
+    <w:p>
+      <w:r>
+        <w:t>ヴァモス コンフィルマール コベルツーラ アドイクイオンアル ジ ヘスポンサビリダージ シヴィウ ペソアウ イ エスプリカール ジ フォルマ シンプレス コンフォルミ オ コントラート</w:t>
       </w:r>
     </w:p>
     <w:p>
@@ -7092,7 +10385,7 @@
         <w:pStyle w:val="Heading2"/>
       </w:pPr>
       <w:r>
-        <w:t>Frases utilizadas</w:t>
+        <w:t>使用フレーズ</w:t>
       </w:r>
     </w:p>
     <w:p>
@@ -7108,15 +10401,15 @@
         <w:pStyle w:val="ListBullet"/>
       </w:pPr>
       <w:r>
-        <w:t>個人賠償責任特約に該当するか確認します。</w:t>
-      </w:r>
-    </w:p>
-    <w:p>
-      <w:pPr>
-        <w:pStyle w:val="ListBullet"/>
-      </w:pPr>
-      <w:r>
-        <w:t>補償対象かどうかを保険会社へ確認しましょう。</w:t>
+        <w:t>個人賠償責任特約について確認しましょう。</w:t>
+      </w:r>
+    </w:p>
+    <w:p>
+      <w:pPr>
+        <w:pStyle w:val="ListBullet"/>
+      </w:pPr>
+      <w:r>
+        <w:t>契約内容と必要書類を分けて確認します.</w:t>
       </w:r>
     </w:p>
     <w:p>
@@ -7132,15 +10425,25 @@
         <w:pStyle w:val="ListBullet"/>
       </w:pPr>
       <w:r>
-        <w:t>Vamos verificar se isso se enquadra em cobertura adicional de responsabilidade civil pessoal.</w:t>
-      </w:r>
-    </w:p>
-    <w:p>
-      <w:pPr>
-        <w:pStyle w:val="ListBullet"/>
-      </w:pPr>
-      <w:r>
-        <w:t>Precisamos confirmar se há cobertura com a seguradora.</w:t>
+        <w:t>Vamos confirmar cobertura adicional de responsabilidade civil pessoal.</w:t>
+      </w:r>
+    </w:p>
+    <w:p>
+      <w:r>
+        <w:t xml:space="preserve">  - Leitura de apoio: ヴァモス コンフィルマール コベルツーラ アドイクイオンアル ジ ヘスポンサビリダージ シヴィウ ペソアウ</w:t>
+      </w:r>
+    </w:p>
+    <w:p>
+      <w:pPr>
+        <w:pStyle w:val="ListBullet"/>
+      </w:pPr>
+      <w:r>
+        <w:t>Vou explicar de forma simples, conforme o contrato.</w:t>
+      </w:r>
+    </w:p>
+    <w:p>
+      <w:r>
+        <w:t xml:space="preserve">  - Leitura de apoio: ヴォウ エスプリカール ジ フォルマ シンプレス コンフォルミ オ コントラート</w:t>
       </w:r>
     </w:p>
     <w:p>
@@ -7148,7 +10451,7 @@
         <w:pStyle w:val="Heading2"/>
       </w:pPr>
       <w:r>
-        <w:t>Perguntas frequentes</w:t>
+        <w:t>よくある質問</w:t>
       </w:r>
     </w:p>
     <w:p>
@@ -7164,7 +10467,7 @@
         <w:pStyle w:val="Heading2"/>
       </w:pPr>
       <w:r>
-        <w:t>Termos relacionados</w:t>
+        <w:t>関連用語</w:t>
       </w:r>
     </w:p>
     <w:p>
@@ -7180,7 +10483,7 @@
         <w:pStyle w:val="Heading2"/>
       </w:pPr>
       <w:r>
-        <w:t>Referências cruzadas</w:t>
+        <w:t>相互参照</w:t>
       </w:r>
     </w:p>
     <w:p>
@@ -7212,7 +10515,7 @@
         <w:pStyle w:val="Heading2"/>
       </w:pPr>
       <w:r>
-        <w:t>Referências</w:t>
+        <w:t>参考資料</w:t>
       </w:r>
     </w:p>
     <w:p>
@@ -7228,7 +10531,7 @@
         <w:pStyle w:val="Heading2"/>
       </w:pPr>
       <w:r>
-        <w:t>Tags</w:t>
+        <w:t>タグ</w:t>
       </w:r>
     </w:p>
     <w:p>
@@ -7268,7 +10571,7 @@
         <w:pStyle w:val="Heading2"/>
       </w:pPr>
       <w:r>
-        <w:t>Veja também</w:t>
+        <w:t>関連項目</w:t>
       </w:r>
     </w:p>
     <w:p>
@@ -7284,27 +10587,152 @@
         <w:pStyle w:val="Heading2"/>
       </w:pPr>
       <w:r>
-        <w:t>Histórico de revisão</w:t>
-      </w:r>
-    </w:p>
-    <w:p>
-      <w:r>
-        <w:t>| Data | Versão | Autor | Alteração |</w:t>
-      </w:r>
-    </w:p>
-    <w:p>
-      <w:r>
-        <w:t>| --- | --- | --- | --- |</w:t>
-      </w:r>
-    </w:p>
-    <w:p>
-      <w:r>
-        <w:t>| 2026-06-25 | 0.1 | JP-BR Insurance Knowledge Base | Criação inicial. |</w:t>
-      </w:r>
-    </w:p>
+        <w:t>改訂履歴</w:t>
+      </w:r>
+    </w:p>
+    <w:tbl>
+      <w:tblPr>
+        <w:tblStyle w:val="TableGrid"/>
+        <w:tblW w:type="auto" w:w="0"/>
+        <w:tblLook w:firstColumn="1" w:firstRow="1" w:lastColumn="0" w:lastRow="0" w:noHBand="0" w:noVBand="1" w:val="04A0"/>
+      </w:tblPr>
+      <w:tblGrid>
+        <w:gridCol w:w="2520"/>
+        <w:gridCol w:w="2520"/>
+        <w:gridCol w:w="2520"/>
+        <w:gridCol w:w="2520"/>
+      </w:tblGrid>
+      <w:tr>
+        <w:tc>
+          <w:tcPr>
+            <w:tcW w:type="dxa" w:w="2520"/>
+          </w:tcPr>
+          <w:p>
+            <w:r>
+              <w:t>Data</w:t>
+            </w:r>
+          </w:p>
+        </w:tc>
+        <w:tc>
+          <w:tcPr>
+            <w:tcW w:type="dxa" w:w="2520"/>
+          </w:tcPr>
+          <w:p>
+            <w:r>
+              <w:t>Versão</w:t>
+            </w:r>
+          </w:p>
+        </w:tc>
+        <w:tc>
+          <w:tcPr>
+            <w:tcW w:type="dxa" w:w="2520"/>
+          </w:tcPr>
+          <w:p>
+            <w:r>
+              <w:t>Autor</w:t>
+            </w:r>
+          </w:p>
+        </w:tc>
+        <w:tc>
+          <w:tcPr>
+            <w:tcW w:type="dxa" w:w="2520"/>
+          </w:tcPr>
+          <w:p>
+            <w:r>
+              <w:t>Alteração</w:t>
+            </w:r>
+          </w:p>
+        </w:tc>
+      </w:tr>
+      <w:tr>
+        <w:tc>
+          <w:tcPr>
+            <w:tcW w:type="dxa" w:w="2520"/>
+          </w:tcPr>
+          <w:p>
+            <w:r>
+              <w:t>2026-06-25</w:t>
+            </w:r>
+          </w:p>
+        </w:tc>
+        <w:tc>
+          <w:tcPr>
+            <w:tcW w:type="dxa" w:w="2520"/>
+          </w:tcPr>
+          <w:p>
+            <w:r>
+              <w:t>0.1</w:t>
+            </w:r>
+          </w:p>
+        </w:tc>
+        <w:tc>
+          <w:tcPr>
+            <w:tcW w:type="dxa" w:w="2520"/>
+          </w:tcPr>
+          <w:p>
+            <w:r>
+              <w:t>JP-BR Insurance Knowledge Base</w:t>
+            </w:r>
+          </w:p>
+        </w:tc>
+        <w:tc>
+          <w:tcPr>
+            <w:tcW w:type="dxa" w:w="2520"/>
+          </w:tcPr>
+          <w:p>
+            <w:r>
+              <w:t>Criação inicial.</w:t>
+            </w:r>
+          </w:p>
+        </w:tc>
+      </w:tr>
+      <w:tr>
+        <w:tc>
+          <w:tcPr>
+            <w:tcW w:type="dxa" w:w="2520"/>
+          </w:tcPr>
+          <w:p>
+            <w:r>
+              <w:t>2026-06-27</w:t>
+            </w:r>
+          </w:p>
+        </w:tc>
+        <w:tc>
+          <w:tcPr>
+            <w:tcW w:type="dxa" w:w="2520"/>
+          </w:tcPr>
+          <w:p>
+            <w:r>
+              <w:t>0.2</w:t>
+            </w:r>
+          </w:p>
+        </w:tc>
+        <w:tc>
+          <w:tcPr>
+            <w:tcW w:type="dxa" w:w="2520"/>
+          </w:tcPr>
+          <w:p>
+            <w:r>
+              <w:t>JP-BR Insurance Knowledge Base</w:t>
+            </w:r>
+          </w:p>
+        </w:tc>
+        <w:tc>
+          <w:tcPr>
+            <w:tcW w:type="dxa" w:w="2520"/>
+          </w:tcPr>
+          <w:p>
+            <w:r>
+              <w:t>Ajuste ao modelo aprovado com PT-Br, JP（ふりがな） e leitura de apoio para o corretor.</w:t>
+            </w:r>
+          </w:p>
+        </w:tc>
+      </w:tr>
+    </w:tbl>
+    <w:p/>
     <w:sectPr>
       <w:pgSz w:w="12240" w:h="15840"/>
-      <w:pgMar w:top="1440" w:right="1800" w:bottom="1440" w:left="1800" w:header="720" w:footer="720" w:gutter="0"/>
+      <w:pgMar w:top="1008" w:right="1080" w:bottom="1008" w:left="1080" w:header="720" w:footer="720" w:gutter="0"/>
       <w:cols w:space="720"/>
       <w:docGrid w:linePitch="360"/>
     </w:sectPr>
@@ -7677,7 +11105,7 @@
     <w:rsid w:val="00FC693F"/>
     <w:rPr>
       <w:rFonts w:ascii="Arial Unicode MS" w:hAnsi="Arial Unicode MS"/>
-      <w:sz w:val="20"/>
+      <w:sz w:val="21"/>
     </w:rPr>
   </w:style>
   <w:style w:type="paragraph" w:styleId="Header">
@@ -7739,11 +11167,11 @@
       <w:outlineLvl w:val="0"/>
     </w:pPr>
     <w:rPr>
-      <w:rFonts w:asciiTheme="majorHAnsi" w:eastAsiaTheme="majorEastAsia" w:hAnsiTheme="majorHAnsi" w:cstheme="majorBidi"/>
+      <w:rFonts w:asciiTheme="majorHAnsi" w:eastAsiaTheme="majorEastAsia" w:hAnsiTheme="majorHAnsi" w:cstheme="majorBidi" w:ascii="Arial Unicode MS" w:hAnsi="Arial Unicode MS"/>
       <w:b/>
       <w:bCs/>
       <w:color w:val="365F91" w:themeColor="accent1" w:themeShade="BF"/>
-      <w:sz w:val="28"/>
+      <w:sz w:val="36"/>
       <w:szCs w:val="28"/>
     </w:rPr>
   </w:style>
@@ -7763,11 +11191,11 @@
       <w:outlineLvl w:val="1"/>
     </w:pPr>
     <w:rPr>
-      <w:rFonts w:asciiTheme="majorHAnsi" w:eastAsiaTheme="majorEastAsia" w:hAnsiTheme="majorHAnsi" w:cstheme="majorBidi"/>
+      <w:rFonts w:asciiTheme="majorHAnsi" w:eastAsiaTheme="majorEastAsia" w:hAnsiTheme="majorHAnsi" w:cstheme="majorBidi" w:ascii="Arial Unicode MS" w:hAnsi="Arial Unicode MS"/>
       <w:b/>
       <w:bCs/>
       <w:color w:val="4F81BD" w:themeColor="accent1"/>
-      <w:sz w:val="26"/>
+      <w:sz w:val="28"/>
       <w:szCs w:val="26"/>
     </w:rPr>
   </w:style>
@@ -7787,10 +11215,11 @@
       <w:outlineLvl w:val="2"/>
     </w:pPr>
     <w:rPr>
-      <w:rFonts w:asciiTheme="majorHAnsi" w:eastAsiaTheme="majorEastAsia" w:hAnsiTheme="majorHAnsi" w:cstheme="majorBidi"/>
+      <w:rFonts w:asciiTheme="majorHAnsi" w:eastAsiaTheme="majorEastAsia" w:hAnsiTheme="majorHAnsi" w:cstheme="majorBidi" w:ascii="Arial Unicode MS" w:hAnsi="Arial Unicode MS"/>
       <w:b/>
       <w:bCs/>
       <w:color w:val="4F81BD" w:themeColor="accent1"/>
+      <w:sz w:val="24"/>
     </w:rPr>
   </w:style>
   <w:style w:type="paragraph" w:styleId="Heading4">
